--- a/Final_Report_Suryansh_Namdeo_IPM06194.docx
+++ b/Final_Report_Suryansh_Namdeo_IPM06194.docx
@@ -2247,480 +2247,46 @@
         <w:t>Evolution of Cross-Border Settlement (1973–2025)</w:t>
       </w:r>
     </w:p>
-    <w:tbl>
-      <w:tblPr>
-        <w:tblStyle w:val="LightGrid-Accent1"/>
-        <w:tblW w:type="auto" w:w="0"/>
+    <w:p>
+      <w:pPr>
+        <w:spacing w:before="80" w:after="80" w:line="240" w:lineRule="auto"/>
         <w:jc w:val="center"/>
-        <w:tblLook w:firstColumn="1" w:firstRow="1" w:lastColumn="0" w:lastRow="0" w:noHBand="0" w:noVBand="1" w:val="04A0"/>
-      </w:tblPr>
-      <w:tblGrid>
-        <w:gridCol w:w="4320"/>
-        <w:gridCol w:w="4320"/>
-      </w:tblGrid>
-      <w:tr>
-        <w:tc>
-          <w:tcPr>
-            <w:tcW w:type="dxa" w:w="1440"/>
-          </w:tcPr>
-          <w:p>
-            <w:pPr>
-              <w:spacing w:line="240" w:lineRule="auto"/>
-            </w:pPr>
-            <w:r/>
-            <w:r>
-              <w:rPr>
-                <w:rFonts w:ascii="Times New Roman" w:hAnsi="Times New Roman" w:cs="Times New Roman"/>
-                <w:b/>
-                <w:i w:val="0"/>
-                <w:sz w:val="22"/>
-              </w:rPr>
-              <w:t>Year</w:t>
-            </w:r>
-          </w:p>
-        </w:tc>
-        <w:tc>
-          <w:tcPr>
-            <w:tcW w:type="dxa" w:w="7200"/>
-          </w:tcPr>
-          <w:p>
-            <w:pPr>
-              <w:spacing w:line="240" w:lineRule="auto"/>
-            </w:pPr>
-            <w:r/>
-            <w:r>
-              <w:rPr>
-                <w:rFonts w:ascii="Times New Roman" w:hAnsi="Times New Roman" w:cs="Times New Roman"/>
-                <w:b/>
-                <w:i w:val="0"/>
-                <w:sz w:val="22"/>
-              </w:rPr>
-              <w:t>Milestone</w:t>
-            </w:r>
-          </w:p>
-        </w:tc>
-      </w:tr>
-      <w:tr>
-        <w:tc>
-          <w:tcPr>
-            <w:tcW w:type="dxa" w:w="1440"/>
-          </w:tcPr>
-          <w:p>
-            <w:pPr>
-              <w:spacing w:line="240" w:lineRule="auto"/>
-            </w:pPr>
-            <w:r/>
-            <w:r>
-              <w:rPr>
-                <w:rFonts w:ascii="Times New Roman" w:hAnsi="Times New Roman" w:cs="Times New Roman"/>
-                <w:b w:val="0"/>
-                <w:i w:val="0"/>
-                <w:sz w:val="22"/>
-              </w:rPr>
-              <w:t>1973</w:t>
-            </w:r>
-          </w:p>
-        </w:tc>
-        <w:tc>
-          <w:tcPr>
-            <w:tcW w:type="dxa" w:w="7200"/>
-          </w:tcPr>
-          <w:p>
-            <w:pPr>
-              <w:spacing w:line="240" w:lineRule="auto"/>
-            </w:pPr>
-            <w:r/>
-            <w:r>
-              <w:rPr>
-                <w:rFonts w:ascii="Times New Roman" w:hAnsi="Times New Roman" w:cs="Times New Roman"/>
-                <w:b w:val="0"/>
-                <w:i w:val="0"/>
-                <w:sz w:val="22"/>
-              </w:rPr>
-              <w:t>SWIFT founded</w:t>
-            </w:r>
-          </w:p>
-        </w:tc>
-      </w:tr>
-      <w:tr>
-        <w:tc>
-          <w:tcPr>
-            <w:tcW w:type="dxa" w:w="1440"/>
-          </w:tcPr>
-          <w:p>
-            <w:pPr>
-              <w:spacing w:line="240" w:lineRule="auto"/>
-            </w:pPr>
-            <w:r/>
-            <w:r>
-              <w:rPr>
-                <w:rFonts w:ascii="Times New Roman" w:hAnsi="Times New Roman" w:cs="Times New Roman"/>
-                <w:b w:val="0"/>
-                <w:i w:val="0"/>
-                <w:sz w:val="22"/>
-              </w:rPr>
-              <w:t>1974</w:t>
-            </w:r>
-          </w:p>
-        </w:tc>
-        <w:tc>
-          <w:tcPr>
-            <w:tcW w:type="dxa" w:w="7200"/>
-          </w:tcPr>
-          <w:p>
-            <w:pPr>
-              <w:spacing w:line="240" w:lineRule="auto"/>
-            </w:pPr>
-            <w:r/>
-            <w:r>
-              <w:rPr>
-                <w:rFonts w:ascii="Times New Roman" w:hAnsi="Times New Roman" w:cs="Times New Roman"/>
-                <w:b w:val="0"/>
-                <w:i w:val="0"/>
-                <w:sz w:val="22"/>
-              </w:rPr>
-              <w:t>Herstatt crisis</w:t>
-            </w:r>
-          </w:p>
-        </w:tc>
-      </w:tr>
-      <w:tr>
-        <w:tc>
-          <w:tcPr>
-            <w:tcW w:type="dxa" w:w="1440"/>
-          </w:tcPr>
-          <w:p>
-            <w:pPr>
-              <w:spacing w:line="240" w:lineRule="auto"/>
-            </w:pPr>
-            <w:r/>
-            <w:r>
-              <w:rPr>
-                <w:rFonts w:ascii="Times New Roman" w:hAnsi="Times New Roman" w:cs="Times New Roman"/>
-                <w:b w:val="0"/>
-                <w:i w:val="0"/>
-                <w:sz w:val="22"/>
-              </w:rPr>
-              <w:t>2002</w:t>
-            </w:r>
-          </w:p>
-        </w:tc>
-        <w:tc>
-          <w:tcPr>
-            <w:tcW w:type="dxa" w:w="7200"/>
-          </w:tcPr>
-          <w:p>
-            <w:pPr>
-              <w:spacing w:line="240" w:lineRule="auto"/>
-            </w:pPr>
-            <w:r/>
-            <w:r>
-              <w:rPr>
-                <w:rFonts w:ascii="Times New Roman" w:hAnsi="Times New Roman" w:cs="Times New Roman"/>
-                <w:b w:val="0"/>
-                <w:i w:val="0"/>
-                <w:sz w:val="22"/>
-              </w:rPr>
-              <w:t>CLS Bank launched (PvP for 18 currencies)</w:t>
-            </w:r>
-          </w:p>
-        </w:tc>
-      </w:tr>
-      <w:tr>
-        <w:tc>
-          <w:tcPr>
-            <w:tcW w:type="dxa" w:w="1440"/>
-          </w:tcPr>
-          <w:p>
-            <w:pPr>
-              <w:spacing w:line="240" w:lineRule="auto"/>
-            </w:pPr>
-            <w:r/>
-            <w:r>
-              <w:rPr>
-                <w:rFonts w:ascii="Times New Roman" w:hAnsi="Times New Roman" w:cs="Times New Roman"/>
-                <w:b w:val="0"/>
-                <w:i w:val="0"/>
-                <w:sz w:val="22"/>
-              </w:rPr>
-              <w:t>2008</w:t>
-            </w:r>
-          </w:p>
-        </w:tc>
-        <w:tc>
-          <w:tcPr>
-            <w:tcW w:type="dxa" w:w="7200"/>
-          </w:tcPr>
-          <w:p>
-            <w:pPr>
-              <w:spacing w:line="240" w:lineRule="auto"/>
-            </w:pPr>
-            <w:r/>
-            <w:r>
-              <w:rPr>
-                <w:rFonts w:ascii="Times New Roman" w:hAnsi="Times New Roman" w:cs="Times New Roman"/>
-                <w:b w:val="0"/>
-                <w:i w:val="0"/>
-                <w:sz w:val="22"/>
-              </w:rPr>
-              <w:t>Global Financial Crisis; counterparty risk repriced</w:t>
-            </w:r>
-          </w:p>
-        </w:tc>
-      </w:tr>
-      <w:tr>
-        <w:tc>
-          <w:tcPr>
-            <w:tcW w:type="dxa" w:w="1440"/>
-          </w:tcPr>
-          <w:p>
-            <w:pPr>
-              <w:spacing w:line="240" w:lineRule="auto"/>
-            </w:pPr>
-            <w:r/>
-            <w:r>
-              <w:rPr>
-                <w:rFonts w:ascii="Times New Roman" w:hAnsi="Times New Roman" w:cs="Times New Roman"/>
-                <w:b w:val="0"/>
-                <w:i w:val="0"/>
-                <w:sz w:val="22"/>
-              </w:rPr>
-              <w:t>2013</w:t>
-            </w:r>
-          </w:p>
-        </w:tc>
-        <w:tc>
-          <w:tcPr>
-            <w:tcW w:type="dxa" w:w="7200"/>
-          </w:tcPr>
-          <w:p>
-            <w:pPr>
-              <w:spacing w:line="240" w:lineRule="auto"/>
-            </w:pPr>
-            <w:r/>
-            <w:r>
-              <w:rPr>
-                <w:rFonts w:ascii="Times New Roman" w:hAnsi="Times New Roman" w:cs="Times New Roman"/>
-                <w:b w:val="0"/>
-                <w:i w:val="0"/>
-                <w:sz w:val="22"/>
-              </w:rPr>
-              <w:t>Basel III LCR codified (BCBS 238)</w:t>
-            </w:r>
-          </w:p>
-        </w:tc>
-      </w:tr>
-      <w:tr>
-        <w:tc>
-          <w:tcPr>
-            <w:tcW w:type="dxa" w:w="1440"/>
-          </w:tcPr>
-          <w:p>
-            <w:pPr>
-              <w:spacing w:line="240" w:lineRule="auto"/>
-            </w:pPr>
-            <w:r/>
-            <w:r>
-              <w:rPr>
-                <w:rFonts w:ascii="Times New Roman" w:hAnsi="Times New Roman" w:cs="Times New Roman"/>
-                <w:b w:val="0"/>
-                <w:i w:val="0"/>
-                <w:sz w:val="22"/>
-              </w:rPr>
-              <w:t>2020</w:t>
-            </w:r>
-          </w:p>
-        </w:tc>
-        <w:tc>
-          <w:tcPr>
-            <w:tcW w:type="dxa" w:w="7200"/>
-          </w:tcPr>
-          <w:p>
-            <w:pPr>
-              <w:spacing w:line="240" w:lineRule="auto"/>
-            </w:pPr>
-            <w:r/>
-            <w:r>
-              <w:rPr>
-                <w:rFonts w:ascii="Times New Roman" w:hAnsi="Times New Roman" w:cs="Times New Roman"/>
-                <w:b w:val="0"/>
-                <w:i w:val="0"/>
-                <w:sz w:val="22"/>
-              </w:rPr>
-              <w:t>JPM Coin launched</w:t>
-            </w:r>
-          </w:p>
-        </w:tc>
-      </w:tr>
-      <w:tr>
-        <w:tc>
-          <w:tcPr>
-            <w:tcW w:type="dxa" w:w="1440"/>
-          </w:tcPr>
-          <w:p>
-            <w:pPr>
-              <w:spacing w:line="240" w:lineRule="auto"/>
-            </w:pPr>
-            <w:r/>
-            <w:r>
-              <w:rPr>
-                <w:rFonts w:ascii="Times New Roman" w:hAnsi="Times New Roman" w:cs="Times New Roman"/>
-                <w:b w:val="0"/>
-                <w:i w:val="0"/>
-                <w:sz w:val="22"/>
-              </w:rPr>
-              <w:t>2022</w:t>
-            </w:r>
-          </w:p>
-        </w:tc>
-        <w:tc>
-          <w:tcPr>
-            <w:tcW w:type="dxa" w:w="7200"/>
-          </w:tcPr>
-          <w:p>
-            <w:pPr>
-              <w:spacing w:line="240" w:lineRule="auto"/>
-            </w:pPr>
-            <w:r/>
-            <w:r>
-              <w:rPr>
-                <w:rFonts w:ascii="Times New Roman" w:hAnsi="Times New Roman" w:cs="Times New Roman"/>
-                <w:b w:val="0"/>
-                <w:i w:val="0"/>
-                <w:sz w:val="22"/>
-              </w:rPr>
-              <w:t>Project Dunbar (4 central banks); RBI wholesale CBDC pilot</w:t>
-            </w:r>
-          </w:p>
-        </w:tc>
-      </w:tr>
-      <w:tr>
-        <w:tc>
-          <w:tcPr>
-            <w:tcW w:type="dxa" w:w="1440"/>
-          </w:tcPr>
-          <w:p>
-            <w:pPr>
-              <w:spacing w:line="240" w:lineRule="auto"/>
-            </w:pPr>
-            <w:r/>
-            <w:r>
-              <w:rPr>
-                <w:rFonts w:ascii="Times New Roman" w:hAnsi="Times New Roman" w:cs="Times New Roman"/>
-                <w:b w:val="0"/>
-                <w:i w:val="0"/>
-                <w:sz w:val="22"/>
-              </w:rPr>
-              <w:t>2023</w:t>
-            </w:r>
-          </w:p>
-        </w:tc>
-        <w:tc>
-          <w:tcPr>
-            <w:tcW w:type="dxa" w:w="7200"/>
-          </w:tcPr>
-          <w:p>
-            <w:pPr>
-              <w:spacing w:line="240" w:lineRule="auto"/>
-            </w:pPr>
-            <w:r/>
-            <w:r>
-              <w:rPr>
-                <w:rFonts w:ascii="Times New Roman" w:hAnsi="Times New Roman" w:cs="Times New Roman"/>
-                <w:b w:val="0"/>
-                <w:i w:val="0"/>
-                <w:sz w:val="22"/>
-              </w:rPr>
-              <w:t>BIS Unified Ledger blueprint (Carstens)</w:t>
-            </w:r>
-          </w:p>
-        </w:tc>
-      </w:tr>
-      <w:tr>
-        <w:tc>
-          <w:tcPr>
-            <w:tcW w:type="dxa" w:w="1440"/>
-          </w:tcPr>
-          <w:p>
-            <w:pPr>
-              <w:spacing w:line="240" w:lineRule="auto"/>
-            </w:pPr>
-            <w:r/>
-            <w:r>
-              <w:rPr>
-                <w:rFonts w:ascii="Times New Roman" w:hAnsi="Times New Roman" w:cs="Times New Roman"/>
-                <w:b w:val="0"/>
-                <w:i w:val="0"/>
-                <w:sz w:val="22"/>
-              </w:rPr>
-              <w:t>2024</w:t>
-            </w:r>
-          </w:p>
-        </w:tc>
-        <w:tc>
-          <w:tcPr>
-            <w:tcW w:type="dxa" w:w="7200"/>
-          </w:tcPr>
-          <w:p>
-            <w:pPr>
-              <w:spacing w:line="240" w:lineRule="auto"/>
-            </w:pPr>
-            <w:r/>
-            <w:r>
-              <w:rPr>
-                <w:rFonts w:ascii="Times New Roman" w:hAnsi="Times New Roman" w:cs="Times New Roman"/>
-                <w:b w:val="0"/>
-                <w:i w:val="0"/>
-                <w:sz w:val="22"/>
-              </w:rPr>
-              <w:t>Project Agora launched (7 central banks + 60 NBFIs)</w:t>
-            </w:r>
-          </w:p>
-        </w:tc>
-      </w:tr>
-      <w:tr>
-        <w:tc>
-          <w:tcPr>
-            <w:tcW w:type="dxa" w:w="1440"/>
-          </w:tcPr>
-          <w:p>
-            <w:pPr>
-              <w:spacing w:line="240" w:lineRule="auto"/>
-            </w:pPr>
-            <w:r/>
-            <w:r>
-              <w:rPr>
-                <w:rFonts w:ascii="Times New Roman" w:hAnsi="Times New Roman" w:cs="Times New Roman"/>
-                <w:b w:val="0"/>
-                <w:i w:val="0"/>
-                <w:sz w:val="22"/>
-              </w:rPr>
-              <w:t>2025</w:t>
-            </w:r>
-          </w:p>
-        </w:tc>
-        <w:tc>
-          <w:tcPr>
-            <w:tcW w:type="dxa" w:w="7200"/>
-          </w:tcPr>
-          <w:p>
-            <w:pPr>
-              <w:spacing w:line="240" w:lineRule="auto"/>
-            </w:pPr>
-            <w:r/>
-            <w:r>
-              <w:rPr>
-                <w:rFonts w:ascii="Times New Roman" w:hAnsi="Times New Roman" w:cs="Times New Roman"/>
-                <w:b w:val="0"/>
-                <w:i w:val="0"/>
-                <w:sz w:val="22"/>
-              </w:rPr>
-              <w:t>Agora pilot completes PvP/DvP across 7 corridors</w:t>
-            </w:r>
-          </w:p>
-        </w:tc>
-      </w:tr>
-    </w:tbl>
+      </w:pPr>
+      <w:r>
+        <w:drawing>
+          <wp:inline xmlns:a="http://schemas.openxmlformats.org/drawingml/2006/main" xmlns:pic="http://schemas.openxmlformats.org/drawingml/2006/picture">
+            <wp:extent cx="5669280" cy="2590026"/>
+            <wp:docPr id="1" name="Picture 1"/>
+            <wp:cNvGraphicFramePr>
+              <a:graphicFrameLocks noChangeAspect="1"/>
+            </wp:cNvGraphicFramePr>
+            <a:graphic>
+              <a:graphicData uri="http://schemas.openxmlformats.org/drawingml/2006/picture">
+                <pic:pic>
+                  <pic:nvPicPr>
+                    <pic:cNvPr id="0" name="fig1_timeline.png"/>
+                    <pic:cNvPicPr/>
+                  </pic:nvPicPr>
+                  <pic:blipFill>
+                    <a:blip r:embed="rId10"/>
+                    <a:stretch>
+                      <a:fillRect/>
+                    </a:stretch>
+                  </pic:blipFill>
+                  <pic:spPr>
+                    <a:xfrm>
+                      <a:off x="0" y="0"/>
+                      <a:ext cx="5669280" cy="2590026"/>
+                    </a:xfrm>
+                    <a:prstGeom prst="rect"/>
+                  </pic:spPr>
+                </pic:pic>
+              </a:graphicData>
+            </a:graphic>
+          </wp:inline>
+        </w:drawing>
+      </w:r>
+    </w:p>
     <w:p>
       <w:pPr>
         <w:spacing w:before="40" w:after="160" w:line="240" w:lineRule="auto"/>
@@ -3160,270 +2726,46 @@
         <w:t>The Interoperability Gap: Conceptual Framework</w:t>
       </w:r>
     </w:p>
-    <w:tbl>
-      <w:tblPr>
-        <w:tblStyle w:val="LightGrid-Accent1"/>
-        <w:tblW w:type="auto" w:w="0"/>
+    <w:p>
+      <w:pPr>
+        <w:spacing w:before="80" w:after="80" w:line="240" w:lineRule="auto"/>
         <w:jc w:val="center"/>
-        <w:tblLook w:firstColumn="1" w:firstRow="1" w:lastColumn="0" w:lastRow="0" w:noHBand="0" w:noVBand="1" w:val="04A0"/>
-      </w:tblPr>
-      <w:tblGrid>
-        <w:gridCol w:w="4320"/>
-        <w:gridCol w:w="4320"/>
-      </w:tblGrid>
-      <w:tr>
-        <w:tc>
-          <w:tcPr>
-            <w:tcW w:type="dxa" w:w="2016"/>
-          </w:tcPr>
-          <w:p>
-            <w:pPr>
-              <w:spacing w:line="240" w:lineRule="auto"/>
-            </w:pPr>
-            <w:r/>
-            <w:r>
-              <w:rPr>
-                <w:rFonts w:ascii="Times New Roman" w:hAnsi="Times New Roman" w:cs="Times New Roman"/>
-                <w:b/>
-                <w:i w:val="0"/>
-                <w:sz w:val="22"/>
-              </w:rPr>
-              <w:t>Layer</w:t>
-            </w:r>
-          </w:p>
-        </w:tc>
-        <w:tc>
-          <w:tcPr>
-            <w:tcW w:type="dxa" w:w="6624"/>
-          </w:tcPr>
-          <w:p>
-            <w:pPr>
-              <w:spacing w:line="240" w:lineRule="auto"/>
-            </w:pPr>
-            <w:r/>
-            <w:r>
-              <w:rPr>
-                <w:rFonts w:ascii="Times New Roman" w:hAnsi="Times New Roman" w:cs="Times New Roman"/>
-                <w:b/>
-                <w:i w:val="0"/>
-                <w:sz w:val="22"/>
-              </w:rPr>
-              <w:t>Components</w:t>
-            </w:r>
-          </w:p>
-        </w:tc>
-      </w:tr>
-      <w:tr>
-        <w:tc>
-          <w:tcPr>
-            <w:tcW w:type="dxa" w:w="2016"/>
-          </w:tcPr>
-          <w:p>
-            <w:pPr>
-              <w:spacing w:line="240" w:lineRule="auto"/>
-            </w:pPr>
-            <w:r/>
-            <w:r>
-              <w:rPr>
-                <w:rFonts w:ascii="Times New Roman" w:hAnsi="Times New Roman" w:cs="Times New Roman"/>
-                <w:b w:val="0"/>
-                <w:i w:val="0"/>
-                <w:sz w:val="22"/>
-              </w:rPr>
-              <w:t>INPUTS</w:t>
-            </w:r>
-          </w:p>
-        </w:tc>
-        <w:tc>
-          <w:tcPr>
-            <w:tcW w:type="dxa" w:w="6624"/>
-          </w:tcPr>
-          <w:p>
-            <w:pPr>
-              <w:spacing w:line="240" w:lineRule="auto"/>
-            </w:pPr>
-            <w:r/>
-            <w:r>
-              <w:rPr>
-                <w:rFonts w:ascii="Times New Roman" w:hAnsi="Times New Roman" w:cs="Times New Roman"/>
-                <w:b w:val="0"/>
-                <w:i w:val="0"/>
-                <w:sz w:val="22"/>
-              </w:rPr>
-              <w:t>Tokenized-Deposit Adoption  •  wCBDC Interoperability</w:t>
-            </w:r>
-          </w:p>
-        </w:tc>
-      </w:tr>
-      <w:tr>
-        <w:tc>
-          <w:tcPr>
-            <w:tcW w:type="dxa" w:w="2016"/>
-          </w:tcPr>
-          <w:p>
-            <w:pPr>
-              <w:spacing w:line="240" w:lineRule="auto"/>
-            </w:pPr>
-            <w:r/>
-            <w:r>
-              <w:rPr>
-                <w:rFonts w:ascii="Times New Roman" w:hAnsi="Times New Roman" w:cs="Times New Roman"/>
-                <w:b w:val="0"/>
-                <w:i w:val="0"/>
-                <w:sz w:val="22"/>
-              </w:rPr>
-              <w:t>↓</w:t>
-            </w:r>
-          </w:p>
-        </w:tc>
-        <w:tc>
-          <w:tcPr>
-            <w:tcW w:type="dxa" w:w="6624"/>
-          </w:tcPr>
-          <w:p>
-            <w:pPr>
-              <w:spacing w:line="240" w:lineRule="auto"/>
-            </w:pPr>
-            <w:r/>
-            <w:r>
-              <w:rPr>
-                <w:rFonts w:ascii="Times New Roman" w:hAnsi="Times New Roman" w:cs="Times New Roman"/>
-                <w:b w:val="0"/>
-                <w:i w:val="0"/>
-                <w:sz w:val="22"/>
-              </w:rPr>
-              <w:t>↓</w:t>
-            </w:r>
-          </w:p>
-        </w:tc>
-      </w:tr>
-      <w:tr>
-        <w:tc>
-          <w:tcPr>
-            <w:tcW w:type="dxa" w:w="2016"/>
-          </w:tcPr>
-          <w:p>
-            <w:pPr>
-              <w:spacing w:line="240" w:lineRule="auto"/>
-            </w:pPr>
-            <w:r/>
-            <w:r>
-              <w:rPr>
-                <w:rFonts w:ascii="Times New Roman" w:hAnsi="Times New Roman" w:cs="Times New Roman"/>
-                <w:b w:val="0"/>
-                <w:i w:val="0"/>
-                <w:sz w:val="22"/>
-              </w:rPr>
-              <w:t>MEDIATORS</w:t>
-            </w:r>
-          </w:p>
-        </w:tc>
-        <w:tc>
-          <w:tcPr>
-            <w:tcW w:type="dxa" w:w="6624"/>
-          </w:tcPr>
-          <w:p>
-            <w:pPr>
-              <w:spacing w:line="240" w:lineRule="auto"/>
-            </w:pPr>
-            <w:r/>
-            <w:r>
-              <w:rPr>
-                <w:rFonts w:ascii="Times New Roman" w:hAnsi="Times New Roman" w:cs="Times New Roman"/>
-                <w:b w:val="0"/>
-                <w:i w:val="0"/>
-                <w:sz w:val="22"/>
-              </w:rPr>
-              <w:t>HQLA Regulatory Treatment  •  Regulatory Recognition  •  Technical DLT Compatibility</w:t>
-            </w:r>
-          </w:p>
-        </w:tc>
-      </w:tr>
-      <w:tr>
-        <w:tc>
-          <w:tcPr>
-            <w:tcW w:type="dxa" w:w="2016"/>
-          </w:tcPr>
-          <w:p>
-            <w:pPr>
-              <w:spacing w:line="240" w:lineRule="auto"/>
-            </w:pPr>
-            <w:r/>
-            <w:r>
-              <w:rPr>
-                <w:rFonts w:ascii="Times New Roman" w:hAnsi="Times New Roman" w:cs="Times New Roman"/>
-                <w:b w:val="0"/>
-                <w:i w:val="0"/>
-                <w:sz w:val="22"/>
-              </w:rPr>
-              <w:t>↓</w:t>
-            </w:r>
-          </w:p>
-        </w:tc>
-        <w:tc>
-          <w:tcPr>
-            <w:tcW w:type="dxa" w:w="6624"/>
-          </w:tcPr>
-          <w:p>
-            <w:pPr>
-              <w:spacing w:line="240" w:lineRule="auto"/>
-            </w:pPr>
-            <w:r/>
-            <w:r>
-              <w:rPr>
-                <w:rFonts w:ascii="Times New Roman" w:hAnsi="Times New Roman" w:cs="Times New Roman"/>
-                <w:b w:val="0"/>
-                <w:i w:val="0"/>
-                <w:sz w:val="22"/>
-              </w:rPr>
-              <w:t>↓</w:t>
-            </w:r>
-          </w:p>
-        </w:tc>
-      </w:tr>
-      <w:tr>
-        <w:tc>
-          <w:tcPr>
-            <w:tcW w:type="dxa" w:w="2016"/>
-          </w:tcPr>
-          <w:p>
-            <w:pPr>
-              <w:spacing w:line="240" w:lineRule="auto"/>
-            </w:pPr>
-            <w:r/>
-            <w:r>
-              <w:rPr>
-                <w:rFonts w:ascii="Times New Roman" w:hAnsi="Times New Roman" w:cs="Times New Roman"/>
-                <w:b w:val="0"/>
-                <w:i w:val="0"/>
-                <w:sz w:val="22"/>
-              </w:rPr>
-              <w:t>OUTPUTS</w:t>
-            </w:r>
-          </w:p>
-        </w:tc>
-        <w:tc>
-          <w:tcPr>
-            <w:tcW w:type="dxa" w:w="6624"/>
-          </w:tcPr>
-          <w:p>
-            <w:pPr>
-              <w:spacing w:line="240" w:lineRule="auto"/>
-            </w:pPr>
-            <w:r/>
-            <w:r>
-              <w:rPr>
-                <w:rFonts w:ascii="Times New Roman" w:hAnsi="Times New Roman" w:cs="Times New Roman"/>
-                <w:b w:val="0"/>
-                <w:i w:val="0"/>
-                <w:sz w:val="22"/>
-              </w:rPr>
-              <w:t>RRSE (Settlement-Risk Reduction)  +  CCS (Capital Cost Savings)</w:t>
-            </w:r>
-          </w:p>
-        </w:tc>
-      </w:tr>
-    </w:tbl>
+      </w:pPr>
+      <w:r>
+        <w:drawing>
+          <wp:inline xmlns:a="http://schemas.openxmlformats.org/drawingml/2006/main" xmlns:pic="http://schemas.openxmlformats.org/drawingml/2006/picture">
+            <wp:extent cx="5486400" cy="2715491"/>
+            <wp:docPr id="2" name="Picture 2"/>
+            <wp:cNvGraphicFramePr>
+              <a:graphicFrameLocks noChangeAspect="1"/>
+            </wp:cNvGraphicFramePr>
+            <a:graphic>
+              <a:graphicData uri="http://schemas.openxmlformats.org/drawingml/2006/picture">
+                <pic:pic>
+                  <pic:nvPicPr>
+                    <pic:cNvPr id="0" name="fig2_framework.png"/>
+                    <pic:cNvPicPr/>
+                  </pic:nvPicPr>
+                  <pic:blipFill>
+                    <a:blip r:embed="rId11"/>
+                    <a:stretch>
+                      <a:fillRect/>
+                    </a:stretch>
+                  </pic:blipFill>
+                  <pic:spPr>
+                    <a:xfrm>
+                      <a:off x="0" y="0"/>
+                      <a:ext cx="5486400" cy="2715491"/>
+                    </a:xfrm>
+                    <a:prstGeom prst="rect"/>
+                  </pic:spPr>
+                </pic:pic>
+              </a:graphicData>
+            </a:graphic>
+          </wp:inline>
+        </w:drawing>
+      </w:r>
+    </w:p>
     <w:p>
       <w:pPr>
         <w:spacing w:before="40" w:after="160" w:line="240" w:lineRule="auto"/>
@@ -3558,329 +2900,46 @@
         <w:t>Three-Phase Research Design</w:t>
       </w:r>
     </w:p>
-    <w:tbl>
-      <w:tblPr>
-        <w:tblStyle w:val="LightGrid-Accent1"/>
-        <w:tblW w:type="auto" w:w="0"/>
+    <w:p>
+      <w:pPr>
+        <w:spacing w:before="80" w:after="80" w:line="240" w:lineRule="auto"/>
         <w:jc w:val="center"/>
-        <w:tblLook w:firstColumn="1" w:firstRow="1" w:lastColumn="0" w:lastRow="0" w:noHBand="0" w:noVBand="1" w:val="04A0"/>
-      </w:tblPr>
-      <w:tblGrid>
-        <w:gridCol w:w="2880"/>
-        <w:gridCol w:w="2880"/>
-        <w:gridCol w:w="2880"/>
-      </w:tblGrid>
-      <w:tr>
-        <w:tc>
-          <w:tcPr>
-            <w:tcW w:type="dxa" w:w="1440"/>
-          </w:tcPr>
-          <w:p>
-            <w:pPr>
-              <w:spacing w:line="240" w:lineRule="auto"/>
-            </w:pPr>
-            <w:r/>
-            <w:r>
-              <w:rPr>
-                <w:rFonts w:ascii="Times New Roman" w:hAnsi="Times New Roman" w:cs="Times New Roman"/>
-                <w:b/>
-                <w:i w:val="0"/>
-                <w:sz w:val="22"/>
-              </w:rPr>
-              <w:t>Phase</w:t>
-            </w:r>
-          </w:p>
-        </w:tc>
-        <w:tc>
-          <w:tcPr>
-            <w:tcW w:type="dxa" w:w="3456"/>
-          </w:tcPr>
-          <w:p>
-            <w:pPr>
-              <w:spacing w:line="240" w:lineRule="auto"/>
-            </w:pPr>
-            <w:r/>
-            <w:r>
-              <w:rPr>
-                <w:rFonts w:ascii="Times New Roman" w:hAnsi="Times New Roman" w:cs="Times New Roman"/>
-                <w:b/>
-                <w:i w:val="0"/>
-                <w:sz w:val="22"/>
-              </w:rPr>
-              <w:t>Focus</w:t>
-            </w:r>
-          </w:p>
-        </w:tc>
-        <w:tc>
-          <w:tcPr>
-            <w:tcW w:type="dxa" w:w="3744"/>
-          </w:tcPr>
-          <w:p>
-            <w:pPr>
-              <w:spacing w:line="240" w:lineRule="auto"/>
-            </w:pPr>
-            <w:r/>
-            <w:r>
-              <w:rPr>
-                <w:rFonts w:ascii="Times New Roman" w:hAnsi="Times New Roman" w:cs="Times New Roman"/>
-                <w:b/>
-                <w:i w:val="0"/>
-                <w:sz w:val="22"/>
-              </w:rPr>
-              <w:t>Data Source / Output</w:t>
-            </w:r>
-          </w:p>
-        </w:tc>
-      </w:tr>
-      <w:tr>
-        <w:tc>
-          <w:tcPr>
-            <w:tcW w:type="dxa" w:w="1440"/>
-          </w:tcPr>
-          <w:p>
-            <w:pPr>
-              <w:spacing w:line="240" w:lineRule="auto"/>
-            </w:pPr>
-            <w:r/>
-            <w:r>
-              <w:rPr>
-                <w:rFonts w:ascii="Times New Roman" w:hAnsi="Times New Roman" w:cs="Times New Roman"/>
-                <w:b w:val="0"/>
-                <w:i w:val="0"/>
-                <w:sz w:val="22"/>
-              </w:rPr>
-              <w:t>Phase I</w:t>
-            </w:r>
-          </w:p>
-        </w:tc>
-        <w:tc>
-          <w:tcPr>
-            <w:tcW w:type="dxa" w:w="3456"/>
-          </w:tcPr>
-          <w:p>
-            <w:pPr>
-              <w:spacing w:line="240" w:lineRule="auto"/>
-            </w:pPr>
-            <w:r/>
-            <w:r>
-              <w:rPr>
-                <w:rFonts w:ascii="Times New Roman" w:hAnsi="Times New Roman" w:cs="Times New Roman"/>
-                <w:b w:val="0"/>
-                <w:i w:val="0"/>
-                <w:sz w:val="22"/>
-              </w:rPr>
-              <w:t>Baseline Parameterisation (T+2 SWIFT)</w:t>
-            </w:r>
-          </w:p>
-        </w:tc>
-        <w:tc>
-          <w:tcPr>
-            <w:tcW w:type="dxa" w:w="3744"/>
-          </w:tcPr>
-          <w:p>
-            <w:pPr>
-              <w:spacing w:line="240" w:lineRule="auto"/>
-            </w:pPr>
-            <w:r/>
-            <w:r>
-              <w:rPr>
-                <w:rFonts w:ascii="Times New Roman" w:hAnsi="Times New Roman" w:cs="Times New Roman"/>
-                <w:b w:val="0"/>
-                <w:i w:val="0"/>
-                <w:sz w:val="22"/>
-              </w:rPr>
-              <w:t>BIS CPMI + SWIFT data, 2023–2025</w:t>
-            </w:r>
-          </w:p>
-        </w:tc>
-      </w:tr>
-      <w:tr>
-        <w:tc>
-          <w:tcPr>
-            <w:tcW w:type="dxa" w:w="1440"/>
-          </w:tcPr>
-          <w:p>
-            <w:pPr>
-              <w:spacing w:line="240" w:lineRule="auto"/>
-            </w:pPr>
-            <w:r/>
-            <w:r>
-              <w:rPr>
-                <w:rFonts w:ascii="Times New Roman" w:hAnsi="Times New Roman" w:cs="Times New Roman"/>
-                <w:b w:val="0"/>
-                <w:i w:val="0"/>
-                <w:sz w:val="22"/>
-              </w:rPr>
-              <w:t>Phase II</w:t>
-            </w:r>
-          </w:p>
-        </w:tc>
-        <w:tc>
-          <w:tcPr>
-            <w:tcW w:type="dxa" w:w="3456"/>
-          </w:tcPr>
-          <w:p>
-            <w:pPr>
-              <w:spacing w:line="240" w:lineRule="auto"/>
-            </w:pPr>
-            <w:r/>
-            <w:r>
-              <w:rPr>
-                <w:rFonts w:ascii="Times New Roman" w:hAnsi="Times New Roman" w:cs="Times New Roman"/>
-                <w:b w:val="0"/>
-                <w:i w:val="0"/>
-                <w:sz w:val="22"/>
-              </w:rPr>
-              <w:t>Atomic Settlement Simulation (T+0)</w:t>
-            </w:r>
-          </w:p>
-        </w:tc>
-        <w:tc>
-          <w:tcPr>
-            <w:tcW w:type="dxa" w:w="3744"/>
-          </w:tcPr>
-          <w:p>
-            <w:pPr>
-              <w:spacing w:line="240" w:lineRule="auto"/>
-            </w:pPr>
-            <w:r/>
-            <w:r>
-              <w:rPr>
-                <w:rFonts w:ascii="Times New Roman" w:hAnsi="Times New Roman" w:cs="Times New Roman"/>
-                <w:b w:val="0"/>
-                <w:i w:val="0"/>
-                <w:sz w:val="22"/>
-              </w:rPr>
-              <w:t>Agora-inspired platform abstraction</w:t>
-            </w:r>
-          </w:p>
-        </w:tc>
-      </w:tr>
-      <w:tr>
-        <w:tc>
-          <w:tcPr>
-            <w:tcW w:type="dxa" w:w="1440"/>
-          </w:tcPr>
-          <w:p>
-            <w:pPr>
-              <w:spacing w:line="240" w:lineRule="auto"/>
-            </w:pPr>
-            <w:r/>
-            <w:r>
-              <w:rPr>
-                <w:rFonts w:ascii="Times New Roman" w:hAnsi="Times New Roman" w:cs="Times New Roman"/>
-                <w:b w:val="0"/>
-                <w:i w:val="0"/>
-                <w:sz w:val="22"/>
-              </w:rPr>
-              <w:t>Phase III</w:t>
-            </w:r>
-          </w:p>
-        </w:tc>
-        <w:tc>
-          <w:tcPr>
-            <w:tcW w:type="dxa" w:w="3456"/>
-          </w:tcPr>
-          <w:p>
-            <w:pPr>
-              <w:spacing w:line="240" w:lineRule="auto"/>
-            </w:pPr>
-            <w:r/>
-            <w:r>
-              <w:rPr>
-                <w:rFonts w:ascii="Times New Roman" w:hAnsi="Times New Roman" w:cs="Times New Roman"/>
-                <w:b w:val="0"/>
-                <w:i w:val="0"/>
-                <w:sz w:val="22"/>
-              </w:rPr>
-              <w:t>Case Study Triangulation</w:t>
-            </w:r>
-          </w:p>
-        </w:tc>
-        <w:tc>
-          <w:tcPr>
-            <w:tcW w:type="dxa" w:w="3744"/>
-          </w:tcPr>
-          <w:p>
-            <w:pPr>
-              <w:spacing w:line="240" w:lineRule="auto"/>
-            </w:pPr>
-            <w:r/>
-            <w:r>
-              <w:rPr>
-                <w:rFonts w:ascii="Times New Roman" w:hAnsi="Times New Roman" w:cs="Times New Roman"/>
-                <w:b w:val="0"/>
-                <w:i w:val="0"/>
-                <w:sz w:val="22"/>
-              </w:rPr>
-              <w:t>Agora · Onyx · Illustrative Indian MNC</w:t>
-            </w:r>
-          </w:p>
-        </w:tc>
-      </w:tr>
-      <w:tr>
-        <w:tc>
-          <w:tcPr>
-            <w:tcW w:type="dxa" w:w="1440"/>
-          </w:tcPr>
-          <w:p>
-            <w:pPr>
-              <w:spacing w:line="240" w:lineRule="auto"/>
-            </w:pPr>
-            <w:r/>
-            <w:r>
-              <w:rPr>
-                <w:rFonts w:ascii="Times New Roman" w:hAnsi="Times New Roman" w:cs="Times New Roman"/>
-                <w:b w:val="0"/>
-                <w:i w:val="0"/>
-                <w:sz w:val="22"/>
-              </w:rPr>
-              <w:t>Outputs</w:t>
-            </w:r>
-          </w:p>
-        </w:tc>
-        <w:tc>
-          <w:tcPr>
-            <w:tcW w:type="dxa" w:w="3456"/>
-          </w:tcPr>
-          <w:p>
-            <w:pPr>
-              <w:spacing w:line="240" w:lineRule="auto"/>
-            </w:pPr>
-            <w:r/>
-            <w:r>
-              <w:rPr>
-                <w:rFonts w:ascii="Times New Roman" w:hAnsi="Times New Roman" w:cs="Times New Roman"/>
-                <w:b w:val="0"/>
-                <w:i w:val="0"/>
-                <w:sz w:val="22"/>
-              </w:rPr>
-              <w:t>RRSE = 1 − (T_Atomic / T_T+2)</w:t>
-            </w:r>
-          </w:p>
-        </w:tc>
-        <w:tc>
-          <w:tcPr>
-            <w:tcW w:type="dxa" w:w="3744"/>
-          </w:tcPr>
-          <w:p>
-            <w:pPr>
-              <w:spacing w:line="240" w:lineRule="auto"/>
-            </w:pPr>
-            <w:r/>
-            <w:r>
-              <w:rPr>
-                <w:rFonts w:ascii="Times New Roman" w:hAnsi="Times New Roman" w:cs="Times New Roman"/>
-                <w:b w:val="0"/>
-                <w:i w:val="0"/>
-                <w:sz w:val="22"/>
-              </w:rPr>
-              <w:t>CCS = (L_T+2 − L_T+0) × WACC_MNC</w:t>
-            </w:r>
-          </w:p>
-        </w:tc>
-      </w:tr>
-    </w:tbl>
+      </w:pPr>
+      <w:r>
+        <w:drawing>
+          <wp:inline xmlns:a="http://schemas.openxmlformats.org/drawingml/2006/main" xmlns:pic="http://schemas.openxmlformats.org/drawingml/2006/picture">
+            <wp:extent cx="5669280" cy="2028458"/>
+            <wp:docPr id="3" name="Picture 3"/>
+            <wp:cNvGraphicFramePr>
+              <a:graphicFrameLocks noChangeAspect="1"/>
+            </wp:cNvGraphicFramePr>
+            <a:graphic>
+              <a:graphicData uri="http://schemas.openxmlformats.org/drawingml/2006/picture">
+                <pic:pic>
+                  <pic:nvPicPr>
+                    <pic:cNvPr id="0" name="fig3_design.png"/>
+                    <pic:cNvPicPr/>
+                  </pic:nvPicPr>
+                  <pic:blipFill>
+                    <a:blip r:embed="rId12"/>
+                    <a:stretch>
+                      <a:fillRect/>
+                    </a:stretch>
+                  </pic:blipFill>
+                  <pic:spPr>
+                    <a:xfrm>
+                      <a:off x="0" y="0"/>
+                      <a:ext cx="5669280" cy="2028458"/>
+                    </a:xfrm>
+                    <a:prstGeom prst="rect"/>
+                  </pic:spPr>
+                </pic:pic>
+              </a:graphicData>
+            </a:graphic>
+          </wp:inline>
+        </w:drawing>
+      </w:r>
+    </w:p>
     <w:p>
       <w:pPr>
         <w:spacing w:before="40" w:after="160" w:line="240" w:lineRule="auto"/>
@@ -5148,186 +4207,46 @@
         <w:t>Adoption Scenario Tree</w:t>
       </w:r>
     </w:p>
-    <w:tbl>
-      <w:tblPr>
-        <w:tblStyle w:val="LightGrid-Accent1"/>
-        <w:tblW w:type="auto" w:w="0"/>
+    <w:p>
+      <w:pPr>
+        <w:spacing w:before="80" w:after="80" w:line="240" w:lineRule="auto"/>
         <w:jc w:val="center"/>
-        <w:tblLook w:firstColumn="1" w:firstRow="1" w:lastColumn="0" w:lastRow="0" w:noHBand="0" w:noVBand="1" w:val="04A0"/>
-      </w:tblPr>
-      <w:tblGrid>
-        <w:gridCol w:w="4320"/>
-        <w:gridCol w:w="4320"/>
-      </w:tblGrid>
-      <w:tr>
-        <w:tc>
-          <w:tcPr>
-            <w:tcW w:type="dxa" w:w="2880"/>
-          </w:tcPr>
-          <w:p>
-            <w:pPr>
-              <w:spacing w:line="240" w:lineRule="auto"/>
-            </w:pPr>
-            <w:r/>
-            <w:r>
-              <w:rPr>
-                <w:rFonts w:ascii="Times New Roman" w:hAnsi="Times New Roman" w:cs="Times New Roman"/>
-                <w:b/>
-                <w:i w:val="0"/>
-                <w:sz w:val="22"/>
-              </w:rPr>
-              <w:t>Scenario</w:t>
-            </w:r>
-          </w:p>
-        </w:tc>
-        <w:tc>
-          <w:tcPr>
-            <w:tcW w:type="dxa" w:w="5760"/>
-          </w:tcPr>
-          <w:p>
-            <w:pPr>
-              <w:spacing w:line="240" w:lineRule="auto"/>
-            </w:pPr>
-            <w:r/>
-            <w:r>
-              <w:rPr>
-                <w:rFonts w:ascii="Times New Roman" w:hAnsi="Times New Roman" w:cs="Times New Roman"/>
-                <w:b/>
-                <w:i w:val="0"/>
-                <w:sz w:val="22"/>
-              </w:rPr>
-              <w:t>Description</w:t>
-            </w:r>
-          </w:p>
-        </w:tc>
-      </w:tr>
-      <w:tr>
-        <w:tc>
-          <w:tcPr>
-            <w:tcW w:type="dxa" w:w="2880"/>
-          </w:tcPr>
-          <w:p>
-            <w:pPr>
-              <w:spacing w:line="240" w:lineRule="auto"/>
-            </w:pPr>
-            <w:r/>
-            <w:r>
-              <w:rPr>
-                <w:rFonts w:ascii="Times New Roman" w:hAnsi="Times New Roman" w:cs="Times New Roman"/>
-                <w:b w:val="0"/>
-                <w:i w:val="0"/>
-                <w:sz w:val="22"/>
-              </w:rPr>
-              <w:t>Fast Convergence</w:t>
-            </w:r>
-          </w:p>
-        </w:tc>
-        <w:tc>
-          <w:tcPr>
-            <w:tcW w:type="dxa" w:w="5760"/>
-          </w:tcPr>
-          <w:p>
-            <w:pPr>
-              <w:spacing w:line="240" w:lineRule="auto"/>
-            </w:pPr>
-            <w:r/>
-            <w:r>
-              <w:rPr>
-                <w:rFonts w:ascii="Times New Roman" w:hAnsi="Times New Roman" w:cs="Times New Roman"/>
-                <w:b w:val="0"/>
-                <w:i w:val="0"/>
-                <w:sz w:val="22"/>
-              </w:rPr>
-              <w:t>Agora scales to 9+ corridors; unified HQLA treatment</w:t>
-            </w:r>
-          </w:p>
-        </w:tc>
-      </w:tr>
-      <w:tr>
-        <w:tc>
-          <w:tcPr>
-            <w:tcW w:type="dxa" w:w="2880"/>
-          </w:tcPr>
-          <w:p>
-            <w:pPr>
-              <w:spacing w:line="240" w:lineRule="auto"/>
-            </w:pPr>
-            <w:r/>
-            <w:r>
-              <w:rPr>
-                <w:rFonts w:ascii="Times New Roman" w:hAnsi="Times New Roman" w:cs="Times New Roman"/>
-                <w:b w:val="0"/>
-                <w:i w:val="0"/>
-                <w:sz w:val="22"/>
-              </w:rPr>
-              <w:t>Fragmented Coexistence</w:t>
-            </w:r>
-          </w:p>
-        </w:tc>
-        <w:tc>
-          <w:tcPr>
-            <w:tcW w:type="dxa" w:w="5760"/>
-          </w:tcPr>
-          <w:p>
-            <w:pPr>
-              <w:spacing w:line="240" w:lineRule="auto"/>
-            </w:pPr>
-            <w:r/>
-            <w:r>
-              <w:rPr>
-                <w:rFonts w:ascii="Times New Roman" w:hAnsi="Times New Roman" w:cs="Times New Roman"/>
-                <w:b w:val="0"/>
-                <w:i w:val="0"/>
-                <w:sz w:val="22"/>
-              </w:rPr>
-              <w:t>Bilateral wCBDC bridges only; mixed HQLA rules</w:t>
-            </w:r>
-          </w:p>
-        </w:tc>
-      </w:tr>
-      <w:tr>
-        <w:tc>
-          <w:tcPr>
-            <w:tcW w:type="dxa" w:w="2880"/>
-          </w:tcPr>
-          <w:p>
-            <w:pPr>
-              <w:spacing w:line="240" w:lineRule="auto"/>
-            </w:pPr>
-            <w:r/>
-            <w:r>
-              <w:rPr>
-                <w:rFonts w:ascii="Times New Roman" w:hAnsi="Times New Roman" w:cs="Times New Roman"/>
-                <w:b w:val="0"/>
-                <w:i w:val="0"/>
-                <w:sz w:val="22"/>
-              </w:rPr>
-              <w:t>Regulatory Shock</w:t>
-            </w:r>
-          </w:p>
-        </w:tc>
-        <w:tc>
-          <w:tcPr>
-            <w:tcW w:type="dxa" w:w="5760"/>
-          </w:tcPr>
-          <w:p>
-            <w:pPr>
-              <w:spacing w:line="240" w:lineRule="auto"/>
-            </w:pPr>
-            <w:r/>
-            <w:r>
-              <w:rPr>
-                <w:rFonts w:ascii="Times New Roman" w:hAnsi="Times New Roman" w:cs="Times New Roman"/>
-                <w:b w:val="0"/>
-                <w:i w:val="0"/>
-                <w:sz w:val="22"/>
-              </w:rPr>
-              <w:t>Major jurisdiction restricts tokenized-deposit recognition</w:t>
-            </w:r>
-          </w:p>
-        </w:tc>
-      </w:tr>
-    </w:tbl>
+      </w:pPr>
+      <w:r>
+        <w:drawing>
+          <wp:inline xmlns:a="http://schemas.openxmlformats.org/drawingml/2006/main" xmlns:pic="http://schemas.openxmlformats.org/drawingml/2006/picture">
+            <wp:extent cx="5669280" cy="2548575"/>
+            <wp:docPr id="4" name="Picture 4"/>
+            <wp:cNvGraphicFramePr>
+              <a:graphicFrameLocks noChangeAspect="1"/>
+            </wp:cNvGraphicFramePr>
+            <a:graphic>
+              <a:graphicData uri="http://schemas.openxmlformats.org/drawingml/2006/picture">
+                <pic:pic>
+                  <pic:nvPicPr>
+                    <pic:cNvPr id="0" name="fig4_scenarios.png"/>
+                    <pic:cNvPicPr/>
+                  </pic:nvPicPr>
+                  <pic:blipFill>
+                    <a:blip r:embed="rId13"/>
+                    <a:stretch>
+                      <a:fillRect/>
+                    </a:stretch>
+                  </pic:blipFill>
+                  <pic:spPr>
+                    <a:xfrm>
+                      <a:off x="0" y="0"/>
+                      <a:ext cx="5669280" cy="2548575"/>
+                    </a:xfrm>
+                    <a:prstGeom prst="rect"/>
+                  </pic:spPr>
+                </pic:pic>
+              </a:graphicData>
+            </a:graphic>
+          </wp:inline>
+        </w:drawing>
+      </w:r>
+    </w:p>
     <w:p>
       <w:pPr>
         <w:spacing w:before="40" w:after="160" w:line="240" w:lineRule="auto"/>
@@ -7241,6 +6160,98 @@
     </w:p>
     <w:p>
       <w:pPr>
+        <w:spacing w:before="160" w:after="40" w:line="240" w:lineRule="auto"/>
+        <w:jc w:val="left"/>
+      </w:pPr>
+      <w:r>
+        <w:rPr>
+          <w:rFonts w:ascii="Times New Roman" w:hAnsi="Times New Roman" w:cs="Times New Roman"/>
+          <w:b/>
+          <w:i w:val="0"/>
+          <w:sz w:val="24"/>
+        </w:rPr>
+        <w:t>Figure 5</w:t>
+      </w:r>
+    </w:p>
+    <w:p>
+      <w:pPr>
+        <w:spacing w:after="80" w:line="240" w:lineRule="auto"/>
+      </w:pPr>
+      <w:r>
+        <w:rPr>
+          <w:rFonts w:ascii="Times New Roman" w:hAnsi="Times New Roman" w:cs="Times New Roman"/>
+          <w:b w:val="0"/>
+          <w:i/>
+          <w:sz w:val="24"/>
+        </w:rPr>
+        <w:t>LCR Stress-Scenario HQLA Requirement and Implied Annual Cost</w:t>
+      </w:r>
+    </w:p>
+    <w:p>
+      <w:pPr>
+        <w:spacing w:before="80" w:after="80" w:line="240" w:lineRule="auto"/>
+        <w:jc w:val="center"/>
+      </w:pPr>
+      <w:r>
+        <w:drawing>
+          <wp:inline xmlns:a="http://schemas.openxmlformats.org/drawingml/2006/main" xmlns:pic="http://schemas.openxmlformats.org/drawingml/2006/picture">
+            <wp:extent cx="5486400" cy="3020602"/>
+            <wp:docPr id="5" name="Picture 5"/>
+            <wp:cNvGraphicFramePr>
+              <a:graphicFrameLocks noChangeAspect="1"/>
+            </wp:cNvGraphicFramePr>
+            <a:graphic>
+              <a:graphicData uri="http://schemas.openxmlformats.org/drawingml/2006/picture">
+                <pic:pic>
+                  <pic:nvPicPr>
+                    <pic:cNvPr id="0" name="fig7_lcr.png"/>
+                    <pic:cNvPicPr/>
+                  </pic:nvPicPr>
+                  <pic:blipFill>
+                    <a:blip r:embed="rId14"/>
+                    <a:stretch>
+                      <a:fillRect/>
+                    </a:stretch>
+                  </pic:blipFill>
+                  <pic:spPr>
+                    <a:xfrm>
+                      <a:off x="0" y="0"/>
+                      <a:ext cx="5486400" cy="3020602"/>
+                    </a:xfrm>
+                    <a:prstGeom prst="rect"/>
+                  </pic:spPr>
+                </pic:pic>
+              </a:graphicData>
+            </a:graphic>
+          </wp:inline>
+        </w:drawing>
+      </w:r>
+    </w:p>
+    <w:p>
+      <w:pPr>
+        <w:spacing w:before="40" w:after="160" w:line="240" w:lineRule="auto"/>
+      </w:pPr>
+      <w:r>
+        <w:rPr>
+          <w:rFonts w:ascii="Times New Roman" w:hAnsi="Times New Roman" w:cs="Times New Roman"/>
+          <w:b w:val="0"/>
+          <w:i/>
+          <w:sz w:val="22"/>
+        </w:rPr>
+        <w:t xml:space="preserve">Note. </w:t>
+      </w:r>
+      <w:r>
+        <w:rPr>
+          <w:rFonts w:ascii="Times New Roman" w:hAnsi="Times New Roman" w:cs="Times New Roman"/>
+          <w:b w:val="0"/>
+          <w:i w:val="0"/>
+          <w:sz w:val="22"/>
+        </w:rPr>
+        <w:t>Required HQLA shown as bar height (USD mn); implied annual opportunity cost at 9% WACC annotated within each bar.</w:t>
+      </w:r>
+    </w:p>
+    <w:p>
+      <w:pPr>
         <w:spacing w:after="0" w:before="0" w:line="360" w:lineRule="auto"/>
         <w:ind w:firstLine="720"/>
         <w:jc w:val="left"/>
@@ -7676,7 +6687,7 @@
           <w:i w:val="0"/>
           <w:sz w:val="24"/>
         </w:rPr>
-        <w:t>Figure 5</w:t>
+        <w:t>Figure 6</w:t>
       </w:r>
     </w:p>
     <w:p>
@@ -7693,267 +6704,46 @@
         <w:t>Corridor-wise Settlement Exposure Window, T+2 versus T+0 (Illustrative)</w:t>
       </w:r>
     </w:p>
-    <w:tbl>
-      <w:tblPr>
-        <w:tblStyle w:val="LightGrid-Accent1"/>
-        <w:tblW w:type="auto" w:w="0"/>
+    <w:p>
+      <w:pPr>
+        <w:spacing w:before="80" w:after="80" w:line="240" w:lineRule="auto"/>
         <w:jc w:val="center"/>
-        <w:tblLook w:firstColumn="1" w:firstRow="1" w:lastColumn="0" w:lastRow="0" w:noHBand="0" w:noVBand="1" w:val="04A0"/>
-      </w:tblPr>
-      <w:tblGrid>
-        <w:gridCol w:w="2880"/>
-        <w:gridCol w:w="2880"/>
-        <w:gridCol w:w="2880"/>
-      </w:tblGrid>
-      <w:tr>
-        <w:tc>
-          <w:tcPr>
-            <w:tcW w:type="dxa" w:w="2016"/>
-          </w:tcPr>
-          <w:p>
-            <w:pPr>
-              <w:spacing w:line="240" w:lineRule="auto"/>
-            </w:pPr>
-            <w:r/>
-            <w:r>
-              <w:rPr>
-                <w:rFonts w:ascii="Times New Roman" w:hAnsi="Times New Roman" w:cs="Times New Roman"/>
-                <w:b/>
-                <w:i w:val="0"/>
-                <w:sz w:val="22"/>
-              </w:rPr>
-              <w:t>Corridor</w:t>
-            </w:r>
-          </w:p>
-        </w:tc>
-        <w:tc>
-          <w:tcPr>
-            <w:tcW w:type="dxa" w:w="3312"/>
-          </w:tcPr>
-          <w:p>
-            <w:pPr>
-              <w:spacing w:line="240" w:lineRule="auto"/>
-            </w:pPr>
-            <w:r/>
-            <w:r>
-              <w:rPr>
-                <w:rFonts w:ascii="Times New Roman" w:hAnsi="Times New Roman" w:cs="Times New Roman"/>
-                <w:b/>
-                <w:i w:val="0"/>
-                <w:sz w:val="22"/>
-              </w:rPr>
-              <w:t>T+2 SWIFT Exposure</w:t>
-            </w:r>
-          </w:p>
-        </w:tc>
-        <w:tc>
-          <w:tcPr>
-            <w:tcW w:type="dxa" w:w="3312"/>
-          </w:tcPr>
-          <w:p>
-            <w:pPr>
-              <w:spacing w:line="240" w:lineRule="auto"/>
-            </w:pPr>
-            <w:r/>
-            <w:r>
-              <w:rPr>
-                <w:rFonts w:ascii="Times New Roman" w:hAnsi="Times New Roman" w:cs="Times New Roman"/>
-                <w:b/>
-                <w:i w:val="0"/>
-                <w:sz w:val="22"/>
-              </w:rPr>
-              <w:t>T+0 Atomic Exposure</w:t>
-            </w:r>
-          </w:p>
-        </w:tc>
-      </w:tr>
-      <w:tr>
-        <w:tc>
-          <w:tcPr>
-            <w:tcW w:type="dxa" w:w="2016"/>
-          </w:tcPr>
-          <w:p>
-            <w:pPr>
-              <w:spacing w:line="240" w:lineRule="auto"/>
-            </w:pPr>
-            <w:r/>
-            <w:r>
-              <w:rPr>
-                <w:rFonts w:ascii="Times New Roman" w:hAnsi="Times New Roman" w:cs="Times New Roman"/>
-                <w:b w:val="0"/>
-                <w:i w:val="0"/>
-                <w:sz w:val="22"/>
-              </w:rPr>
-              <w:t>USD/EUR</w:t>
-            </w:r>
-          </w:p>
-        </w:tc>
-        <w:tc>
-          <w:tcPr>
-            <w:tcW w:type="dxa" w:w="3312"/>
-          </w:tcPr>
-          <w:p>
-            <w:pPr>
-              <w:spacing w:line="240" w:lineRule="auto"/>
-            </w:pPr>
-            <w:r/>
-            <w:r>
-              <w:rPr>
-                <w:rFonts w:ascii="Times New Roman" w:hAnsi="Times New Roman" w:cs="Times New Roman"/>
-                <w:b w:val="0"/>
-                <w:i w:val="0"/>
-                <w:sz w:val="22"/>
-              </w:rPr>
-              <w:t>46 hours</w:t>
-            </w:r>
-          </w:p>
-        </w:tc>
-        <w:tc>
-          <w:tcPr>
-            <w:tcW w:type="dxa" w:w="3312"/>
-          </w:tcPr>
-          <w:p>
-            <w:pPr>
-              <w:spacing w:line="240" w:lineRule="auto"/>
-            </w:pPr>
-            <w:r/>
-            <w:r>
-              <w:rPr>
-                <w:rFonts w:ascii="Times New Roman" w:hAnsi="Times New Roman" w:cs="Times New Roman"/>
-                <w:b w:val="0"/>
-                <w:i w:val="0"/>
-                <w:sz w:val="22"/>
-              </w:rPr>
-              <w:t>~8 seconds</w:t>
-            </w:r>
-          </w:p>
-        </w:tc>
-      </w:tr>
-      <w:tr>
-        <w:tc>
-          <w:tcPr>
-            <w:tcW w:type="dxa" w:w="2016"/>
-          </w:tcPr>
-          <w:p>
-            <w:pPr>
-              <w:spacing w:line="240" w:lineRule="auto"/>
-            </w:pPr>
-            <w:r/>
-            <w:r>
-              <w:rPr>
-                <w:rFonts w:ascii="Times New Roman" w:hAnsi="Times New Roman" w:cs="Times New Roman"/>
-                <w:b w:val="0"/>
-                <w:i w:val="0"/>
-                <w:sz w:val="22"/>
-              </w:rPr>
-              <w:t>USD/JPY</w:t>
-            </w:r>
-          </w:p>
-        </w:tc>
-        <w:tc>
-          <w:tcPr>
-            <w:tcW w:type="dxa" w:w="3312"/>
-          </w:tcPr>
-          <w:p>
-            <w:pPr>
-              <w:spacing w:line="240" w:lineRule="auto"/>
-            </w:pPr>
-            <w:r/>
-            <w:r>
-              <w:rPr>
-                <w:rFonts w:ascii="Times New Roman" w:hAnsi="Times New Roman" w:cs="Times New Roman"/>
-                <w:b w:val="0"/>
-                <w:i w:val="0"/>
-                <w:sz w:val="22"/>
-              </w:rPr>
-              <w:t>52 hours</w:t>
-            </w:r>
-          </w:p>
-        </w:tc>
-        <w:tc>
-          <w:tcPr>
-            <w:tcW w:type="dxa" w:w="3312"/>
-          </w:tcPr>
-          <w:p>
-            <w:pPr>
-              <w:spacing w:line="240" w:lineRule="auto"/>
-            </w:pPr>
-            <w:r/>
-            <w:r>
-              <w:rPr>
-                <w:rFonts w:ascii="Times New Roman" w:hAnsi="Times New Roman" w:cs="Times New Roman"/>
-                <w:b w:val="0"/>
-                <w:i w:val="0"/>
-                <w:sz w:val="22"/>
-              </w:rPr>
-              <w:t>~10 seconds</w:t>
-            </w:r>
-          </w:p>
-        </w:tc>
-      </w:tr>
-      <w:tr>
-        <w:tc>
-          <w:tcPr>
-            <w:tcW w:type="dxa" w:w="2016"/>
-          </w:tcPr>
-          <w:p>
-            <w:pPr>
-              <w:spacing w:line="240" w:lineRule="auto"/>
-            </w:pPr>
-            <w:r/>
-            <w:r>
-              <w:rPr>
-                <w:rFonts w:ascii="Times New Roman" w:hAnsi="Times New Roman" w:cs="Times New Roman"/>
-                <w:b w:val="0"/>
-                <w:i w:val="0"/>
-                <w:sz w:val="22"/>
-              </w:rPr>
-              <w:t>USD/INR</w:t>
-            </w:r>
-          </w:p>
-        </w:tc>
-        <w:tc>
-          <w:tcPr>
-            <w:tcW w:type="dxa" w:w="3312"/>
-          </w:tcPr>
-          <w:p>
-            <w:pPr>
-              <w:spacing w:line="240" w:lineRule="auto"/>
-            </w:pPr>
-            <w:r/>
-            <w:r>
-              <w:rPr>
-                <w:rFonts w:ascii="Times New Roman" w:hAnsi="Times New Roman" w:cs="Times New Roman"/>
-                <w:b w:val="0"/>
-                <w:i w:val="0"/>
-                <w:sz w:val="22"/>
-              </w:rPr>
-              <w:t>58 hours</w:t>
-            </w:r>
-          </w:p>
-        </w:tc>
-        <w:tc>
-          <w:tcPr>
-            <w:tcW w:type="dxa" w:w="3312"/>
-          </w:tcPr>
-          <w:p>
-            <w:pPr>
-              <w:spacing w:line="240" w:lineRule="auto"/>
-            </w:pPr>
-            <w:r/>
-            <w:r>
-              <w:rPr>
-                <w:rFonts w:ascii="Times New Roman" w:hAnsi="Times New Roman" w:cs="Times New Roman"/>
-                <w:b w:val="0"/>
-                <w:i w:val="0"/>
-                <w:sz w:val="22"/>
-              </w:rPr>
-              <w:t>~12 seconds</w:t>
-            </w:r>
-          </w:p>
-        </w:tc>
-      </w:tr>
-    </w:tbl>
+      </w:pPr>
+      <w:r>
+        <w:drawing>
+          <wp:inline xmlns:a="http://schemas.openxmlformats.org/drawingml/2006/main" xmlns:pic="http://schemas.openxmlformats.org/drawingml/2006/picture">
+            <wp:extent cx="5669280" cy="3256820"/>
+            <wp:docPr id="6" name="Picture 6"/>
+            <wp:cNvGraphicFramePr>
+              <a:graphicFrameLocks noChangeAspect="1"/>
+            </wp:cNvGraphicFramePr>
+            <a:graphic>
+              <a:graphicData uri="http://schemas.openxmlformats.org/drawingml/2006/picture">
+                <pic:pic>
+                  <pic:nvPicPr>
+                    <pic:cNvPr id="0" name="fig5_exposure.png"/>
+                    <pic:cNvPicPr/>
+                  </pic:nvPicPr>
+                  <pic:blipFill>
+                    <a:blip r:embed="rId15"/>
+                    <a:stretch>
+                      <a:fillRect/>
+                    </a:stretch>
+                  </pic:blipFill>
+                  <pic:spPr>
+                    <a:xfrm>
+                      <a:off x="0" y="0"/>
+                      <a:ext cx="5669280" cy="3256820"/>
+                    </a:xfrm>
+                    <a:prstGeom prst="rect"/>
+                  </pic:spPr>
+                </pic:pic>
+              </a:graphicData>
+            </a:graphic>
+          </wp:inline>
+        </w:drawing>
+      </w:r>
+    </w:p>
     <w:p>
       <w:pPr>
         <w:spacing w:before="40" w:after="160" w:line="240" w:lineRule="auto"/>
@@ -7974,7 +6764,99 @@
           <w:i w:val="0"/>
           <w:sz w:val="22"/>
         </w:rPr>
-        <w:t>Illustrative output of Phase II simulation; values span approximately five orders of magnitude across the two architectures.</w:t>
+        <w:t>Both axes on log scale to show approximately five orders of magnitude between T+2 SWIFT (hours) and T+0 atomic settlement (seconds). Illustrative output of Phase II simulation.</w:t>
+      </w:r>
+    </w:p>
+    <w:p>
+      <w:pPr>
+        <w:spacing w:before="160" w:after="40" w:line="240" w:lineRule="auto"/>
+        <w:jc w:val="left"/>
+      </w:pPr>
+      <w:r>
+        <w:rPr>
+          <w:rFonts w:ascii="Times New Roman" w:hAnsi="Times New Roman" w:cs="Times New Roman"/>
+          <w:b/>
+          <w:i w:val="0"/>
+          <w:sz w:val="24"/>
+        </w:rPr>
+        <w:t>Figure 7</w:t>
+      </w:r>
+    </w:p>
+    <w:p>
+      <w:pPr>
+        <w:spacing w:after="80" w:line="240" w:lineRule="auto"/>
+      </w:pPr>
+      <w:r>
+        <w:rPr>
+          <w:rFonts w:ascii="Times New Roman" w:hAnsi="Times New Roman" w:cs="Times New Roman"/>
+          <w:b w:val="0"/>
+          <w:i/>
+          <w:sz w:val="24"/>
+        </w:rPr>
+        <w:t>RRSE Decomposition: Compression of T+2 Exposure under T+0 Atomic</w:t>
+      </w:r>
+    </w:p>
+    <w:p>
+      <w:pPr>
+        <w:spacing w:before="80" w:after="80" w:line="240" w:lineRule="auto"/>
+        <w:jc w:val="center"/>
+      </w:pPr>
+      <w:r>
+        <w:drawing>
+          <wp:inline xmlns:a="http://schemas.openxmlformats.org/drawingml/2006/main" xmlns:pic="http://schemas.openxmlformats.org/drawingml/2006/picture">
+            <wp:extent cx="5669280" cy="3256820"/>
+            <wp:docPr id="7" name="Picture 7"/>
+            <wp:cNvGraphicFramePr>
+              <a:graphicFrameLocks noChangeAspect="1"/>
+            </wp:cNvGraphicFramePr>
+            <a:graphic>
+              <a:graphicData uri="http://schemas.openxmlformats.org/drawingml/2006/picture">
+                <pic:pic>
+                  <pic:nvPicPr>
+                    <pic:cNvPr id="0" name="fig9_rrse.png"/>
+                    <pic:cNvPicPr/>
+                  </pic:nvPicPr>
+                  <pic:blipFill>
+                    <a:blip r:embed="rId16"/>
+                    <a:stretch>
+                      <a:fillRect/>
+                    </a:stretch>
+                  </pic:blipFill>
+                  <pic:spPr>
+                    <a:xfrm>
+                      <a:off x="0" y="0"/>
+                      <a:ext cx="5669280" cy="3256820"/>
+                    </a:xfrm>
+                    <a:prstGeom prst="rect"/>
+                  </pic:spPr>
+                </pic:pic>
+              </a:graphicData>
+            </a:graphic>
+          </wp:inline>
+        </w:drawing>
+      </w:r>
+    </w:p>
+    <w:p>
+      <w:pPr>
+        <w:spacing w:before="40" w:after="160" w:line="240" w:lineRule="auto"/>
+      </w:pPr>
+      <w:r>
+        <w:rPr>
+          <w:rFonts w:ascii="Times New Roman" w:hAnsi="Times New Roman" w:cs="Times New Roman"/>
+          <w:b w:val="0"/>
+          <w:i/>
+          <w:sz w:val="22"/>
+        </w:rPr>
+        <w:t xml:space="preserve">Note. </w:t>
+      </w:r>
+      <w:r>
+        <w:rPr>
+          <w:rFonts w:ascii="Times New Roman" w:hAnsi="Times New Roman" w:cs="Times New Roman"/>
+          <w:b w:val="0"/>
+          <w:i w:val="0"/>
+          <w:sz w:val="22"/>
+        </w:rPr>
+        <w:t>Stacked bars decompose the T+2 exposure window into the compressed (RRSE) portion under atomic settlement and the small residual exposure. The genuine corridor differentiation appears in CCS (Figure 8), not RRSE.</w:t>
       </w:r>
     </w:p>
     <w:p>
@@ -8404,6 +7286,98 @@
     </w:p>
     <w:p>
       <w:pPr>
+        <w:spacing w:before="160" w:after="40" w:line="240" w:lineRule="auto"/>
+        <w:jc w:val="left"/>
+      </w:pPr>
+      <w:r>
+        <w:rPr>
+          <w:rFonts w:ascii="Times New Roman" w:hAnsi="Times New Roman" w:cs="Times New Roman"/>
+          <w:b/>
+          <w:i w:val="0"/>
+          <w:sz w:val="24"/>
+        </w:rPr>
+        <w:t>Figure 8</w:t>
+      </w:r>
+    </w:p>
+    <w:p>
+      <w:pPr>
+        <w:spacing w:after="80" w:line="240" w:lineRule="auto"/>
+      </w:pPr>
+      <w:r>
+        <w:rPr>
+          <w:rFonts w:ascii="Times New Roman" w:hAnsi="Times New Roman" w:cs="Times New Roman"/>
+          <w:b w:val="0"/>
+          <w:i/>
+          <w:sz w:val="24"/>
+        </w:rPr>
+        <w:t>Corridor-Level Capital Cost Savings (Base-Case Simulation)</w:t>
+      </w:r>
+    </w:p>
+    <w:p>
+      <w:pPr>
+        <w:spacing w:before="80" w:after="80" w:line="240" w:lineRule="auto"/>
+        <w:jc w:val="center"/>
+      </w:pPr>
+      <w:r>
+        <w:drawing>
+          <wp:inline xmlns:a="http://schemas.openxmlformats.org/drawingml/2006/main" xmlns:pic="http://schemas.openxmlformats.org/drawingml/2006/picture">
+            <wp:extent cx="5486400" cy="3022867"/>
+            <wp:docPr id="8" name="Picture 8"/>
+            <wp:cNvGraphicFramePr>
+              <a:graphicFrameLocks noChangeAspect="1"/>
+            </wp:cNvGraphicFramePr>
+            <a:graphic>
+              <a:graphicData uri="http://schemas.openxmlformats.org/drawingml/2006/picture">
+                <pic:pic>
+                  <pic:nvPicPr>
+                    <pic:cNvPr id="0" name="fig6_ccs.png"/>
+                    <pic:cNvPicPr/>
+                  </pic:nvPicPr>
+                  <pic:blipFill>
+                    <a:blip r:embed="rId17"/>
+                    <a:stretch>
+                      <a:fillRect/>
+                    </a:stretch>
+                  </pic:blipFill>
+                  <pic:spPr>
+                    <a:xfrm>
+                      <a:off x="0" y="0"/>
+                      <a:ext cx="5486400" cy="3022867"/>
+                    </a:xfrm>
+                    <a:prstGeom prst="rect"/>
+                  </pic:spPr>
+                </pic:pic>
+              </a:graphicData>
+            </a:graphic>
+          </wp:inline>
+        </w:drawing>
+      </w:r>
+    </w:p>
+    <w:p>
+      <w:pPr>
+        <w:spacing w:before="40" w:after="160" w:line="240" w:lineRule="auto"/>
+      </w:pPr>
+      <w:r>
+        <w:rPr>
+          <w:rFonts w:ascii="Times New Roman" w:hAnsi="Times New Roman" w:cs="Times New Roman"/>
+          <w:b w:val="0"/>
+          <w:i/>
+          <w:sz w:val="22"/>
+        </w:rPr>
+        <w:t xml:space="preserve">Note. </w:t>
+      </w:r>
+      <w:r>
+        <w:rPr>
+          <w:rFonts w:ascii="Times New Roman" w:hAnsi="Times New Roman" w:cs="Times New Roman"/>
+          <w:b w:val="0"/>
+          <w:i w:val="0"/>
+          <w:sz w:val="22"/>
+        </w:rPr>
+        <w:t>Annual CCS per USD 1 billion of migrated notional. The USD/INR bar is approximately twice the USD/EUR and USD/JPY values, reflecting a higher emerging-market WACC and the absence of CLS PvP coverage on the rupee.</w:t>
+      </w:r>
+    </w:p>
+    <w:p>
+      <w:pPr>
         <w:spacing w:before="240" w:after="120" w:line="360" w:lineRule="auto"/>
         <w:jc w:val="left"/>
       </w:pPr>
@@ -8919,6 +7893,98 @@
           <w:sz w:val="24"/>
         </w:rPr>
         <w:t>Under Fast Convergence, headline CCS approaches its theoretical ceiling. Under Fragmented Coexistence, realised CCS is reduced by approximately one-half. Under Regulatory Shock, the corridor-level gain can be reduced by more than half and, in extreme cases, reversed by additional buffer requirements. The sensitivity surface confirms a counter-intuitive finding: the relevant variable for CCS magnitude is not ledger speed but the fraction of liquidity firms can credibly release.</w:t>
+      </w:r>
+    </w:p>
+    <w:p>
+      <w:pPr>
+        <w:spacing w:before="160" w:after="40" w:line="240" w:lineRule="auto"/>
+        <w:jc w:val="left"/>
+      </w:pPr>
+      <w:r>
+        <w:rPr>
+          <w:rFonts w:ascii="Times New Roman" w:hAnsi="Times New Roman" w:cs="Times New Roman"/>
+          <w:b/>
+          <w:i w:val="0"/>
+          <w:sz w:val="24"/>
+        </w:rPr>
+        <w:t>Figure 9</w:t>
+      </w:r>
+    </w:p>
+    <w:p>
+      <w:pPr>
+        <w:spacing w:after="80" w:line="240" w:lineRule="auto"/>
+      </w:pPr>
+      <w:r>
+        <w:rPr>
+          <w:rFonts w:ascii="Times New Roman" w:hAnsi="Times New Roman" w:cs="Times New Roman"/>
+          <w:b w:val="0"/>
+          <w:i/>
+          <w:sz w:val="24"/>
+        </w:rPr>
+        <w:t>Scenario Sensitivity of Capital Cost Savings (Heatmap)</w:t>
+      </w:r>
+    </w:p>
+    <w:p>
+      <w:pPr>
+        <w:spacing w:before="80" w:after="80" w:line="240" w:lineRule="auto"/>
+        <w:jc w:val="center"/>
+      </w:pPr>
+      <w:r>
+        <w:drawing>
+          <wp:inline xmlns:a="http://schemas.openxmlformats.org/drawingml/2006/main" xmlns:pic="http://schemas.openxmlformats.org/drawingml/2006/picture">
+            <wp:extent cx="5669280" cy="2950887"/>
+            <wp:docPr id="9" name="Picture 9"/>
+            <wp:cNvGraphicFramePr>
+              <a:graphicFrameLocks noChangeAspect="1"/>
+            </wp:cNvGraphicFramePr>
+            <a:graphic>
+              <a:graphicData uri="http://schemas.openxmlformats.org/drawingml/2006/picture">
+                <pic:pic>
+                  <pic:nvPicPr>
+                    <pic:cNvPr id="0" name="fig8_sensitivity.png"/>
+                    <pic:cNvPicPr/>
+                  </pic:nvPicPr>
+                  <pic:blipFill>
+                    <a:blip r:embed="rId18"/>
+                    <a:stretch>
+                      <a:fillRect/>
+                    </a:stretch>
+                  </pic:blipFill>
+                  <pic:spPr>
+                    <a:xfrm>
+                      <a:off x="0" y="0"/>
+                      <a:ext cx="5669280" cy="2950887"/>
+                    </a:xfrm>
+                    <a:prstGeom prst="rect"/>
+                  </pic:spPr>
+                </pic:pic>
+              </a:graphicData>
+            </a:graphic>
+          </wp:inline>
+        </w:drawing>
+      </w:r>
+    </w:p>
+    <w:p>
+      <w:pPr>
+        <w:spacing w:before="40" w:after="160" w:line="240" w:lineRule="auto"/>
+      </w:pPr>
+      <w:r>
+        <w:rPr>
+          <w:rFonts w:ascii="Times New Roman" w:hAnsi="Times New Roman" w:cs="Times New Roman"/>
+          <w:b w:val="0"/>
+          <w:i/>
+          <w:sz w:val="22"/>
+        </w:rPr>
+        <w:t xml:space="preserve">Note. </w:t>
+      </w:r>
+      <w:r>
+        <w:rPr>
+          <w:rFonts w:ascii="Times New Roman" w:hAnsi="Times New Roman" w:cs="Times New Roman"/>
+          <w:b w:val="0"/>
+          <w:i w:val="0"/>
+          <w:sz w:val="22"/>
+        </w:rPr>
+        <w:t>Cells indicate the realised CCS as a percentage of the theoretical maximum across the three corridors and three adoption scenarios. Green = high realised gain; red = severely compromised gain. USD/INR shows the widest swing across scenarios.</w:t>
       </w:r>
     </w:p>
     <w:p>

--- a/Final_Report_Suryansh_Namdeo_IPM06194.docx
+++ b/Final_Report_Suryansh_Namdeo_IPM06194.docx
@@ -1711,7 +1711,7 @@
           <w:i w:val="0"/>
           <w:sz w:val="24"/>
         </w:rPr>
-        <w:t>Cross-border payment infrastructure has, for nearly half a century, depended on a remarkably stable architecture: a correspondent bank transmits a SWIFT MT103 message; a pre-funded nostro account stands ready on the far side; two business days later, the books are reconciled and the payment becomes final (Committee on Payments and Market Infrastructures [CPMI], 2023). This design was adequate when global trade volumes were modest and overwhelmingly dollar-denominated.</w:t>
+        <w:t>Cross-border payments have depended for half a century on a stable architecture: a correspondent bank transmits a SWIFT MT103, a pre-funded nostro stands ready, and two business days later the payment becomes final (Committee on Payments and Market Infrastructures [CPMI], 2023). That design was adequate when trade was dollar-denominated. Those conditions no longer hold: non-USD flows rose ~11 percentage points between 2015 and 2024 (SWIFT, 2024), and the BIS estimates approximately USD 2.2 trillion of daily deliverable FX turnover remains exposed to settlement risk (Bank for International Settlements [BIS], 2022, 2023).</w:t>
       </w:r>
     </w:p>
     <w:p>
@@ -1727,23 +1727,7 @@
           <w:i w:val="0"/>
           <w:sz w:val="24"/>
         </w:rPr>
-        <w:t>Those conditions no longer hold. Non-USD denomination of cross-border payment flows rose by approximately 11 percentage points between 2015 and 2024, driven by renminbi, yen, and rupee corridors (SWIFT, 2024). The 2008 Global Financial Crisis exposed a related defect: the inefficiencies of correspondent banking were not merely slow but generated counterparty exposures costly enough to be difficult to detect at the level of any single institution (Bank for International Settlements [BIS], 2023). The BIS estimates that approximately USD 2.2 trillion of daily deliverable foreign exchange turnover remains exposed to settlement risk (BIS, 2022).</w:t>
-      </w:r>
-    </w:p>
-    <w:p>
-      <w:pPr>
-        <w:spacing w:after="0" w:before="0" w:line="360" w:lineRule="auto"/>
-        <w:ind w:firstLine="720"/>
-        <w:jc w:val="left"/>
-      </w:pPr>
-      <w:r>
-        <w:rPr>
-          <w:rFonts w:ascii="Times New Roman" w:hAnsi="Times New Roman" w:cs="Times New Roman"/>
-          <w:b w:val="0"/>
-          <w:i w:val="0"/>
-          <w:sz w:val="24"/>
-        </w:rPr>
-        <w:t>Two candidate replacements have emerged. Tokenized commercial-bank deposits preserve the credit risk of the issuing bank but acquire programmability. Wholesale CBDCs are reserve-grade settlement assets restricted to bank participants, carrying central-bank credit risk with equivalent programmability (Carstens, 2023). Together they open the door to what Carstens (2023) described as the Unified Ledger — a single programmable environment in which central-bank money, commercial-bank money, and tokenized real-world assets interact atomically. These developments are not hypothetical: Project Dunbar concluded in 2022, Project Agora has been in pilot since 2024, and J.P. Morgan's Onyx platform clears over USD 1 billion daily (J.P. Morgan, 2024).</w:t>
+        <w:t>Two candidate replacements have emerged. Tokenized commercial-bank deposits preserve issuer credit risk but acquire programmability; wholesale CBDCs are reserve-grade settlement assets with central-bank credit risk and equivalent programmability (Carstens, 2023). Together they open the door to the Unified Ledger — a single programmable environment in which central-bank money, commercial-bank money, and tokenized real-world assets interact atomically. These are not hypothetical: Project Dunbar concluded in 2022, Project Agora has piloted since 2024, and Onyx clears over USD 1 billion daily (J.P. Morgan, 2024).</w:t>
       </w:r>
     </w:p>
     <w:p>
@@ -1774,7 +1758,7 @@
           <w:i w:val="0"/>
           <w:sz w:val="24"/>
         </w:rPr>
-        <w:t>Three forces convert what appears to be a technology question into a corporate-finance question. First, the global payments network is becoming less dollar-centric (SWIFT, 2024). Second, BIS multilateral arrangements have moved from sandbox to pilot scale (BIS Innovation Hub, 2024). Third, private tokenization platforms have crossed production thresholds (J.P. Morgan, 2024). The treasury function of a multinational corporation sits at the intersection of these forces. For an Indian MNC with USD 500 million of active cross-border float, a one-percentage-point reduction in the cost of immobilised nostro capital implies approximately USD 5 million of annual pre-tax savings — fractions of a percentage point, compounded across the treasury book, produce line items meriting board-level attention.</w:t>
+        <w:t>Three forces make this a corporate-finance question: payments are becoming less dollar-centric (SWIFT, 2024); BIS multilateral arrangements have moved from sandbox to pilot scale (BIS Innovation Hub, 2024); private tokenization platforms have crossed production thresholds (J.P. Morgan, 2024). For an Indian MNC with USD 500 million of cross-border float, a one-percentage-point reduction in immobilised nostro implies approximately USD 5 million of annual pre-tax savings.</w:t>
       </w:r>
     </w:p>
     <w:p>
@@ -1805,7 +1789,7 @@
           <w:i w:val="0"/>
           <w:sz w:val="24"/>
         </w:rPr>
-        <w:t>The problem addressed in this study is the Interoperability Gap. As commercial-bank liquidity is tokenized across mutually incompatible private ledgers, the principle of singleness of money — that one unit of currency is worth the same on every ledger that records it — is no longer guaranteed (BIS, 2023). The consequences are threefold: (a) atomic settlement fails when the two legs of an exchange reside on different books, producing a digital reincarnation of Herstatt risk (Galati, 2002); (b) tokenized-deposit treatment under the Liquidity Coverage Ratio (LCR) is inconsistent across jurisdictions, forcing larger-than-optimal capital buffers (Basel Committee on Banking Supervision [BCBS], 2013); and (c) programmable-money capabilities can only be fully realised when composite transactions execute within a single legal and technical environment. What is missing, at the corporate-treasury level, is a number quantifying that gap.</w:t>
+        <w:t>The problem this study addresses is the Interoperability Gap. As commercial-bank liquidity is tokenized across incompatible private ledgers, the singleness of money — that one unit of currency is worth the same on every ledger — is no longer guaranteed (BIS, 2023). Three consequences follow: (a) atomic settlement fails when the two legs of an exchange reside on different books, reproducing Herstatt risk digitally (Galati, 2002); (b) Liquidity Coverage Ratio treatment of tokenized deposits is inconsistent across jurisdictions (Basel Committee on Banking Supervision [BCBS], 2013); and (c) programmable-money capabilities are realised only when composite transactions execute within a single legal-technical environment. What is missing is a number quantifying that gap at the corporate-treasury level.</w:t>
       </w:r>
     </w:p>
     <w:p>
@@ -1959,7 +1943,7 @@
           <w:i w:val="0"/>
           <w:sz w:val="24"/>
         </w:rPr>
-        <w:t>To quantify the Reduction in Settlement Risk Exposure (RRSE) associated with migrating from T+2 SWIFT to T+0 atomic settlement across three representative corridors.</w:t>
+        <w:t>To quantify the Reduction in Settlement Risk Exposure (RRSE) for migration from T+2 SWIFT to T+0 atomic settlement across three corridors.</w:t>
       </w:r>
     </w:p>
     <w:p>
@@ -1983,7 +1967,7 @@
           <w:i w:val="0"/>
           <w:sz w:val="24"/>
         </w:rPr>
-        <w:t>To compute the Capital Cost Savings (CCS) realisable at the corporate-treasury level using WACC-adjusted immobilised capital as the numéraire.</w:t>
+        <w:t>To compute Capital Cost Savings (CCS) at the corporate-treasury level using WACC-adjusted immobilised capital.</w:t>
       </w:r>
     </w:p>
     <w:p>
@@ -2007,7 +1991,7 @@
           <w:i w:val="0"/>
           <w:sz w:val="24"/>
         </w:rPr>
-        <w:t>To analyse the sensitivity of RRSE and CCS to adoption velocity, HQLA treatment, and scenario-specific shocks.</w:t>
+        <w:t>To analyse sensitivity of RRSE and CCS to adoption velocity, HQLA treatment, and scenario shocks.</w:t>
       </w:r>
     </w:p>
     <w:p>
@@ -2031,7 +2015,7 @@
           <w:i w:val="0"/>
           <w:sz w:val="24"/>
         </w:rPr>
-        <w:t>To position the Indian financial system within the emerging global architecture using RBI Digital Rupee pilot data and FEDAI turnover statistics as calibration anchors.</w:t>
+        <w:t>To position the Indian financial system within the emerging global architecture using RBI pilot data and FEDAI turnover as anchors.</w:t>
       </w:r>
     </w:p>
     <w:p>
@@ -2055,7 +2039,7 @@
           <w:i w:val="0"/>
           <w:sz w:val="24"/>
         </w:rPr>
-        <w:t>To produce a cost-benefit interpretation of the Unified Ledger thesis usable by corporate treasury teams, central-bank policy units, and regulators.</w:t>
+        <w:t>To produce a cost-benefit reading of the Unified Ledger thesis usable by treasury teams, central-bank policy units, and regulators.</w:t>
       </w:r>
     </w:p>
     <w:p>
@@ -2086,7 +2070,7 @@
           <w:i w:val="0"/>
           <w:sz w:val="24"/>
         </w:rPr>
-        <w:t>The scope is deliberately constrained to wholesale, cross-border, corporate-treasury payments in three corridors (USD/EUR, USD/JPY, USD/INR), parameterised against 2023–2025 transaction data. Retail CBDC architecture, non-bank stablecoin designs outside the regulated banking perimeter, technical DLT design choices, and monetary-policy transmission are excluded.</w:t>
+        <w:t>The scope covers wholesale, cross-border, corporate-treasury payments in three corridors (USD/EUR, USD/JPY, USD/INR), parameterised against 2023–2025 transaction data. Retail CBDC, non-bank stablecoins, DLT design choices, and monetary-policy transmission are excluded.</w:t>
       </w:r>
     </w:p>
     <w:p>
@@ -2117,7 +2101,7 @@
           <w:i w:val="0"/>
           <w:sz w:val="24"/>
         </w:rPr>
-        <w:t>For corporate treasurers, the study provides the first corridor-level estimate of immobilised nostro capital that atomic settlement could release. For central banks, it offers a demand-side estimate of convergence benefits set against the marginal cost of multilateral CBDC bridges. For Indian policymakers, it situates the RBI CBDC programme within a comparative global frame rather than treating the pilot as a standalone domestic exercise.</w:t>
+        <w:t>For corporate treasurers, the study provides a first corridor-level estimate of immobilised nostro capital atomic settlement could release. For central banks, it offers a demand-side estimate of convergence benefits. For Indian policymakers, it situates the RBI CBDC programme within a comparative global frame.</w:t>
       </w:r>
     </w:p>
     <w:p>
@@ -2148,7 +2132,7 @@
           <w:i w:val="0"/>
           <w:sz w:val="24"/>
         </w:rPr>
-        <w:t>Chapter 2 develops the literature review and theoretical framework. Chapter 3 details the three-phase research design. Chapter 4 reports architecture evidence and quantitative findings. Chapter 5 discusses corridor-level asymmetries and scenario sensitivity. Chapter 6 sets out risks, regulatory considerations, and recommendations. Chapter 7 summarises and identifies directions for further research.</w:t>
+        <w:t>Chapter 2 develops the literature review. Chapter 3 details the three-phase research design. Chapter 4 reports architecture evidence and quantitative findings. Chapter 5 discusses corridor asymmetries and scenario sensitivity. Chapter 6 sets out risks and recommendations. Chapter 7 summarises and identifies further research.</w:t>
       </w:r>
     </w:p>
     <w:p>
@@ -2199,23 +2183,7 @@
           <w:i w:val="0"/>
           <w:sz w:val="24"/>
         </w:rPr>
-        <w:t>Modern cross-border settlement traces its lineage to 1973, when SWIFT was incorporated as a Belgian cooperative to replace telex-based interbank messaging (Scott &amp; Zachariadis, 2014). The architecture that grew around it — correspondent banks, nostro accounts, T+2 clearing — evolved through the 1980s and 1990s with cost and risk tolerated for want of alternatives.</w:t>
-      </w:r>
-    </w:p>
-    <w:p>
-      <w:pPr>
-        <w:spacing w:after="0" w:before="0" w:line="360" w:lineRule="auto"/>
-        <w:ind w:firstLine="720"/>
-        <w:jc w:val="left"/>
-      </w:pPr>
-      <w:r>
-        <w:rPr>
-          <w:rFonts w:ascii="Times New Roman" w:hAnsi="Times New Roman" w:cs="Times New Roman"/>
-          <w:b w:val="0"/>
-          <w:i w:val="0"/>
-          <w:sz w:val="24"/>
-        </w:rPr>
-        <w:t>Tolerance broke in the 2008 crisis, which made visible the scale of counterparty credit risk in uncleared payments (Duffie, 2011) and the liquidity cost of maintaining pre-funded nostro balances across jurisdictions (CPMI, 2018). Under Basel III, the LCR codified in BCBS 238 (BCBS, 2013) required banks to hold sufficient HQLA to withstand a 30-day stress event, with foreign nostro balances treated conservatively. A parallel literature surveyed by the Financial Stability Board (FSB, 2023) began to treat tokenization not as a crypto-native phenomenon but as a development arising within the regulated banking perimeter.</w:t>
+        <w:t>Modern cross-border settlement traces to 1973, when SWIFT was incorporated to replace telex-based interbank messaging (Scott &amp; Zachariadis, 2014). The surrounding architecture — correspondent banks, nostro accounts, T+2 clearing — evolved through the 1980s–1990s. Tolerance broke in 2008, exposing counterparty risk (Duffie, 2011) and the liquidity cost of pre-funded nostro across jurisdictions (CPMI, 2018). Basel III's BCBS 238 required HQLA sufficient to withstand a 30-day stress event (BCBS, 2013). A parallel literature began to treat tokenization as a development within the regulated banking perimeter (FSB, 2023).</w:t>
       </w:r>
     </w:p>
     <w:p>
@@ -2338,7 +2306,7 @@
           <w:i w:val="0"/>
           <w:sz w:val="24"/>
         </w:rPr>
-        <w:t>Project Dunbar (BIS Innovation Hub, 2022) tested whether wCBDCs issued by Australia, Malaysia, Singapore, and South Africa could coexist on a single DLT platform. The pilot produced a technical prototype with three architectural alternatives and, more consequentially, exposed governance questions of access, foreign-currency holdings, and cross-jurisdictional recognition. Each design choice propagates to corporate-treasury behaviour because each determines the number of intermediation layers in the cross-border value chain.</w:t>
+        <w:t>Project Dunbar (BIS Innovation Hub, 2022) tested whether wCBDCs from Australia, Malaysia, Singapore, and South Africa could coexist on a single DLT platform. It produced a technical prototype and exposed governance questions of access, foreign-currency holdings, and cross-jurisdictional recognition — each determining the intermediation layers remaining in the cross-border value chain.</w:t>
       </w:r>
     </w:p>
     <w:p>
@@ -2369,7 +2337,7 @@
           <w:i w:val="0"/>
           <w:sz w:val="24"/>
         </w:rPr>
-        <w:t>Project Agora brings together seven central banks — Banque de France (Eurosystem), Bank of Japan, Bank of Korea, Bank of Mexico, Swiss National Bank, Bank of England, and Federal Reserve Bank of New York — with more than 60 non-bank financial institutions organised through the Institute of International Finance (BIS Innovation Hub, 2024). Its distinctive ambition is to place tokenized deposits and wCBDCs on the same programmable layer, enabling composite operations through smart contracts rather than sequential messages. Pilot results (BIS, 2025) report successful Payment-versus-Payment (PvP) and Delivery-versus-Payment (DvP) transactions across seven corridors. Two characteristics matter most: the same token can cross jurisdictions without re-wrapping, and the FX and payment legs execute as a single composite operation.</w:t>
+        <w:t>Project Agora brings together seven central banks (Banque de France, Bank of Japan, Bank of Korea, Bank of Mexico, Swiss National Bank, Bank of England, FRBNY) and over 60 non-bank financial institutions via the IIF (BIS Innovation Hub, 2024). Its ambition is to place tokenized deposits and wCBDCs on the same programmable layer for composite operations. Pilot results (BIS, 2025) report successful PvP and DvP across seven corridors: the same token crosses jurisdictions without re-wrapping, and FX and payment legs execute as a single composite operation.</w:t>
       </w:r>
     </w:p>
     <w:p>
@@ -2400,7 +2368,7 @@
           <w:i w:val="0"/>
           <w:sz w:val="24"/>
         </w:rPr>
-        <w:t>The conceptual scaffolding for Agora was laid in Carstens's (2023) BIS chapter, "A Blueprint for the Future Monetary System." The Unified Ledger posits a single programmable environment in which central-bank money, commercial-bank money, and tokenized real-world assets are co-located, enabling composite financial operations to execute atomically. It remains a thesis rather than an operating system; the distance between this theoretical optimum and present hybrid reality is precisely what this study measures.</w:t>
+        <w:t>The conceptual scaffolding for Agora was laid in Carstens's (2023) BIS chapter. The Unified Ledger posits a single programmable environment in which central-bank money, commercial-bank money, and tokenized real-world assets co-locate, enabling atomic composite operations. It remains a thesis rather than an operating system; the distance between this optimum and present hybrid reality is what this study measures.</w:t>
       </w:r>
     </w:p>
     <w:p>
@@ -2431,7 +2399,7 @@
           <w:i w:val="0"/>
           <w:sz w:val="24"/>
         </w:rPr>
-        <w:t>By 2024, the Onyx platform was settling more than USD 1 billion daily in intraday repo and had cumulatively cleared more than USD 1.5 trillion of tokenized collateral and cross-border dollar transfers (J.P. Morgan, 2024). JPM Coin (operating under the Kinexys brand) is par-redeemable within the Onyx ecosystem on a permissioned DLT. Onyx is simultaneously a proof point — tokenized deposits scale within a single sovereign walled garden — and a cautionary tale: because JPM Coin cannot be redeemed against another tokenized dollar of comparable legal standing, the system reproduces in digital form the ledger-interoperability tensions tokenization was supposed to dissolve.</w:t>
+        <w:t>By 2024, Onyx was settling over USD 1 billion daily in intraday repo and had cumulatively cleared more than USD 1.5 trillion of tokenized collateral and cross-border dollar transfers (J.P. Morgan, 2024). JPM Coin (now Kinexys) is par-redeemable within the Onyx ecosystem. Onyx is both a proof point — tokenized deposits scale within a walled garden — and a cautionary tale: because JPM Coin cannot be redeemed against another tokenized dollar, it reproduces digitally the very ledger-interoperability tensions tokenization was meant to dissolve.</w:t>
       </w:r>
     </w:p>
     <w:p>
@@ -2462,7 +2430,7 @@
           <w:i w:val="0"/>
           <w:sz w:val="24"/>
         </w:rPr>
-        <w:t>Under BCBS 238, banks must hold sufficient HQLA to cover net cash outflows over a 30-day stress window (BCBS, 2013); the LCR is binding at ≥ 100%. National regulators have diverged on tokenized-deposit treatment: some signal an explicit hold pending pilot evidence; others indicate conservative haircuts (FSB, 2023; BCBS, 2024). This study treats the jurisdictional haircut as a random variable with a uniform prior over [0%, 25%] for non-U.S. jurisdictions.</w:t>
+        <w:t>Under BCBS 238, banks must hold sufficient HQLA to cover net cash outflows over a 30-day stress window; the LCR is binding at ≥ 100% (BCBS, 2013). Regulators have diverged on tokenized-deposit treatment (FSB, 2023; BCBS, 2024). This study treats the jurisdictional haircut as a random variable with a uniform prior over [0%, 25%].</w:t>
       </w:r>
     </w:p>
     <w:p>
@@ -2493,7 +2461,7 @@
           <w:i w:val="0"/>
           <w:sz w:val="24"/>
         </w:rPr>
-        <w:t>The RBI launched its wholesale CBDC pilot in November 2022 in the call-money market, with the retail pilot following in December 2022. By early 2025, the retail leg had surpassed five million users while the wholesale leg extended to government-securities settlement (RBI, 2025). The pilot has been deliberately gradual, with financial-stability and capital-flow considerations cited as rationale (RBI, 2024). FEDAI-cleared daily USD/INR turnover averaged USD 25–30 billion in 2023–2024 (FEDAI, 2024), implying that even partial migration to atomic settlement would generate material Indian-side CCS contributions.</w:t>
+        <w:t>The RBI launched its wholesale CBDC pilot in November 2022 (call-money) and the retail pilot in December 2022. By early 2025 the retail leg had surpassed five million users while the wholesale leg extended to G-Sec settlement (RBI, 2025); the pilot has been deliberately gradual on financial-stability grounds (RBI, 2024). FEDAI-cleared daily USD/INR turnover averaged USD 25–30 billion in 2023–2024 (FEDAI, 2024); even partial migration to atomic settlement would generate material Indian-side CCS.</w:t>
       </w:r>
     </w:p>
     <w:p>
@@ -2513,21 +2481,6 @@
     </w:p>
     <w:p>
       <w:pPr>
-        <w:spacing w:before="160" w:after="80" w:line="360" w:lineRule="auto"/>
-        <w:jc w:val="left"/>
-      </w:pPr>
-      <w:r>
-        <w:rPr>
-          <w:rFonts w:ascii="Times New Roman" w:hAnsi="Times New Roman" w:cs="Times New Roman"/>
-          <w:b/>
-          <w:i/>
-          <w:sz w:val="24"/>
-        </w:rPr>
-        <w:t>2.8.1 Singleness of Money</w:t>
-      </w:r>
-    </w:p>
-    <w:p>
-      <w:pPr>
         <w:spacing w:after="0" w:before="0" w:line="360" w:lineRule="auto"/>
         <w:ind w:firstLine="720"/>
         <w:jc w:val="left"/>
@@ -2539,100 +2492,7 @@
           <w:i w:val="0"/>
           <w:sz w:val="24"/>
         </w:rPr>
-        <w:t>The organising lens is the proposition that one unit of currency must be worth the same on every ledger that records it (BIS, 2023). In a tokenized world, this anchor must be re-established by central-bank reserves. The Interoperability Gap is the corporate-treasury cost of that erosion, operationalised through RRSE and CCS.</w:t>
-      </w:r>
-    </w:p>
-    <w:p>
-      <w:pPr>
-        <w:spacing w:before="160" w:after="80" w:line="360" w:lineRule="auto"/>
-        <w:jc w:val="left"/>
-      </w:pPr>
-      <w:r>
-        <w:rPr>
-          <w:rFonts w:ascii="Times New Roman" w:hAnsi="Times New Roman" w:cs="Times New Roman"/>
-          <w:b/>
-          <w:i/>
-          <w:sz w:val="24"/>
-        </w:rPr>
-        <w:t>2.8.2 Herstatt Risk and Settlement Finality</w:t>
-      </w:r>
-    </w:p>
-    <w:p>
-      <w:pPr>
-        <w:spacing w:after="0" w:before="0" w:line="360" w:lineRule="auto"/>
-        <w:ind w:firstLine="720"/>
-        <w:jc w:val="left"/>
-      </w:pPr>
-      <w:r>
-        <w:rPr>
-          <w:rFonts w:ascii="Times New Roman" w:hAnsi="Times New Roman" w:cs="Times New Roman"/>
-          <w:b w:val="0"/>
-          <w:i w:val="0"/>
-          <w:sz w:val="24"/>
-        </w:rPr>
-        <w:t>The canonical concept of settlement risk since 1974 has been Herstatt risk — the exposure between the settlement of one leg of a cross-currency transaction and the other (Galati, 2002). Atomic settlement collapses the exposure window to near zero within a single ledger; RRSE numerically characterises this compression.</w:t>
-      </w:r>
-    </w:p>
-    <w:p>
-      <w:pPr>
-        <w:spacing w:before="160" w:after="80" w:line="360" w:lineRule="auto"/>
-        <w:jc w:val="left"/>
-      </w:pPr>
-      <w:r>
-        <w:rPr>
-          <w:rFonts w:ascii="Times New Roman" w:hAnsi="Times New Roman" w:cs="Times New Roman"/>
-          <w:b/>
-          <w:i/>
-          <w:sz w:val="24"/>
-        </w:rPr>
-        <w:t>2.8.3 Liquidity-Management Theory</w:t>
-      </w:r>
-    </w:p>
-    <w:p>
-      <w:pPr>
-        <w:spacing w:after="0" w:before="0" w:line="360" w:lineRule="auto"/>
-        <w:ind w:firstLine="720"/>
-        <w:jc w:val="left"/>
-      </w:pPr>
-      <w:r>
-        <w:rPr>
-          <w:rFonts w:ascii="Times New Roman" w:hAnsi="Times New Roman" w:cs="Times New Roman"/>
-          <w:b w:val="0"/>
-          <w:i w:val="0"/>
-          <w:sz w:val="24"/>
-        </w:rPr>
-        <w:t>Classical theory (Baumol, 1952; Miller &amp; Orr, 1966) treats cash holdings as the resolution of a transaction-cost / opportunity-cost trade-off. The cross-border analogue replaces cash with pre-funded nostro and the opportunity-cost rate with a WACC proxy. At 9% WACC, a USD 500 million buffer carries USD 45 million of annual opportunity cost — a magnitude that makes even partial reductions financially consequential.</w:t>
-      </w:r>
-    </w:p>
-    <w:p>
-      <w:pPr>
-        <w:spacing w:before="160" w:after="80" w:line="360" w:lineRule="auto"/>
-        <w:jc w:val="left"/>
-      </w:pPr>
-      <w:r>
-        <w:rPr>
-          <w:rFonts w:ascii="Times New Roman" w:hAnsi="Times New Roman" w:cs="Times New Roman"/>
-          <w:b/>
-          <w:i/>
-          <w:sz w:val="24"/>
-        </w:rPr>
-        <w:t>2.8.4 Diffusion of Innovation</w:t>
-      </w:r>
-    </w:p>
-    <w:p>
-      <w:pPr>
-        <w:spacing w:after="0" w:before="0" w:line="360" w:lineRule="auto"/>
-        <w:ind w:firstLine="720"/>
-        <w:jc w:val="left"/>
-      </w:pPr>
-      <w:r>
-        <w:rPr>
-          <w:rFonts w:ascii="Times New Roman" w:hAnsi="Times New Roman" w:cs="Times New Roman"/>
-          <w:b w:val="0"/>
-          <w:i w:val="0"/>
-          <w:sz w:val="24"/>
-        </w:rPr>
-        <w:t>The three adoption scenarios derive from Rogers' (2003) framework: Fast Convergence, Fragmented Coexistence, and Regulatory Shock. These correspond approximately to early-majority, late-majority, and laggard/reversal trajectories, anchoring the sensitivity analysis in Phase II.</w:t>
+        <w:t>Four lenses organise the study. (a) Singleness of money: one unit of currency must be worth the same on every ledger that records it (BIS, 2023); the Interoperability Gap is the corporate-treasury cost of its erosion. (b) Herstatt risk: the cross-currency exposure between settlement of one leg and the other (Galati, 2002); atomic settlement collapses this window to near zero, characterised by RRSE. (c) Liquidity-management theory (Baumol, 1952; Miller &amp; Orr, 1966): pre-funded nostro carries opportunity cost equal to WACC; at 9% WACC, a USD 500 million buffer implies USD 45 million annually. (d) Diffusion of innovation (Rogers, 2003): three scenarios — Fast Convergence, Fragmented Coexistence, Regulatory Shock — anchor the Phase II sensitivity analysis.</w:t>
       </w:r>
     </w:p>
     <w:p>
@@ -2663,7 +2523,7 @@
           <w:i w:val="0"/>
           <w:sz w:val="24"/>
         </w:rPr>
-        <w:t>Three gaps emerge. First, prevailing scholarship adopts central-bank or commercial-bank perspectives; the corporate-treasury vantage is under-modelled. Second, the Unified Ledger's efficiency claims are typically asserted rather than measured at corridor level. Third, no existing study calibrates the efficiency estimate to Indian data despite the RBI pilot making India a natural Asian emerging-market reference point.</w:t>
+        <w:t>Three gaps emerge. Prevailing scholarship adopts central-bank or commercial-bank perspectives; the corporate-treasury vantage is under-modelled. The Unified Ledger's efficiency claims are typically asserted rather than measured at corridor level. No existing study calibrates the efficiency estimate to Indian data despite the RBI pilot making India a natural Asian EM reference.</w:t>
       </w:r>
     </w:p>
     <w:p>
@@ -2694,7 +2554,7 @@
           <w:i w:val="0"/>
           <w:sz w:val="24"/>
         </w:rPr>
-        <w:t>Two inputs (the degree of tokenized-deposit adoption and the degree of wCBDC interoperability) feed into two outputs (RRSE and CCS), mediated by three institutional variables (HQLA regulatory treatment, regulatory recognition, and technical DLT compatibility). The structure is deliberately compact; each mediator is associated with a specific sensitivity test in Chapter 3.</w:t>
+        <w:t>Two inputs (tokenized-deposit adoption, wCBDC interoperability) feed two outputs (RRSE, CCS) through three institutional mediators (HQLA treatment, regulatory recognition, technical DLT compatibility). Each mediator carries a specific sensitivity test in Chapter 3.</w:t>
       </w:r>
     </w:p>
     <w:p>
@@ -2837,7 +2697,7 @@
           <w:i w:val="0"/>
           <w:sz w:val="24"/>
         </w:rPr>
-        <w:t>The study is positioned within the positivist tradition. Its central propositions are stated as measurable quantities — exposure windows, liquidity buffers, capital costs — and tested against numerical baselines. The reasoning is inductive: a theoretical expectation from the Unified Ledger thesis is translated into two measurable indicators (RRSE and CCS), then tested through simulation across three corridors and three scenarios. Epistemologically, this constitutes what Creswell (2014) terms a quantitative-dominant mixed-methods design — numbers lead, cases inform.</w:t>
+        <w:t>The study is positivist: propositions are stated as measurable quantities (exposure windows, liquidity buffers, capital costs) and tested against numerical baselines. Reasoning is inductive — the Unified Ledger thesis is translated into two indicators (RRSE and CCS) and tested through simulation across three corridors and three scenarios. This is a quantitative-dominant mixed-methods design (Creswell, 2014) — numbers lead, cases inform.</w:t>
       </w:r>
     </w:p>
     <w:p>
@@ -2868,7 +2728,7 @@
           <w:i w:val="0"/>
           <w:sz w:val="24"/>
         </w:rPr>
-        <w:t>A three-phase mixed design is adopted. Phase I parameterises the prevailing T+2 SWIFT baseline. Phase II re-runs the same set of transactions under a T+0 atomic-settlement architecture inspired by Project Agora. Phase III triangulates the quantitative output through structured case analysis. Two design advantages obtain over a pure simulation: the T+0 model is grounded in an operational BIS pilot rather than a stylised ideal, and the Indian MNC case surfaces corridor-specific frictions that would otherwise be smoothed by a three-corridor average.</w:t>
+        <w:t>A three-phase mixed design is adopted. Phase I parameterises the T+2 SWIFT baseline; Phase II re-runs the same transactions under a T+0 architecture inspired by Project Agora; Phase III triangulates through structured case analysis. The T+0 model is grounded in an operational BIS pilot, and the Indian MNC case surfaces corridor-specific frictions a three-corridor average would smooth out.</w:t>
       </w:r>
     </w:p>
     <w:p>
@@ -3123,7 +2983,7 @@
                 <w:i w:val="0"/>
                 <w:sz w:val="22"/>
               </w:rPr>
-              <w:t>Near-instant (intraday)</w:t>
+              <w:t>Near-instant</w:t>
             </w:r>
           </w:p>
         </w:tc>
@@ -3145,7 +3005,7 @@
                 <w:i w:val="0"/>
                 <w:sz w:val="22"/>
               </w:rPr>
-              <w:t>Counterparty exposure window</w:t>
+              <w:t>Exposure window</w:t>
             </w:r>
           </w:p>
         </w:tc>
@@ -3165,7 +3025,7 @@
                 <w:i w:val="0"/>
                 <w:sz w:val="22"/>
               </w:rPr>
-              <w:t>Approx. 48 hours</w:t>
+              <w:t>~48 hours</w:t>
             </w:r>
           </w:p>
         </w:tc>
@@ -3185,7 +3045,7 @@
                 <w:i w:val="0"/>
                 <w:sz w:val="22"/>
               </w:rPr>
-              <w:t>Approx. seconds</w:t>
+              <w:t>~seconds</w:t>
             </w:r>
           </w:p>
         </w:tc>
@@ -3351,7 +3211,7 @@
                 <w:i w:val="0"/>
                 <w:sz w:val="22"/>
               </w:rPr>
-              <w:t>Established, consistent</w:t>
+              <w:t>Established</w:t>
             </w:r>
           </w:p>
         </w:tc>
@@ -3393,7 +3253,7 @@
                 <w:i w:val="0"/>
                 <w:sz w:val="22"/>
               </w:rPr>
-              <w:t>Infrastructure locus</w:t>
+              <w:t>Infrastructure</w:t>
             </w:r>
           </w:p>
         </w:tc>
@@ -3413,7 +3273,7 @@
                 <w:i w:val="0"/>
                 <w:sz w:val="22"/>
               </w:rPr>
-              <w:t>SWIFT messaging + RTGS</w:t>
+              <w:t>SWIFT + RTGS</w:t>
             </w:r>
           </w:p>
         </w:tc>
@@ -3455,7 +3315,7 @@
                 <w:i w:val="0"/>
                 <w:sz w:val="22"/>
               </w:rPr>
-              <w:t>Principal failure mode</w:t>
+              <w:t>Failure mode</w:t>
             </w:r>
           </w:p>
         </w:tc>
@@ -3475,7 +3335,7 @@
                 <w:i w:val="0"/>
                 <w:sz w:val="22"/>
               </w:rPr>
-              <w:t>One-leg-settled Herstatt risk</w:t>
+              <w:t>Herstatt risk</w:t>
             </w:r>
           </w:p>
         </w:tc>
@@ -3495,7 +3355,7 @@
                 <w:i w:val="0"/>
                 <w:sz w:val="22"/>
               </w:rPr>
-              <w:t>Rollback of full composite</w:t>
+              <w:t>Rollback of composite</w:t>
             </w:r>
           </w:p>
         </w:tc>
@@ -3552,7 +3412,7 @@
           <w:i w:val="0"/>
           <w:sz w:val="24"/>
         </w:rPr>
-        <w:t>Phase I constructs a stylised settlement model for the three corridors using BIS CPMI statistics and SWIFT transaction data for 2023–2025 (BIS, 2024; SWIFT, 2024). Three baseline indicators are computed: the settlement-exposure window (the uncollateralised period between one leg settling and the other), the pre-funded nostro requirement (intraday balance needed to avoid payment failure at 99% confidence), and the LCR buffer (capital cushion under BCBS 238 stress). Each indicator carries sensitivity bands anchored to empirical 2023–2025 variance, with corridors stratified by ticket size (≤ USD 1m; 1–10m; 10–100m; &gt; 100m).</w:t>
+        <w:t>Phase I constructs a stylised settlement model for the three corridors using BIS CPMI statistics and SWIFT data for 2023–2025 (BIS, 2024; SWIFT, 2024). Three indicators are computed: the settlement-exposure window, the pre-funded nostro requirement (99% confidence), and the LCR buffer (BCBS 238). Corridors are stratified by ticket size (≤ USD 1m; 1–10m; 10–100m; &gt; 100m).</w:t>
       </w:r>
     </w:p>
     <w:p>
@@ -3583,23 +3443,7 @@
           <w:i w:val="0"/>
           <w:sz w:val="24"/>
         </w:rPr>
-        <w:t>Phase II re-parameterises the same transaction set under a T+0 architecture. The platform design is drawn from public Project Agora pilot documentation, subject to two conservative abstractions: the consensus mechanism is treated as ideal and FX smart-contract logic is modelled as a single composite transaction. These abstractions favour the T+0 arm, making the computed RRSE an upper bound on production-system performance.</w:t>
-      </w:r>
-    </w:p>
-    <w:p>
-      <w:pPr>
-        <w:spacing w:after="0" w:before="0" w:line="360" w:lineRule="auto"/>
-        <w:ind w:firstLine="720"/>
-        <w:jc w:val="left"/>
-      </w:pPr>
-      <w:r>
-        <w:rPr>
-          <w:rFonts w:ascii="Times New Roman" w:hAnsi="Times New Roman" w:cs="Times New Roman"/>
-          <w:b w:val="0"/>
-          <w:i w:val="0"/>
-          <w:sz w:val="24"/>
-        </w:rPr>
-        <w:t>The two headline output metrics are computed as follows:</w:t>
+        <w:t>Phase II re-parameterises the same transactions under a T+0 architecture drawn from public Project Agora documentation. Two conservative abstractions apply: ideal consensus, and FX smart-contract logic as a single composite transaction. Both favour the T+0 arm, making computed RRSE an upper bound on production performance. The two headline output metrics are:</w:t>
       </w:r>
     </w:p>
     <w:p>
@@ -3645,7 +3489,7 @@
           <w:i w:val="0"/>
           <w:sz w:val="24"/>
         </w:rPr>
-        <w:t>where T denotes the settlement-exposure duration, L the pre-funded liquidity requirement, and WACC_MNC the firm-level weighted average cost of capital used as a proxy for the opportunity cost of immobilised capital. Variable definitions are reproduced in Table 2.</w:t>
+        <w:t>where T is settlement-exposure duration, L is the pre-funded liquidity requirement, and WACC_MNC is the firm-level weighted average cost of capital used as a proxy for the opportunity cost of immobilised capital. Variable definitions appear in Table 2.</w:t>
       </w:r>
     </w:p>
     <w:p>
@@ -3788,7 +3632,7 @@
                 <w:i w:val="0"/>
                 <w:sz w:val="22"/>
               </w:rPr>
-              <w:t>Mean settlement-exposure duration under SWIFT baseline</w:t>
+              <w:t>Settlement-exposure duration, SWIFT baseline</w:t>
             </w:r>
           </w:p>
         </w:tc>
@@ -3850,7 +3694,7 @@
                 <w:i w:val="0"/>
                 <w:sz w:val="22"/>
               </w:rPr>
-              <w:t>Mean settlement-exposure duration under Agora-inspired T+0 platform</w:t>
+              <w:t>Settlement-exposure duration, T+0 platform</w:t>
             </w:r>
           </w:p>
         </w:tc>
@@ -3912,7 +3756,7 @@
                 <w:i w:val="0"/>
                 <w:sz w:val="22"/>
               </w:rPr>
-              <w:t>Pre-funded nostro liquidity required under baseline, per corridor</w:t>
+              <w:t>Pre-funded nostro liquidity, baseline</w:t>
             </w:r>
           </w:p>
         </w:tc>
@@ -3932,7 +3776,7 @@
                 <w:i w:val="0"/>
                 <w:sz w:val="22"/>
               </w:rPr>
-              <w:t>USD millions</w:t>
+              <w:t>USD mn</w:t>
             </w:r>
           </w:p>
         </w:tc>
@@ -3974,7 +3818,7 @@
                 <w:i w:val="0"/>
                 <w:sz w:val="22"/>
               </w:rPr>
-              <w:t>Pre-funded liquidity required under atomic settlement</w:t>
+              <w:t>Pre-funded liquidity under atomic settlement</w:t>
             </w:r>
           </w:p>
         </w:tc>
@@ -3994,7 +3838,7 @@
                 <w:i w:val="0"/>
                 <w:sz w:val="22"/>
               </w:rPr>
-              <w:t>USD millions</w:t>
+              <w:t>USD mn</w:t>
             </w:r>
           </w:p>
         </w:tc>
@@ -4036,7 +3880,7 @@
                 <w:i w:val="0"/>
                 <w:sz w:val="22"/>
               </w:rPr>
-              <w:t>Weighted average cost of capital of representative MNC</w:t>
+              <w:t>Weighted average cost of capital (MNC)</w:t>
             </w:r>
           </w:p>
         </w:tc>
@@ -4144,7 +3988,7 @@
           <w:i w:val="0"/>
           <w:sz w:val="22"/>
         </w:rPr>
-        <w:t>Variable specification consistent with BCBS (2013) HQLA definitions and CPMI (2023) settlement-finality conventions.</w:t>
+        <w:t>Per BCBS (2013) HQLA definitions and CPMI (2023) finality conventions.</w:t>
       </w:r>
     </w:p>
     <w:p>
@@ -4175,7 +4019,7 @@
           <w:i w:val="0"/>
           <w:sz w:val="24"/>
         </w:rPr>
-        <w:t>Three structured case studies anchor the quantitative findings. Case (a) draws on Project Agora's 2025 pilot transaction disclosures. Case (b) uses J.P. Morgan Onyx operational disclosures. Case (c) models an illustrative Indian MNC operating a USD/INR trade-finance book, calibrated to RBI Digital Rupee pilot progression and FEDAI FX turnover statistics (FEDAI, 2024; RBI, 2025). Each case is scored against three adoption scenarios — Fast Convergence (Agora scales to nine or more corridors by 2028), Fragmented Coexistence (bilateral wCBDC bridges only), and Regulatory Shock (a major jurisdiction restricts tokenized-deposit HQLA treatment).</w:t>
+        <w:t>Three case studies anchor the quantitative findings: (a) Project Agora 2025 pilot disclosures; (b) J.P. Morgan Onyx operational disclosures; (c) an illustrative Indian MNC operating a USD/INR trade-finance book, calibrated to RBI Digital Rupee progression and FEDAI turnover (FEDAI, 2024; RBI, 2025). Each case is scored against three adoption scenarios — Fast Convergence, Fragmented Coexistence, and Regulatory Shock.</w:t>
       </w:r>
     </w:p>
     <w:p>
@@ -4298,7 +4142,7 @@
           <w:i w:val="0"/>
           <w:sz w:val="24"/>
         </w:rPr>
-        <w:t>All sources are publicly available secondary data. Phase I and II computations are implemented in Python using the pandas and NumPy libraries for transaction-level aggregation and Monte Carlo stress testing (10,000 runs per corridor). Scenario sensitivity uses a perturbation framework over WACC, HQLA haircut, and corridor share.</w:t>
+        <w:t>All sources are publicly available secondary data. Phases I and II use Python (pandas, NumPy) for aggregation and Monte Carlo stress testing (10,000 runs per corridor). Scenario sensitivity uses a perturbation framework over WACC, HQLA haircut, and corridor share.</w:t>
       </w:r>
     </w:p>
     <w:p>
@@ -4421,7 +4265,7 @@
                 <w:i w:val="0"/>
                 <w:sz w:val="22"/>
               </w:rPr>
-              <w:t>Transaction arrival rate (λ)</w:t>
+              <w:t>Transaction arrival (λ)</w:t>
             </w:r>
           </w:p>
         </w:tc>
@@ -4441,7 +4285,7 @@
                 <w:i w:val="0"/>
                 <w:sz w:val="22"/>
               </w:rPr>
-              <w:t>1,200 per corridor per day</w:t>
+              <w:t>1,200 / corridor / day</w:t>
             </w:r>
           </w:p>
         </w:tc>
@@ -4503,7 +4347,7 @@
                 <w:i w:val="0"/>
                 <w:sz w:val="22"/>
               </w:rPr>
-              <w:t>Corridor-specific (see Appendix B)</w:t>
+              <w:t>Corridor-specific (Appx B)</w:t>
             </w:r>
           </w:p>
         </w:tc>
@@ -4545,7 +4389,7 @@
                 <w:i w:val="0"/>
                 <w:sz w:val="22"/>
               </w:rPr>
-              <w:t>FX volatility (1-day realised)</w:t>
+              <w:t>FX volatility (1-day)</w:t>
             </w:r>
           </w:p>
         </w:tc>
@@ -4797,7 +4641,7 @@
           <w:i w:val="0"/>
           <w:sz w:val="22"/>
         </w:rPr>
-        <w:t>Sensitivity bands calibrated against BIS (2024) variance estimates and BCBS (2013) stress conventions.</w:t>
+        <w:t>Calibrated against BIS (2024) variance and BCBS (2013) stress.</w:t>
       </w:r>
     </w:p>
     <w:p>
@@ -4828,7 +4672,7 @@
           <w:i w:val="0"/>
           <w:sz w:val="24"/>
         </w:rPr>
-        <w:t>Two principal validity assumptions are made explicit: the 2023–2025 transaction distribution proxies the post-pilot steady state (defensible short-term but not in the event of rapid Agora scaling), and WACC_MNC is held constant within ±150 bps. Reliability is supported by full archival of source data and Python notebooks; each figure and table maps to a specific notebook cell. Only publicly available secondary data is used; no personally identifiable information is processed; informal background conversations were held under Chatham House conventions. Limitations include engineering-level abstraction of consensus and validator behaviour, dependence on BIS pilot publication for Agora micro-data, and the illustrative nature of the Indian MNC case.</w:t>
+        <w:t>Two validity assumptions: the 2023–2025 distribution proxies post-pilot steady state, and WACC_MNC is held constant within ±150 bps. Only public secondary data is used; informal conversations were held under Chatham House conventions. Limitations include engineering abstraction of consensus and validator behaviour, reliance on BIS publication for Agora micro-data, and the illustrative Indian MNC case.</w:t>
       </w:r>
     </w:p>
     <w:p>
@@ -4879,7 +4723,7 @@
           <w:i w:val="0"/>
           <w:sz w:val="24"/>
         </w:rPr>
-        <w:t>Project Agora supplies the principal architectural reference: a public–private unified-ledger model integrating value transfer, compliance, and settlement finality within the regulated banking perimeter (BIS Innovation Hub, 2024). J.P. Morgan's Onyx (Kinexys) demonstrates that bank-issued programmable money can operate at scale within a single permissioned environment (J.P. Morgan, 2024). The RBI's Digital Rupee framework — with 16 wholesale pilot participants across government-securities settlement, the call-money market, and tokenized certificate-of-deposit issuance — confirms that a sovereign central-bank liability can be piloted for institutional settlement (RBI, 2025). Read together, these cases corroborate the central thesis: tokenized deposits supply programmable commercial money, wCBDCs supply final settlement money, and the efficiency benefit materialises only when both operate within a shared legal and technical framework.</w:t>
+        <w:t>Project Agora supplies the principal architectural reference (BIS Innovation Hub, 2024); Onyx (Kinexys) demonstrates bank-issued programmable money at scale (J.P. Morgan, 2024); the RBI's Digital Rupee — 16 wholesale participants across G-Sec settlement, call-money, and tokenized CD issuance — confirms central-bank money can be piloted for institutional settlement (RBI, 2025). Together these cases corroborate the central thesis: tokenized deposits supply programmable commercial money, wCBDCs supply final settlement money, and the efficiency benefit materialises only when both operate in a shared legal-technical framework.</w:t>
       </w:r>
     </w:p>
     <w:p>
@@ -5043,7 +4887,7 @@
                 <w:i w:val="0"/>
                 <w:sz w:val="22"/>
               </w:rPr>
-              <w:t>Non-bank or SPV</w:t>
+              <w:t>Non-bank / SPV</w:t>
             </w:r>
           </w:p>
         </w:tc>
@@ -5063,7 +4907,7 @@
                 <w:i w:val="0"/>
                 <w:sz w:val="22"/>
               </w:rPr>
-              <w:t>Regulated commercial bank</w:t>
+              <w:t>Regulated bank</w:t>
             </w:r>
           </w:p>
         </w:tc>
@@ -5125,7 +4969,7 @@
                 <w:i w:val="0"/>
                 <w:sz w:val="22"/>
               </w:rPr>
-              <w:t>Claim on issuer/reserve</w:t>
+              <w:t>Issuer / reserve</w:t>
             </w:r>
           </w:p>
         </w:tc>
@@ -5207,7 +5051,7 @@
                 <w:i w:val="0"/>
                 <w:sz w:val="22"/>
               </w:rPr>
-              <w:t>24/7 transferability</w:t>
+              <w:t>24/7 transfer</w:t>
             </w:r>
           </w:p>
         </w:tc>
@@ -5309,7 +5153,7 @@
                 <w:i w:val="0"/>
                 <w:sz w:val="22"/>
               </w:rPr>
-              <w:t>Bank credit and operational</w:t>
+              <w:t>Bank credit / operational</w:t>
             </w:r>
           </w:p>
         </w:tc>
@@ -5329,7 +5173,7 @@
                 <w:i w:val="0"/>
                 <w:sz w:val="22"/>
               </w:rPr>
-              <w:t>Access, governance, legal design</w:t>
+              <w:t>Access / governance / legal</w:t>
             </w:r>
           </w:p>
         </w:tc>
@@ -5355,7 +5199,7 @@
           <w:i w:val="0"/>
           <w:sz w:val="22"/>
         </w:rPr>
-        <w:t>Adapted from FSB (2023) and BIS (2023). Programmability is feasible across all three, but legal claims and risk profiles differ materially.</w:t>
+        <w:t>Adapted from FSB (2023) and BIS (2023).</w:t>
       </w:r>
     </w:p>
     <w:p>
@@ -5386,7 +5230,7 @@
           <w:i w:val="0"/>
           <w:sz w:val="24"/>
         </w:rPr>
-        <w:t>The T+2 SWIFT baseline has been constructed for all three corridors using BIS CPMI 2024 data and SWIFT Watch 2023–2024 transaction samples across 1,200 representative MNC transactions per corridor.</w:t>
+        <w:t>The T+2 SWIFT baseline was constructed using BIS CPMI 2024 data and SWIFT Watch 2023–2024 samples across 1,200 transactions per corridor.</w:t>
       </w:r>
     </w:p>
     <w:p>
@@ -5454,7 +5298,7 @@
         </w:tc>
         <w:tc>
           <w:tcPr>
-            <w:tcW w:type="dxa" w:w="2592"/>
+            <w:tcW w:type="dxa" w:w="2160"/>
           </w:tcPr>
           <w:p>
             <w:pPr>
@@ -5468,13 +5312,13 @@
                 <w:i w:val="0"/>
                 <w:sz w:val="22"/>
               </w:rPr>
-              <w:t>Mean Exposure Window</w:t>
+              <w:t>Mean Exposure</w:t>
             </w:r>
           </w:p>
         </w:tc>
         <w:tc>
           <w:tcPr>
-            <w:tcW w:type="dxa" w:w="2304"/>
+            <w:tcW w:type="dxa" w:w="2448"/>
           </w:tcPr>
           <w:p>
             <w:pPr>
@@ -5494,7 +5338,7 @@
         </w:tc>
         <w:tc>
           <w:tcPr>
-            <w:tcW w:type="dxa" w:w="2016"/>
+            <w:tcW w:type="dxa" w:w="2304"/>
           </w:tcPr>
           <w:p>
             <w:pPr>
@@ -5536,7 +5380,7 @@
         </w:tc>
         <w:tc>
           <w:tcPr>
-            <w:tcW w:type="dxa" w:w="2592"/>
+            <w:tcW w:type="dxa" w:w="2160"/>
           </w:tcPr>
           <w:p>
             <w:pPr>
@@ -5550,7 +5394,27 @@
                 <w:i w:val="0"/>
                 <w:sz w:val="22"/>
               </w:rPr>
-              <w:t>Approx. 46 hours</w:t>
+              <w:t>~46 hours</w:t>
+            </w:r>
+          </w:p>
+        </w:tc>
+        <w:tc>
+          <w:tcPr>
+            <w:tcW w:type="dxa" w:w="2448"/>
+          </w:tcPr>
+          <w:p>
+            <w:pPr>
+              <w:spacing w:line="240" w:lineRule="auto"/>
+            </w:pPr>
+            <w:r/>
+            <w:r>
+              <w:rPr>
+                <w:rFonts w:ascii="Times New Roman" w:hAnsi="Times New Roman" w:cs="Times New Roman"/>
+                <w:b w:val="0"/>
+                <w:i w:val="0"/>
+                <w:sz w:val="22"/>
+              </w:rPr>
+              <w:t>~180</w:t>
             </w:r>
           </w:p>
         </w:tc>
@@ -5570,27 +5434,7 @@
                 <w:i w:val="0"/>
                 <w:sz w:val="22"/>
               </w:rPr>
-              <w:t>Approx. 180</w:t>
-            </w:r>
-          </w:p>
-        </w:tc>
-        <w:tc>
-          <w:tcPr>
-            <w:tcW w:type="dxa" w:w="2016"/>
-          </w:tcPr>
-          <w:p>
-            <w:pPr>
-              <w:spacing w:line="240" w:lineRule="auto"/>
-            </w:pPr>
-            <w:r/>
-            <w:r>
-              <w:rPr>
-                <w:rFonts w:ascii="Times New Roman" w:hAnsi="Times New Roman" w:cs="Times New Roman"/>
-                <w:b w:val="0"/>
-                <w:i w:val="0"/>
-                <w:sz w:val="22"/>
-              </w:rPr>
-              <w:t>Approx. 55</w:t>
+              <w:t>~55</w:t>
             </w:r>
           </w:p>
         </w:tc>
@@ -5618,7 +5462,7 @@
         </w:tc>
         <w:tc>
           <w:tcPr>
-            <w:tcW w:type="dxa" w:w="2592"/>
+            <w:tcW w:type="dxa" w:w="2160"/>
           </w:tcPr>
           <w:p>
             <w:pPr>
@@ -5632,7 +5476,27 @@
                 <w:i w:val="0"/>
                 <w:sz w:val="22"/>
               </w:rPr>
-              <w:t>Approx. 52 hours</w:t>
+              <w:t>~52 hours</w:t>
+            </w:r>
+          </w:p>
+        </w:tc>
+        <w:tc>
+          <w:tcPr>
+            <w:tcW w:type="dxa" w:w="2448"/>
+          </w:tcPr>
+          <w:p>
+            <w:pPr>
+              <w:spacing w:line="240" w:lineRule="auto"/>
+            </w:pPr>
+            <w:r/>
+            <w:r>
+              <w:rPr>
+                <w:rFonts w:ascii="Times New Roman" w:hAnsi="Times New Roman" w:cs="Times New Roman"/>
+                <w:b w:val="0"/>
+                <w:i w:val="0"/>
+                <w:sz w:val="22"/>
+              </w:rPr>
+              <w:t>~220</w:t>
             </w:r>
           </w:p>
         </w:tc>
@@ -5652,27 +5516,7 @@
                 <w:i w:val="0"/>
                 <w:sz w:val="22"/>
               </w:rPr>
-              <w:t>Approx. 220</w:t>
-            </w:r>
-          </w:p>
-        </w:tc>
-        <w:tc>
-          <w:tcPr>
-            <w:tcW w:type="dxa" w:w="2016"/>
-          </w:tcPr>
-          <w:p>
-            <w:pPr>
-              <w:spacing w:line="240" w:lineRule="auto"/>
-            </w:pPr>
-            <w:r/>
-            <w:r>
-              <w:rPr>
-                <w:rFonts w:ascii="Times New Roman" w:hAnsi="Times New Roman" w:cs="Times New Roman"/>
-                <w:b w:val="0"/>
-                <w:i w:val="0"/>
-                <w:sz w:val="22"/>
-              </w:rPr>
-              <w:t>Approx. 70</w:t>
+              <w:t>~70</w:t>
             </w:r>
           </w:p>
         </w:tc>
@@ -5700,7 +5544,7 @@
         </w:tc>
         <w:tc>
           <w:tcPr>
-            <w:tcW w:type="dxa" w:w="2592"/>
+            <w:tcW w:type="dxa" w:w="2160"/>
           </w:tcPr>
           <w:p>
             <w:pPr>
@@ -5714,7 +5558,27 @@
                 <w:i w:val="0"/>
                 <w:sz w:val="22"/>
               </w:rPr>
-              <w:t>Approx. 58 hours</w:t>
+              <w:t>~58 hours</w:t>
+            </w:r>
+          </w:p>
+        </w:tc>
+        <w:tc>
+          <w:tcPr>
+            <w:tcW w:type="dxa" w:w="2448"/>
+          </w:tcPr>
+          <w:p>
+            <w:pPr>
+              <w:spacing w:line="240" w:lineRule="auto"/>
+            </w:pPr>
+            <w:r/>
+            <w:r>
+              <w:rPr>
+                <w:rFonts w:ascii="Times New Roman" w:hAnsi="Times New Roman" w:cs="Times New Roman"/>
+                <w:b w:val="0"/>
+                <w:i w:val="0"/>
+                <w:sz w:val="22"/>
+              </w:rPr>
+              <w:t>~145</w:t>
             </w:r>
           </w:p>
         </w:tc>
@@ -5734,27 +5598,7 @@
                 <w:i w:val="0"/>
                 <w:sz w:val="22"/>
               </w:rPr>
-              <w:t>Approx. 145</w:t>
-            </w:r>
-          </w:p>
-        </w:tc>
-        <w:tc>
-          <w:tcPr>
-            <w:tcW w:type="dxa" w:w="2016"/>
-          </w:tcPr>
-          <w:p>
-            <w:pPr>
-              <w:spacing w:line="240" w:lineRule="auto"/>
-            </w:pPr>
-            <w:r/>
-            <w:r>
-              <w:rPr>
-                <w:rFonts w:ascii="Times New Roman" w:hAnsi="Times New Roman" w:cs="Times New Roman"/>
-                <w:b w:val="0"/>
-                <w:i w:val="0"/>
-                <w:sz w:val="22"/>
-              </w:rPr>
-              <w:t>Approx. 48</w:t>
+              <w:t>~48</w:t>
             </w:r>
           </w:p>
         </w:tc>
@@ -5780,7 +5624,7 @@
           <w:i w:val="0"/>
           <w:sz w:val="22"/>
         </w:rPr>
-        <w:t>Values are illustrative simulation outputs based on stated assumptions, not observed bank balances. Derived from BIS (2024) and SWIFT (2024).</w:t>
+        <w:t>Illustrative simulation outputs based on stated assumptions; derived from BIS (2024) and SWIFT (2024).</w:t>
       </w:r>
     </w:p>
     <w:p>
@@ -5796,7 +5640,7 @@
           <w:i w:val="0"/>
           <w:sz w:val="24"/>
         </w:rPr>
-        <w:t>Three observations warrant emphasis. First, USD/INR exposure windows exceed USD/EUR, reflecting the tighter clearing-cycle alignment between New York and Frankfurt versus the wider time-zone gap with Mumbai. Second, nostro requirements scale with corridor volume, not exposure window alone. Third, the LCR buffer is jurisdictionally sensitive, which is why the USD/JPY line exceeds what naive proportional scaling would predict.</w:t>
+        <w:t>USD/INR exposure windows exceed USD/EUR (wider Mumbai time-zone gap); nostro requirements scale with corridor volume rather than exposure alone; and the LCR buffer is jurisdictionally sensitive, explaining why USD/JPY exceeds proportional scaling.</w:t>
       </w:r>
     </w:p>
     <w:p>
@@ -5827,7 +5671,7 @@
           <w:i w:val="0"/>
           <w:sz w:val="24"/>
         </w:rPr>
-        <w:t>Aggregated, the corridor figures yield a first-cut L_T+2 of approximately USD 545 million for a representative mid-cap MNC. At WACC of 9%, this buffer implies an annual opportunity cost of approximately USD 49 million. A 60% liquidity reduction under atomic settlement — conservative relative to Agora pilot disclosures — implies corridor-level CCS of approximately USD 29 million annually. Read correctly, this is the Interoperability Gap expressed in treasury-budget units; read cautiously, it is a point estimate that shifts materially with the HQLA-haircut assumption.</w:t>
+        <w:t>Aggregated, the corridor figures yield a first-cut L_T+2 of ~USD 545 million for a representative mid-cap MNC. At 9% WACC, this implies annual opportunity cost of ~USD 49 million; a 60% liquidity reduction under atomic settlement implies corridor-level CCS of ~USD 29 million per year — a point estimate sensitive to the HQLA-haircut assumption.</w:t>
       </w:r>
     </w:p>
     <w:p>
@@ -5985,7 +5829,7 @@
                 <w:i w:val="0"/>
                 <w:sz w:val="22"/>
               </w:rPr>
-              <w:t>Approx. 173</w:t>
+              <w:t>~173</w:t>
             </w:r>
           </w:p>
         </w:tc>
@@ -6005,7 +5849,7 @@
                 <w:i w:val="0"/>
                 <w:sz w:val="22"/>
               </w:rPr>
-              <w:t>Approx. USD 15.6 mn / year</w:t>
+              <w:t>~USD 15.6 mn / yr</w:t>
             </w:r>
           </w:p>
         </w:tc>
@@ -6047,7 +5891,7 @@
                 <w:i w:val="0"/>
                 <w:sz w:val="22"/>
               </w:rPr>
-              <w:t>Approx. 245</w:t>
+              <w:t>~245</w:t>
             </w:r>
           </w:p>
         </w:tc>
@@ -6067,7 +5911,7 @@
                 <w:i w:val="0"/>
                 <w:sz w:val="22"/>
               </w:rPr>
-              <w:t>Approx. USD 22.0 mn / year</w:t>
+              <w:t>~USD 22.0 mn / yr</w:t>
             </w:r>
           </w:p>
         </w:tc>
@@ -6109,7 +5953,7 @@
                 <w:i w:val="0"/>
                 <w:sz w:val="22"/>
               </w:rPr>
-              <w:t>Approx. 42</w:t>
+              <w:t>~42</w:t>
             </w:r>
           </w:p>
         </w:tc>
@@ -6129,7 +5973,7 @@
                 <w:i w:val="0"/>
                 <w:sz w:val="22"/>
               </w:rPr>
-              <w:t>Approx. USD 3.8 mn / year</w:t>
+              <w:t>~USD 3.8 mn / yr</w:t>
             </w:r>
           </w:p>
         </w:tc>
@@ -6155,7 +5999,7 @@
           <w:i w:val="0"/>
           <w:sz w:val="22"/>
         </w:rPr>
-        <w:t>Values are illustrative. Final figures carry confidence bands and an HQLA-haircut sensitivity surface.</w:t>
+        <w:t>Illustrative; final figures carry confidence bands and HQLA-haircut sensitivity.</w:t>
       </w:r>
     </w:p>
     <w:p>
@@ -6247,7 +6091,7 @@
           <w:i w:val="0"/>
           <w:sz w:val="22"/>
         </w:rPr>
-        <w:t>Required HQLA shown as bar height (USD mn); implied annual opportunity cost at 9% WACC annotated within each bar.</w:t>
+        <w:t>Required HQLA as bar height; implied annual cost at 9% WACC annotated within each bar.</w:t>
       </w:r>
     </w:p>
     <w:p>
@@ -6263,7 +6107,7 @@
           <w:i w:val="0"/>
           <w:sz w:val="24"/>
         </w:rPr>
-        <w:t>The projected atomic T+0 HQLA figure sits at approximately one-quarter of the stressed baseline, implying CCS of the order of USD 18 million per year in released opportunity cost for a representative mid-cap MNC.</w:t>
+        <w:t>Atomic T+0 HQLA sits at approximately one-quarter of the stressed baseline, implying CCS of roughly USD 18 million per year in released opportunity cost.</w:t>
       </w:r>
     </w:p>
     <w:p>
@@ -6442,7 +6286,7 @@
                 <w:i w:val="0"/>
                 <w:sz w:val="22"/>
               </w:rPr>
-              <w:t>Approx. 46</w:t>
+              <w:t>~46</w:t>
             </w:r>
           </w:p>
         </w:tc>
@@ -6462,7 +6306,7 @@
                 <w:i w:val="0"/>
                 <w:sz w:val="22"/>
               </w:rPr>
-              <w:t>Approx. 8</w:t>
+              <w:t>~8</w:t>
             </w:r>
           </w:p>
         </w:tc>
@@ -6482,7 +6326,7 @@
                 <w:i w:val="0"/>
                 <w:sz w:val="22"/>
               </w:rPr>
-              <w:t>Approx. 99.995%</w:t>
+              <w:t>~99.995%</w:t>
             </w:r>
           </w:p>
         </w:tc>
@@ -6524,7 +6368,7 @@
                 <w:i w:val="0"/>
                 <w:sz w:val="22"/>
               </w:rPr>
-              <w:t>Approx. 52</w:t>
+              <w:t>~52</w:t>
             </w:r>
           </w:p>
         </w:tc>
@@ -6544,7 +6388,7 @@
                 <w:i w:val="0"/>
                 <w:sz w:val="22"/>
               </w:rPr>
-              <w:t>Approx. 10</w:t>
+              <w:t>~10</w:t>
             </w:r>
           </w:p>
         </w:tc>
@@ -6564,7 +6408,7 @@
                 <w:i w:val="0"/>
                 <w:sz w:val="22"/>
               </w:rPr>
-              <w:t>Approx. 99.995%</w:t>
+              <w:t>~99.995%</w:t>
             </w:r>
           </w:p>
         </w:tc>
@@ -6606,7 +6450,7 @@
                 <w:i w:val="0"/>
                 <w:sz w:val="22"/>
               </w:rPr>
-              <w:t>Approx. 58</w:t>
+              <w:t>~58</w:t>
             </w:r>
           </w:p>
         </w:tc>
@@ -6626,7 +6470,7 @@
                 <w:i w:val="0"/>
                 <w:sz w:val="22"/>
               </w:rPr>
-              <w:t>Approx. 12</w:t>
+              <w:t>~12</w:t>
             </w:r>
           </w:p>
         </w:tc>
@@ -6646,7 +6490,7 @@
                 <w:i w:val="0"/>
                 <w:sz w:val="22"/>
               </w:rPr>
-              <w:t>Approx. 99.994%</w:t>
+              <w:t>~99.994%</w:t>
             </w:r>
           </w:p>
         </w:tc>
@@ -6672,7 +6516,7 @@
           <w:i w:val="0"/>
           <w:sz w:val="22"/>
         </w:rPr>
-        <w:t>RRSE = 1 − (T_Atomic / T_T+2). The metric clusters near unity by construction; the genuine corridor differentiation appears in CCS.</w:t>
+        <w:t>RRSE = 1 − (T_Atomic / T_T+2); clusters near unity by construction. Corridor differentiation appears in CCS.</w:t>
       </w:r>
     </w:p>
     <w:p>
@@ -6764,7 +6608,7 @@
           <w:i w:val="0"/>
           <w:sz w:val="22"/>
         </w:rPr>
-        <w:t>Both axes on log scale to show approximately five orders of magnitude between T+2 SWIFT (hours) and T+0 atomic settlement (seconds). Illustrative output of Phase II simulation.</w:t>
+        <w:t>Log scale; spans ~5 orders of magnitude between T+2 (hours) and T+0 (seconds). Illustrative Phase II output.</w:t>
       </w:r>
     </w:p>
     <w:p>
@@ -6856,7 +6700,7 @@
           <w:i w:val="0"/>
           <w:sz w:val="22"/>
         </w:rPr>
-        <w:t>Stacked bars decompose the T+2 exposure window into the compressed (RRSE) portion under atomic settlement and the small residual exposure. The genuine corridor differentiation appears in CCS (Figure 8), not RRSE.</w:t>
+        <w:t>Stacked bars show the compressed RRSE portion and the small residual exposure. Corridor differentiation appears in CCS, not RRSE.</w:t>
       </w:r>
     </w:p>
     <w:p>
@@ -6887,7 +6731,7 @@
           <w:i w:val="0"/>
           <w:sz w:val="24"/>
         </w:rPr>
-        <w:t>Two principal findings emerge from Phase II. First, the 48-hour legacy exposure window contracts to a 30-minute atomic-settlement window, producing a base-case RRSE of 98.96%; under a more conservative two-hour atomic assumption, the reduction remains above 95%. Principal settlement risk is therefore folded into questions of legal, operational, and liquidity design rather than being eliminated. Second, CCS is corridor-sensitive — illustratively, approximately USD 0.60 million per USD 1 billion of migrated notional for USD/EUR and USD/JPY, and approximately USD 1.20 million for USD/INR, reflecting a wider assumed WACC and a larger liquidity release.</w:t>
+        <w:t>The 48-hour legacy exposure window contracts to a 30-minute atomic window, producing base-case RRSE of 98.96% (above 95% under a two-hour assumption). Settlement risk is folded into legal, operational, and liquidity design rather than eliminated. CCS is corridor-sensitive — ~USD 0.60m per USD 1 billion migrated for USD/EUR and USD/JPY, and ~USD 1.20m for USD/INR.</w:t>
       </w:r>
     </w:p>
     <w:p>
@@ -7071,7 +6915,7 @@
                 <w:i w:val="0"/>
                 <w:sz w:val="22"/>
               </w:rPr>
-              <w:t>Approx. USD 0.60m / year</w:t>
+              <w:t>~USD 0.60m / yr</w:t>
             </w:r>
           </w:p>
         </w:tc>
@@ -7091,7 +6935,7 @@
                 <w:i w:val="0"/>
                 <w:sz w:val="22"/>
               </w:rPr>
-              <w:t>High liquidity depth; smaller residual gains</w:t>
+              <w:t>High liquidity depth</w:t>
             </w:r>
           </w:p>
         </w:tc>
@@ -7153,7 +6997,7 @@
                 <w:i w:val="0"/>
                 <w:sz w:val="22"/>
               </w:rPr>
-              <w:t>Approx. USD 0.60m / year</w:t>
+              <w:t>~USD 0.60m / yr</w:t>
             </w:r>
           </w:p>
         </w:tc>
@@ -7173,7 +7017,7 @@
                 <w:i w:val="0"/>
                 <w:sz w:val="22"/>
               </w:rPr>
-              <w:t>Time-zone gap; T+1 securities funding pressure</w:t>
+              <w:t>Time-zone + T+1 funding</w:t>
             </w:r>
           </w:p>
         </w:tc>
@@ -7235,7 +7079,7 @@
                 <w:i w:val="0"/>
                 <w:sz w:val="22"/>
               </w:rPr>
-              <w:t>Approx. USD 1.20m / year</w:t>
+              <w:t>~USD 1.20m / yr</w:t>
             </w:r>
           </w:p>
         </w:tc>
@@ -7255,7 +7099,7 @@
                 <w:i w:val="0"/>
                 <w:sz w:val="22"/>
               </w:rPr>
-              <w:t>Higher capital cost; greater settlement friction</w:t>
+              <w:t>Higher WACC; no CLS</w:t>
             </w:r>
           </w:p>
         </w:tc>
@@ -7373,7 +7217,7 @@
           <w:i w:val="0"/>
           <w:sz w:val="22"/>
         </w:rPr>
-        <w:t>Annual CCS per USD 1 billion of migrated notional. The USD/INR bar is approximately twice the USD/EUR and USD/JPY values, reflecting a higher emerging-market WACC and the absence of CLS PvP coverage on the rupee.</w:t>
+        <w:t>Annual CCS per USD 1 billion migrated. USD/INR is ~2× USD/EUR and USD/JPY, reflecting higher EM WACC and absence of CLS coverage.</w:t>
       </w:r>
     </w:p>
     <w:p>
@@ -7404,7 +7248,7 @@
           <w:i w:val="0"/>
           <w:sz w:val="24"/>
         </w:rPr>
-        <w:t>The illustrative Indian MNC case provides a concrete instantiation. A hypothetical India-domiciled manufacturer receiving EUR payments, paying JPY suppliers, and sourcing inputs in USD captures lower working-capital lock-up when payments are migrated to atomic PvP — yielding per-cycle Settlement Exposure Reduction of approximately USD 205,600 per monthly cycle and annualised cash-efficiency savings of approximately USD 1.02 million. A trade-off must be acknowledged: atomic settlement compresses time risk but can elevate intraday liquidity risk if multilateral netting benefits are foregone. Tokenization is therefore not unconditionally efficient — it is efficient when settlement finality and liquidity design move together.</w:t>
+        <w:t>The illustrative Indian MNC — receiving EUR, paying JPY suppliers, sourcing in USD — captures approximately USD 205,600 in Settlement Exposure Reduction per monthly cycle and annualised cash-efficiency savings near USD 1.02 million under atomic PvP. A trade-off: atomic settlement compresses time risk but can elevate intraday liquidity risk if netting benefits are foregone — tokenization is efficient only when settlement finality and liquidity design move together.</w:t>
       </w:r>
     </w:p>
     <w:p>
@@ -7547,7 +7391,7 @@
                 <w:i w:val="0"/>
                 <w:sz w:val="22"/>
               </w:rPr>
-              <w:t>Viability of public–private unified-ledger model</w:t>
+              <w:t>Public–private unified-ledger viability</w:t>
             </w:r>
           </w:p>
         </w:tc>
@@ -7567,7 +7411,7 @@
                 <w:i w:val="0"/>
                 <w:sz w:val="22"/>
               </w:rPr>
-              <w:t>Prototype/legal-harmonisation stage</w:t>
+              <w:t>Prototype / legal harmonisation</w:t>
             </w:r>
           </w:p>
         </w:tc>
@@ -7609,7 +7453,7 @@
                 <w:i w:val="0"/>
                 <w:sz w:val="22"/>
               </w:rPr>
-              <w:t>Commercial-bank tokenized deposit at production scale</w:t>
+              <w:t>Tokenized deposit at production scale</w:t>
             </w:r>
           </w:p>
         </w:tc>
@@ -7629,7 +7473,7 @@
                 <w:i w:val="0"/>
                 <w:sz w:val="22"/>
               </w:rPr>
-              <w:t>Limited interoperability beyond single bank</w:t>
+              <w:t>Limited interoperability</w:t>
             </w:r>
           </w:p>
         </w:tc>
@@ -7671,7 +7515,7 @@
                 <w:i w:val="0"/>
                 <w:sz w:val="22"/>
               </w:rPr>
-              <w:t>Central-bank money piloted for institutional settlement</w:t>
+              <w:t>Central-bank money for institutional settlement</w:t>
             </w:r>
           </w:p>
         </w:tc>
@@ -7691,7 +7535,7 @@
                 <w:i w:val="0"/>
                 <w:sz w:val="22"/>
               </w:rPr>
-              <w:t>Cross-border legal and FX-control design</w:t>
+              <w:t>Cross-border legal / FX-control</w:t>
             </w:r>
           </w:p>
         </w:tc>
@@ -7733,7 +7577,7 @@
                 <w:i w:val="0"/>
                 <w:sz w:val="22"/>
               </w:rPr>
-              <w:t>PvP demonstrably reduces FX settlement risk</w:t>
+              <w:t>PvP reduces FX settlement risk</w:t>
             </w:r>
           </w:p>
         </w:tc>
@@ -7753,7 +7597,7 @@
                 <w:i w:val="0"/>
                 <w:sz w:val="22"/>
               </w:rPr>
-              <w:t>Currency eligibility and access limits</w:t>
+              <w:t>Currency eligibility limits</w:t>
             </w:r>
           </w:p>
         </w:tc>
@@ -7779,7 +7623,7 @@
           <w:i w:val="0"/>
           <w:sz w:val="22"/>
         </w:rPr>
-        <w:t>Synthesis based on BIS (2025), J.P. Morgan (2024), RBI (2025), and CPMI (2023).</w:t>
+        <w:t>Based on BIS (2025), J.P. Morgan (2024), RBI (2025), CPMI (2023).</w:t>
       </w:r>
     </w:p>
     <w:p>
@@ -7830,7 +7674,7 @@
           <w:i w:val="0"/>
           <w:sz w:val="24"/>
         </w:rPr>
-        <w:t>Two principal patterns emerge. First, RRSE is uniformly high across corridors (approximately 99%) because the underlying mathematics multiplies an already-narrow atomic-settlement window against a wide T+2 baseline; corridor differentiation therefore appears in CCS rather than RRSE. Second, CCS dispersion is driven less by technology than by three institutional variables: WACC, regulatory HQLA treatment, and corridor-specific PvP coverage. The findings support a guarded reading of the Unified Ledger thesis: convergence does produce quantifiable corporate-treasury benefits, but magnitude is heavily conditioned on institutional design. The gap between theoretical and realised RRSE is precisely the empirical content of the Interoperability Gap.</w:t>
+        <w:t>RRSE is uniformly high across corridors (~99%) because the mathematics multiplies a narrow atomic window against a wide T+2 baseline; corridor differentiation appears in CCS rather than RRSE. CCS dispersion is driven less by technology than by three institutional variables: WACC, HQLA treatment, and PvP coverage. The findings support a guarded reading of the Unified Ledger thesis: convergence produces quantifiable benefits, but magnitude is heavily conditioned on institutional design. The gap between theoretical and realised RRSE is the empirical content of the Interoperability Gap.</w:t>
       </w:r>
     </w:p>
     <w:p>
@@ -7861,7 +7705,7 @@
           <w:i w:val="0"/>
           <w:sz w:val="24"/>
         </w:rPr>
-        <w:t>USD/EUR has the deepest liquidity, strongest CLS coverage, and most institutionalised PvP behaviour, so it offers the smallest residual financial gain from tokenization but the largest operational gain through programmable reconciliation. USD/JPY occupies an intermediate position — well-served by CLS but burdened by the wide New York–Tokyo time-zone gap and securities-settlement compression (U.S. equities at T+1). USD/INR is where the convergence thesis is strongest financially and weakest in implementation: the rupee is not a CLS currency, the corridor carries the highest assumed WACC, and a substantial fraction of activity depends on authorised-dealer-bank intermediation under FEMA rules. An Indian MNC with USD 500 million of float stands to gain more in absolute terms from a successful USD/INR atomic rail than its European counterpart would from a USD/EUR rail, but the path-dependency on Indian regulatory clearance is correspondingly acute.</w:t>
+        <w:t>USD/EUR has the deepest liquidity and strongest CLS coverage, offering the smallest financial gain but the largest operational gain through programmable reconciliation. USD/JPY is intermediate — well-served by CLS but burdened by the New York–Tokyo gap and U.S. equity T+1 settlement pressure. USD/INR is strongest financially and weakest in implementation: the rupee is outside CLS, carries the highest assumed WACC, and depends on authorised-dealer-bank intermediation under FEMA. An Indian MNC with USD 500m of float stands to gain more from USD/INR than its European counterpart from USD/EUR, but the regulatory path-dependency is acute.</w:t>
       </w:r>
     </w:p>
     <w:p>
@@ -7892,7 +7736,7 @@
           <w:i w:val="0"/>
           <w:sz w:val="24"/>
         </w:rPr>
-        <w:t>Under Fast Convergence, headline CCS approaches its theoretical ceiling. Under Fragmented Coexistence, realised CCS is reduced by approximately one-half. Under Regulatory Shock, the corridor-level gain can be reduced by more than half and, in extreme cases, reversed by additional buffer requirements. The sensitivity surface confirms a counter-intuitive finding: the relevant variable for CCS magnitude is not ledger speed but the fraction of liquidity firms can credibly release.</w:t>
+        <w:t>Under Fast Convergence, CCS approaches its theoretical ceiling. Under Fragmented Coexistence, realised CCS is reduced by approximately one-half. Under Regulatory Shock, the gain can be reduced by more than half — and in extreme cases reversed by additional buffer requirements. The relevant variable for CCS magnitude is not ledger speed but the liquidity fraction firms can credibly release.</w:t>
       </w:r>
     </w:p>
     <w:p>
@@ -7984,7 +7828,7 @@
           <w:i w:val="0"/>
           <w:sz w:val="22"/>
         </w:rPr>
-        <w:t>Cells indicate the realised CCS as a percentage of the theoretical maximum across the three corridors and three adoption scenarios. Green = high realised gain; red = severely compromised gain. USD/INR shows the widest swing across scenarios.</w:t>
+        <w:t>Cells show realised CCS as % of theoretical maximum across corridors and scenarios. Green = high gain; red = compromised. USD/INR shows the widest swing.</w:t>
       </w:r>
     </w:p>
     <w:p>
@@ -8015,7 +7859,7 @@
           <w:i w:val="0"/>
           <w:sz w:val="24"/>
         </w:rPr>
-        <w:t>Three implications follow. First, the RBI's incremental wholesale-CBDC pilot is well calibrated to a Fragmented Coexistence trajectory — it does not foreclose Fast Convergence but does not depend on it either. Second, a USD/INR atomic rail would capture a disproportionate share of total corridor-level CCS, given the Indian–developed-market WACC gap. Third, the operational prerequisites are largely about data architecture — ISO 20022-ready ERP and TMS systems, harmonised purpose codes, and AML/CFT verifiable credentials — none of which is contingent on tokenization technology, all of which precondition its benefits.</w:t>
+        <w:t>Three implications follow. The RBI's incremental wholesale-CBDC pilot is well calibrated to a Fragmented Coexistence trajectory — neither foreclosing nor depending on Fast Convergence. A USD/INR atomic rail would capture a disproportionate share of total corridor-level CCS given the Indian–developed-market WACC gap. The operational prerequisites are largely about data architecture — ISO 20022-ready ERP/TMS, harmonised purpose codes, AML/CFT verifiable credentials — none contingent on tokenization technology, all preconditioning its benefits.</w:t>
       </w:r>
     </w:p>
     <w:p>
@@ -8066,7 +7910,7 @@
           <w:i w:val="0"/>
           <w:sz w:val="24"/>
         </w:rPr>
-        <w:t>Risk does not disappear when settlement becomes programmable; it changes location. The principal risks are: (a) legal finality — divergent insolvency law and central-bank statute can render ledger confirmation insufficient; (b) prudential treatment — under BCBS (2024) cryptoasset amendments, tokenized deposits must retain the same legal rights and risk profile as ordinary deposits to avoid punitive capital treatment; (c) operational resilience — wallets, key management, validators, smart-contract platforms, and cyber-recovery capabilities must hold; (d) compliance architecture — embedding AML/KYC checks only generates savings when jurisdictions accept shared attestations; (e) programmability governance — smart contracts can execute before a legal exception is detected; (f) run velocity — always-on tokenized deposits can move faster than conventional deposits under stress; (g) fragmentation — without standards, firms may be required to pre-fund multiple ledgers, reproducing the nostro problem in digital form.</w:t>
+        <w:t>Risk does not disappear when settlement becomes programmable; it changes location. Principal risks: (a) legal finality — divergent insolvency law can render ledger confirmation insufficient; (b) prudential treatment — tokenized deposits must retain ordinary-deposit legal rights to avoid punitive capital treatment (BCBS, 2024); (c) operational resilience — wallets, validators, and cyber-recovery must hold; (d) compliance — embedded AML/KYC saves cost only with shared attestations; (e) programmability governance — smart contracts can execute before a legal exception is detected; (f) run velocity — tokenized deposits can move faster than conventional deposits under stress; (g) fragmentation — without standards, firms may pre-fund multiple ledgers, reproducing the nostro problem digitally.</w:t>
       </w:r>
     </w:p>
     <w:p>
@@ -8209,7 +8053,7 @@
                 <w:i w:val="0"/>
                 <w:sz w:val="22"/>
               </w:rPr>
-              <w:t>Must be enforceable across jurisdictions</w:t>
+              <w:t>Cross-jurisdiction enforceability</w:t>
             </w:r>
           </w:p>
         </w:tc>
@@ -8229,7 +8073,7 @@
                 <w:i w:val="0"/>
                 <w:sz w:val="22"/>
               </w:rPr>
-              <w:t>Common rulebooks and statutory recognition</w:t>
+              <w:t>Common rulebooks; statutory recognition</w:t>
             </w:r>
           </w:p>
         </w:tc>
@@ -8251,7 +8095,7 @@
                 <w:i w:val="0"/>
                 <w:sz w:val="22"/>
               </w:rPr>
-              <w:t>HQLA / LCR treatment</w:t>
+              <w:t>HQLA / LCR</w:t>
             </w:r>
           </w:p>
         </w:tc>
@@ -8271,7 +8115,7 @@
                 <w:i w:val="0"/>
                 <w:sz w:val="22"/>
               </w:rPr>
-              <w:t>Determines balance-sheet economics</w:t>
+              <w:t>Balance-sheet economics</w:t>
             </w:r>
           </w:p>
         </w:tc>
@@ -8291,7 +8135,7 @@
                 <w:i w:val="0"/>
                 <w:sz w:val="22"/>
               </w:rPr>
-              <w:t>Group 1a equivalence; central-bank-money settlement</w:t>
+              <w:t>Group 1a equivalence; CB-money settlement</w:t>
             </w:r>
           </w:p>
         </w:tc>
@@ -8313,7 +8157,7 @@
                 <w:i w:val="0"/>
                 <w:sz w:val="22"/>
               </w:rPr>
-              <w:t>AML / KYC duplication</w:t>
+              <w:t>AML / KYC</w:t>
             </w:r>
           </w:p>
         </w:tc>
@@ -8333,7 +8177,7 @@
                 <w:i w:val="0"/>
                 <w:sz w:val="22"/>
               </w:rPr>
-              <w:t>Erases speed gains</w:t>
+              <w:t>Erases speed gains if duplicated</w:t>
             </w:r>
           </w:p>
         </w:tc>
@@ -8395,7 +8239,7 @@
                 <w:i w:val="0"/>
                 <w:sz w:val="22"/>
               </w:rPr>
-              <w:t>Ledger/wallet/API failures halt settlement</w:t>
+              <w:t>Ledger/wallet/API failures halt flow</w:t>
             </w:r>
           </w:p>
         </w:tc>
@@ -8415,7 +8259,7 @@
                 <w:i w:val="0"/>
                 <w:sz w:val="22"/>
               </w:rPr>
-              <w:t>FMI-grade testing and fallback rails</w:t>
+              <w:t>FMI-grade testing; fallback rails</w:t>
             </w:r>
           </w:p>
         </w:tc>
@@ -8457,7 +8301,7 @@
                 <w:i w:val="0"/>
                 <w:sz w:val="22"/>
               </w:rPr>
-              <w:t>Programmability accelerates outflows</w:t>
+              <w:t>Accelerated outflows under stress</w:t>
             </w:r>
           </w:p>
         </w:tc>
@@ -8499,7 +8343,7 @@
                 <w:i w:val="0"/>
                 <w:sz w:val="22"/>
               </w:rPr>
-              <w:t>Cross-ledger fragmentation</w:t>
+              <w:t>Fragmentation</w:t>
             </w:r>
           </w:p>
         </w:tc>
@@ -8519,7 +8363,7 @@
                 <w:i w:val="0"/>
                 <w:sz w:val="22"/>
               </w:rPr>
-              <w:t>Re-creates the nostro problem digitally</w:t>
+              <w:t>Re-creates nostro problem digitally</w:t>
             </w:r>
           </w:p>
         </w:tc>
@@ -8539,7 +8383,7 @@
                 <w:i w:val="0"/>
                 <w:sz w:val="22"/>
               </w:rPr>
-              <w:t>Interoperability standards; shared identity layer</w:t>
+              <w:t>Interoperability standards; identity layer</w:t>
             </w:r>
           </w:p>
         </w:tc>
@@ -8565,7 +8409,7 @@
           <w:i w:val="0"/>
           <w:sz w:val="22"/>
         </w:rPr>
-        <w:t>Synthesis based on BCBS (2013, 2024), FSB (2023), and BIS (2023).</w:t>
+        <w:t>Based on BCBS (2013, 2024), FSB (2023), BIS (2023).</w:t>
       </w:r>
     </w:p>
     <w:p>
@@ -8596,7 +8440,7 @@
           <w:i w:val="0"/>
           <w:sz w:val="24"/>
         </w:rPr>
-        <w:t>Prepare treasury data in advance of full CBDC deployment. ERP, TMS, invoice, purpose-code, hedge, and bank-statement data should be ISO 20022-ready, so that tokenized-settlement migration reduces reconciliation cost rather than introduces new work.</w:t>
+        <w:t>Prepare treasury data in advance of full CBDC deployment. ERP, TMS, invoice, purpose-code, hedge, and bank-statement data should be ISO 20022-ready, so migration reduces reconciliation cost rather than introduces new work.</w:t>
       </w:r>
     </w:p>
     <w:p>
@@ -8627,7 +8471,7 @@
           <w:i w:val="0"/>
           <w:sz w:val="24"/>
         </w:rPr>
-        <w:t>Tokenized deposits should be designed as regulated bank liabilities with clear rules for redemption, holder identification, and operational controls. Liquidity-saving mechanisms must be embedded because gross atomic settlement without netting can increase intraday-funding requirements relative to the netting-rich status quo.</w:t>
+        <w:t>Tokenized deposits should be designed as regulated bank liabilities with clear redemption rules and operational controls. Liquidity-saving mechanisms must be embedded; gross atomic settlement without netting can increase intraday-funding requirements relative to the netting-rich status quo.</w:t>
       </w:r>
     </w:p>
     <w:p>
@@ -8658,7 +8502,7 @@
           <w:i w:val="0"/>
           <w:sz w:val="24"/>
         </w:rPr>
-        <w:t>Focus on controlled cross-border pilots linking e-rupee wholesale settlement with tokenized commercial-bank money while preserving capital controls, AML/CFT discipline, and legal finality. The USD/INR corridor warrants particular attention given its trade relevance, high cost of corporate capital in India, and the absence of CLS coverage. Implementation should be staged: (Stage 1) domestic wholesale use cases in which legal finality and participant eligibility are administratively manageable; (Stage 2) a limited cross-border corridor with a small set of regulated banks, specific transaction types, and parallel reporting through existing compliance channels; (Stage 3) post-implementation assessment of whether liquidity savings hold up after operational costs, cyber controls, dispute resolution, and regulatory overhead.</w:t>
+        <w:t>Focus on controlled cross-border pilots linking e-rupee wholesale settlement with tokenized commercial-bank money while preserving capital controls, AML/CFT, and legal finality. USD/INR warrants particular attention given trade relevance, high Indian WACC, and absent CLS coverage. Implementation should be staged: (1) domestic wholesale; (2) a limited cross-border corridor; (3) post-implementation assessment of whether liquidity savings hold after operational, cyber, and regulatory overhead.</w:t>
       </w:r>
     </w:p>
     <w:p>
@@ -8689,7 +8533,7 @@
           <w:i w:val="0"/>
           <w:sz w:val="24"/>
         </w:rPr>
-        <w:t>The next phase should replace illustrative assumptions with anonymised corporate-treasury data — daily flow values, value dates, failed or delayed payments, nostro balances, hedge timing, bank charges, and reconciliation cycle times — migrating the present model from conceptual simulation to empirical treasury study and permitting hypothesis testing on the corridor-level CCS sensitivity surface mapped in Chapter 4.</w:t>
+        <w:t>Replace illustrative assumptions with anonymised corporate-treasury data — daily flows, value dates, failed payments, nostro balances, hedge timing, bank charges — migrating the model from simulation to empirical study and permitting hypothesis testing on the CCS sensitivity surface.</w:t>
       </w:r>
     </w:p>
     <w:p>
@@ -8740,7 +8584,7 @@
           <w:i w:val="0"/>
           <w:sz w:val="24"/>
         </w:rPr>
-        <w:t>This report investigated the corporate-treasury implications of convergence between tokenized commercial-bank deposits and wholesale Central Bank Digital Currencies on a shared programmable ledger. The three-phase mixed-methods design — T+2 baseline parameterisation, Agora-inspired T+0 simulation, and triangulation through three structured cases — yielded illustrative base-case RRSE of approximately 99% across all three corridors and annual CCS of approximately USD 0.60 million per USD 1 billion of migrated notional for USD/EUR and USD/JPY, rising to USD 1.20 million for USD/INR. Sensitivity analysis identifies the HQLA treatment of tokenized deposits, the speed of multilateral adoption, and the design of liquidity-saving mechanisms as the principal mediators of realised efficiency gains.</w:t>
+        <w:t>This report investigated the corporate-treasury implications of convergence between tokenized commercial-bank deposits and wholesale CBDCs on a shared programmable ledger. The three-phase mixed-methods design — T+2 baseline parameterisation, Agora-inspired T+0 simulation, and case-study triangulation — yielded base-case RRSE near 99% across all corridors and annual CCS of approximately USD 0.60 million per USD 1 billion of migrated notional for USD/EUR and USD/JPY, rising to USD 1.20 million for USD/INR. Sensitivity analysis identifies HQLA treatment, multilateral adoption speed, and liquidity-saving design as the principal mediators of realised gains.</w:t>
       </w:r>
     </w:p>
     <w:p>
@@ -8771,7 +8615,7 @@
           <w:i w:val="0"/>
           <w:sz w:val="24"/>
         </w:rPr>
-        <w:t>Convergence between tokenized deposits and wholesale CBDCs can deliver material improvements in cross-border liquidity efficiency, most visibly in corridors with high settlement risk and high pre-funding requirements. The technology does not, however, dispense with the need for law, liquidity design, governance, and trust. A defensible architecture preserves the two-tier banking system while rendering settlement programmable, final, and interoperable. For the corporate treasurer, the managerial implication is clear: payments infrastructure is properly understood as part of working-capital strategy. Read through that lens, tokenized deposits and wCBDCs are not narrowly monetary innovations; they are tools of capital efficiency, deployable under a sound regulatory framework.</w:t>
+        <w:t>Convergence between tokenized deposits and wCBDCs can deliver material improvements in cross-border liquidity efficiency, most visibly in corridors with high settlement risk and high pre-funding requirements. The technology does not dispense with law, liquidity design, governance, or trust. A defensible architecture preserves the two-tier banking system while rendering settlement programmable, final, and interoperable. For the corporate treasurer, payments infrastructure is properly understood as part of working-capital strategy: tokenized deposits and wCBDCs are tools of capital efficiency under a sound regulatory framework.</w:t>
       </w:r>
     </w:p>
     <w:p>
@@ -8802,7 +8646,7 @@
           <w:i w:val="0"/>
           <w:sz w:val="24"/>
         </w:rPr>
-        <w:t>The Phase II simulation abstracts engineering-level DLT details. The Indian MNC case is illustrative; it is calibrated to publicly available data but does not correspond to the treasury book of any specific firm. Transaction-level micro-data for Agora are available only as released by the BIS. WACC is held constant within sensitivity bands rather than re-estimated dynamically. These limitations are explicit and bounded; they motivate, rather than undermine, the direction of further research.</w:t>
+        <w:t>The Phase II simulation abstracts engineering-level DLT details. The Indian MNC case is illustrative — calibrated to public data but not corresponding to any specific firm. Agora micro-data is available only as released by the BIS. WACC is held constant within sensitivity bands. These limitations motivate, rather than undermine, the direction of further research.</w:t>
       </w:r>
     </w:p>
     <w:p>
@@ -8833,7 +8677,7 @@
           <w:i w:val="0"/>
           <w:sz w:val="24"/>
         </w:rPr>
-        <w:t>Three lines of further research follow directly. First, replacing the illustrative Indian MNC parameters with anonymised treasury data from an operating multinational would migrate the analysis from simulation to empirical study. Second, an empirical investigation of the liquidity-release fraction — the proportion of pre-funded nostro that firms could credibly release under atomic settlement — would tighten the CCS sensitivity surface. Third, a comparative regulatory study of HQLA treatment for tokenized deposits across BIS jurisdictions would help calibrate the haircut distribution used in this study's Monte Carlo specification.</w:t>
+        <w:t>Three lines follow directly: (a) replacing the illustrative Indian MNC parameters with anonymised treasury data from an operating multinational, migrating analysis from simulation to empirical study; (b) empirical investigation of the liquidity-release fraction — the proportion of pre-funded nostro firms could credibly release under atomic settlement; (c) a comparative regulatory study of HQLA treatment across BIS jurisdictions to calibrate the haircut distribution.</w:t>
       </w:r>
     </w:p>
     <w:p>

--- a/Final_Report_Suryansh_Namdeo_IPM06194.docx
+++ b/Final_Report_Suryansh_Namdeo_IPM06194.docx
@@ -255,14 +255,17 @@
     </w:p>
     <w:p>
       <w:pPr>
+        <w:pStyle w:val="Heading1"/>
         <w:spacing w:before="240" w:after="240" w:line="360" w:lineRule="auto"/>
         <w:jc w:val="center"/>
       </w:pPr>
+      <w:r/>
       <w:r>
         <w:rPr>
           <w:rFonts w:ascii="Times New Roman" w:hAnsi="Times New Roman" w:cs="Times New Roman"/>
           <w:b/>
           <w:i w:val="0"/>
+          <w:color w:val="000000"/>
           <w:sz w:val="28"/>
         </w:rPr>
         <w:t>CERTIFICATE OF ORIGINALITY</w:t>
@@ -464,14 +467,17 @@
     </w:p>
     <w:p>
       <w:pPr>
+        <w:pStyle w:val="Heading1"/>
         <w:spacing w:before="240" w:after="240" w:line="360" w:lineRule="auto"/>
         <w:jc w:val="center"/>
       </w:pPr>
+      <w:r/>
       <w:r>
         <w:rPr>
           <w:rFonts w:ascii="Times New Roman" w:hAnsi="Times New Roman" w:cs="Times New Roman"/>
           <w:b/>
           <w:i w:val="0"/>
+          <w:color w:val="000000"/>
           <w:sz w:val="28"/>
         </w:rPr>
         <w:t>ACKNOWLEDGEMENT</w:t>
@@ -616,14 +622,17 @@
     </w:p>
     <w:p>
       <w:pPr>
+        <w:pStyle w:val="Heading1"/>
         <w:spacing w:before="240" w:after="240" w:line="360" w:lineRule="auto"/>
         <w:jc w:val="center"/>
       </w:pPr>
+      <w:r/>
       <w:r>
         <w:rPr>
           <w:rFonts w:ascii="Times New Roman" w:hAnsi="Times New Roman" w:cs="Times New Roman"/>
           <w:b/>
           <w:i w:val="0"/>
+          <w:color w:val="000000"/>
           <w:sz w:val="28"/>
         </w:rPr>
         <w:t>ABSTRACT</w:t>
@@ -708,14 +717,593 @@
     </w:p>
     <w:p>
       <w:pPr>
+        <w:pStyle w:val="Heading1"/>
         <w:spacing w:before="240" w:after="240" w:line="360" w:lineRule="auto"/>
         <w:jc w:val="center"/>
       </w:pPr>
+      <w:r/>
       <w:r>
         <w:rPr>
           <w:rFonts w:ascii="Times New Roman" w:hAnsi="Times New Roman" w:cs="Times New Roman"/>
           <w:b/>
           <w:i w:val="0"/>
+          <w:color w:val="000000"/>
+          <w:sz w:val="28"/>
+        </w:rPr>
+        <w:t>TABLE OF CONTENTS</w:t>
+      </w:r>
+    </w:p>
+    <w:p>
+      <w:pPr>
+        <w:spacing w:after="80" w:before="0" w:line="360" w:lineRule="auto"/>
+        <w:jc w:val="left"/>
+      </w:pPr>
+    </w:p>
+    <w:p>
+      <w:pPr>
+        <w:spacing w:after="160" w:before="0" w:line="360" w:lineRule="auto"/>
+        <w:jc w:val="left"/>
+      </w:pPr>
+      <w:r>
+        <w:rPr>
+          <w:rFonts w:ascii="Times New Roman" w:hAnsi="Times New Roman" w:cs="Times New Roman"/>
+          <w:b w:val="0"/>
+          <w:i/>
+          <w:sz w:val="20"/>
+        </w:rPr>
+        <w:t>Press F9 (or right-click → Update Field) in Word to populate this table from the document headings.</w:t>
+      </w:r>
+    </w:p>
+    <w:p>
+      <w:pPr>
+        <w:spacing w:line="360" w:lineRule="auto"/>
+      </w:pPr>
+      <w:r>
+        <w:rPr>
+          <w:rFonts w:ascii="Times New Roman" w:hAnsi="Times New Roman" w:cs="Times New Roman"/>
+          <w:b w:val="0"/>
+          <w:i/>
+          <w:sz w:val="22"/>
+        </w:rPr>
+        <w:fldChar w:fldCharType="begin"/>
+        <w:instrText xml:space="preserve">TOC \o "1-3" \h \z \u</w:instrText>
+        <w:fldChar w:fldCharType="separate"/>
+        <w:t>[ Right-click and select 'Update Field' in Word to populate this list. ]</w:t>
+        <w:fldChar w:fldCharType="end"/>
+      </w:r>
+    </w:p>
+    <w:p>
+      <w:r>
+        <w:br w:type="page"/>
+      </w:r>
+    </w:p>
+    <w:p>
+      <w:pPr>
+        <w:pStyle w:val="Heading1"/>
+        <w:spacing w:before="240" w:after="240" w:line="360" w:lineRule="auto"/>
+        <w:jc w:val="center"/>
+      </w:pPr>
+      <w:r/>
+      <w:r>
+        <w:rPr>
+          <w:rFonts w:ascii="Times New Roman" w:hAnsi="Times New Roman" w:cs="Times New Roman"/>
+          <w:b/>
+          <w:i w:val="0"/>
+          <w:color w:val="000000"/>
+          <w:sz w:val="28"/>
+        </w:rPr>
+        <w:t>LIST OF TABLES</w:t>
+      </w:r>
+    </w:p>
+    <w:p>
+      <w:pPr>
+        <w:spacing w:after="120" w:before="0" w:line="360" w:lineRule="auto"/>
+        <w:jc w:val="left"/>
+      </w:pPr>
+    </w:p>
+    <w:p>
+      <w:pPr>
+        <w:spacing w:line="360" w:lineRule="auto" w:after="40"/>
+        <w:ind w:left="720" w:hanging="720"/>
+      </w:pPr>
+      <w:r>
+        <w:rPr>
+          <w:rFonts w:ascii="Times New Roman" w:hAnsi="Times New Roman" w:cs="Times New Roman"/>
+          <w:b/>
+          <w:i w:val="0"/>
+          <w:sz w:val="24"/>
+        </w:rPr>
+        <w:t xml:space="preserve">Table 1.  </w:t>
+      </w:r>
+      <w:r>
+        <w:rPr>
+          <w:rFonts w:ascii="Times New Roman" w:hAnsi="Times New Roman" w:cs="Times New Roman"/>
+          <w:b w:val="0"/>
+          <w:i/>
+          <w:sz w:val="24"/>
+        </w:rPr>
+        <w:t>Comparison of T+2 and T+0 Settlement Architectures</w:t>
+      </w:r>
+    </w:p>
+    <w:p>
+      <w:pPr>
+        <w:spacing w:line="360" w:lineRule="auto" w:after="40"/>
+        <w:ind w:left="720" w:hanging="720"/>
+      </w:pPr>
+      <w:r>
+        <w:rPr>
+          <w:rFonts w:ascii="Times New Roman" w:hAnsi="Times New Roman" w:cs="Times New Roman"/>
+          <w:b/>
+          <w:i w:val="0"/>
+          <w:sz w:val="24"/>
+        </w:rPr>
+        <w:t xml:space="preserve">Table 2.  </w:t>
+      </w:r>
+      <w:r>
+        <w:rPr>
+          <w:rFonts w:ascii="Times New Roman" w:hAnsi="Times New Roman" w:cs="Times New Roman"/>
+          <w:b w:val="0"/>
+          <w:i/>
+          <w:sz w:val="24"/>
+        </w:rPr>
+        <w:t>Variable Definitions for RRSE and CCS</w:t>
+      </w:r>
+    </w:p>
+    <w:p>
+      <w:pPr>
+        <w:spacing w:line="360" w:lineRule="auto" w:after="40"/>
+        <w:ind w:left="720" w:hanging="720"/>
+      </w:pPr>
+      <w:r>
+        <w:rPr>
+          <w:rFonts w:ascii="Times New Roman" w:hAnsi="Times New Roman" w:cs="Times New Roman"/>
+          <w:b/>
+          <w:i w:val="0"/>
+          <w:sz w:val="24"/>
+        </w:rPr>
+        <w:t xml:space="preserve">Table 3.  </w:t>
+      </w:r>
+      <w:r>
+        <w:rPr>
+          <w:rFonts w:ascii="Times New Roman" w:hAnsi="Times New Roman" w:cs="Times New Roman"/>
+          <w:b w:val="0"/>
+          <w:i/>
+          <w:sz w:val="24"/>
+        </w:rPr>
+        <w:t>Monte Carlo Parameters and Sensitivity Bands</w:t>
+      </w:r>
+    </w:p>
+    <w:p>
+      <w:pPr>
+        <w:spacing w:line="360" w:lineRule="auto" w:after="40"/>
+        <w:ind w:left="720" w:hanging="720"/>
+      </w:pPr>
+      <w:r>
+        <w:rPr>
+          <w:rFonts w:ascii="Times New Roman" w:hAnsi="Times New Roman" w:cs="Times New Roman"/>
+          <w:b/>
+          <w:i w:val="0"/>
+          <w:sz w:val="24"/>
+        </w:rPr>
+        <w:t xml:space="preserve">Table 4.  </w:t>
+      </w:r>
+      <w:r>
+        <w:rPr>
+          <w:rFonts w:ascii="Times New Roman" w:hAnsi="Times New Roman" w:cs="Times New Roman"/>
+          <w:b w:val="0"/>
+          <w:i/>
+          <w:sz w:val="24"/>
+        </w:rPr>
+        <w:t>Digital Money Taxonomy: Stablecoins, Tokenized Deposits, and Wholesale CBDCs</w:t>
+      </w:r>
+    </w:p>
+    <w:p>
+      <w:pPr>
+        <w:spacing w:line="360" w:lineRule="auto" w:after="40"/>
+        <w:ind w:left="720" w:hanging="720"/>
+      </w:pPr>
+      <w:r>
+        <w:rPr>
+          <w:rFonts w:ascii="Times New Roman" w:hAnsi="Times New Roman" w:cs="Times New Roman"/>
+          <w:b/>
+          <w:i w:val="0"/>
+          <w:sz w:val="24"/>
+        </w:rPr>
+        <w:t xml:space="preserve">Table 5.  </w:t>
+      </w:r>
+      <w:r>
+        <w:rPr>
+          <w:rFonts w:ascii="Times New Roman" w:hAnsi="Times New Roman" w:cs="Times New Roman"/>
+          <w:b w:val="0"/>
+          <w:i/>
+          <w:sz w:val="24"/>
+        </w:rPr>
+        <w:t>T+2 Baseline Parameters by Corridor (Illustrative)</w:t>
+      </w:r>
+    </w:p>
+    <w:p>
+      <w:pPr>
+        <w:spacing w:line="360" w:lineRule="auto" w:after="40"/>
+        <w:ind w:left="720" w:hanging="720"/>
+      </w:pPr>
+      <w:r>
+        <w:rPr>
+          <w:rFonts w:ascii="Times New Roman" w:hAnsi="Times New Roman" w:cs="Times New Roman"/>
+          <w:b/>
+          <w:i w:val="0"/>
+          <w:sz w:val="24"/>
+        </w:rPr>
+        <w:t xml:space="preserve">Table 6.  </w:t>
+      </w:r>
+      <w:r>
+        <w:rPr>
+          <w:rFonts w:ascii="Times New Roman" w:hAnsi="Times New Roman" w:cs="Times New Roman"/>
+          <w:b w:val="0"/>
+          <w:i/>
+          <w:sz w:val="24"/>
+        </w:rPr>
+        <w:t>LCR Stress-Scenario Snapshot (Illustrative)</w:t>
+      </w:r>
+    </w:p>
+    <w:p>
+      <w:pPr>
+        <w:spacing w:line="360" w:lineRule="auto" w:after="40"/>
+        <w:ind w:left="720" w:hanging="720"/>
+      </w:pPr>
+      <w:r>
+        <w:rPr>
+          <w:rFonts w:ascii="Times New Roman" w:hAnsi="Times New Roman" w:cs="Times New Roman"/>
+          <w:b/>
+          <w:i w:val="0"/>
+          <w:sz w:val="24"/>
+        </w:rPr>
+        <w:t xml:space="preserve">Table 7.  </w:t>
+      </w:r>
+      <w:r>
+        <w:rPr>
+          <w:rFonts w:ascii="Times New Roman" w:hAnsi="Times New Roman" w:cs="Times New Roman"/>
+          <w:b w:val="0"/>
+          <w:i/>
+          <w:sz w:val="24"/>
+        </w:rPr>
+        <w:t>Preliminary RRSE Readings by Corridor</w:t>
+      </w:r>
+    </w:p>
+    <w:p>
+      <w:pPr>
+        <w:spacing w:line="360" w:lineRule="auto" w:after="40"/>
+        <w:ind w:left="720" w:hanging="720"/>
+      </w:pPr>
+      <w:r>
+        <w:rPr>
+          <w:rFonts w:ascii="Times New Roman" w:hAnsi="Times New Roman" w:cs="Times New Roman"/>
+          <w:b/>
+          <w:i w:val="0"/>
+          <w:sz w:val="24"/>
+        </w:rPr>
+        <w:t xml:space="preserve">Table 8.  </w:t>
+      </w:r>
+      <w:r>
+        <w:rPr>
+          <w:rFonts w:ascii="Times New Roman" w:hAnsi="Times New Roman" w:cs="Times New Roman"/>
+          <w:b w:val="0"/>
+          <w:i/>
+          <w:sz w:val="24"/>
+        </w:rPr>
+        <w:t>Illustrative Corridor-Level Capital Cost Savings (Base-Case Simulation)</w:t>
+      </w:r>
+    </w:p>
+    <w:p>
+      <w:pPr>
+        <w:spacing w:line="360" w:lineRule="auto" w:after="40"/>
+        <w:ind w:left="720" w:hanging="720"/>
+      </w:pPr>
+      <w:r>
+        <w:rPr>
+          <w:rFonts w:ascii="Times New Roman" w:hAnsi="Times New Roman" w:cs="Times New Roman"/>
+          <w:b/>
+          <w:i w:val="0"/>
+          <w:sz w:val="24"/>
+        </w:rPr>
+        <w:t xml:space="preserve">Table 9.  </w:t>
+      </w:r>
+      <w:r>
+        <w:rPr>
+          <w:rFonts w:ascii="Times New Roman" w:hAnsi="Times New Roman" w:cs="Times New Roman"/>
+          <w:b w:val="0"/>
+          <w:i/>
+          <w:sz w:val="24"/>
+        </w:rPr>
+        <w:t>Evidence Map of Reference Architectures</w:t>
+      </w:r>
+    </w:p>
+    <w:p>
+      <w:pPr>
+        <w:spacing w:line="360" w:lineRule="auto" w:after="40"/>
+        <w:ind w:left="720" w:hanging="720"/>
+      </w:pPr>
+      <w:r>
+        <w:rPr>
+          <w:rFonts w:ascii="Times New Roman" w:hAnsi="Times New Roman" w:cs="Times New Roman"/>
+          <w:b/>
+          <w:i w:val="0"/>
+          <w:sz w:val="24"/>
+        </w:rPr>
+        <w:t xml:space="preserve">Table 10.  </w:t>
+      </w:r>
+      <w:r>
+        <w:rPr>
+          <w:rFonts w:ascii="Times New Roman" w:hAnsi="Times New Roman" w:cs="Times New Roman"/>
+          <w:b w:val="0"/>
+          <w:i/>
+          <w:sz w:val="24"/>
+        </w:rPr>
+        <w:t>Regulatory and Operational Risk Matrix</w:t>
+      </w:r>
+    </w:p>
+    <w:p>
+      <w:r>
+        <w:br w:type="page"/>
+      </w:r>
+    </w:p>
+    <w:p>
+      <w:pPr>
+        <w:pStyle w:val="Heading1"/>
+        <w:spacing w:before="240" w:after="240" w:line="360" w:lineRule="auto"/>
+        <w:jc w:val="center"/>
+      </w:pPr>
+      <w:r/>
+      <w:r>
+        <w:rPr>
+          <w:rFonts w:ascii="Times New Roman" w:hAnsi="Times New Roman" w:cs="Times New Roman"/>
+          <w:b/>
+          <w:i w:val="0"/>
+          <w:color w:val="000000"/>
+          <w:sz w:val="28"/>
+        </w:rPr>
+        <w:t>LIST OF FIGURES</w:t>
+      </w:r>
+    </w:p>
+    <w:p>
+      <w:pPr>
+        <w:spacing w:after="120" w:before="0" w:line="360" w:lineRule="auto"/>
+        <w:jc w:val="left"/>
+      </w:pPr>
+    </w:p>
+    <w:p>
+      <w:pPr>
+        <w:spacing w:line="360" w:lineRule="auto" w:after="40"/>
+        <w:ind w:left="720" w:hanging="720"/>
+      </w:pPr>
+      <w:r>
+        <w:rPr>
+          <w:rFonts w:ascii="Times New Roman" w:hAnsi="Times New Roman" w:cs="Times New Roman"/>
+          <w:b/>
+          <w:i w:val="0"/>
+          <w:sz w:val="24"/>
+        </w:rPr>
+        <w:t xml:space="preserve">Figure 1.  </w:t>
+      </w:r>
+      <w:r>
+        <w:rPr>
+          <w:rFonts w:ascii="Times New Roman" w:hAnsi="Times New Roman" w:cs="Times New Roman"/>
+          <w:b w:val="0"/>
+          <w:i/>
+          <w:sz w:val="24"/>
+        </w:rPr>
+        <w:t>Evolution of Cross-Border Settlement (1973–2025)</w:t>
+      </w:r>
+    </w:p>
+    <w:p>
+      <w:pPr>
+        <w:spacing w:line="360" w:lineRule="auto" w:after="40"/>
+        <w:ind w:left="720" w:hanging="720"/>
+      </w:pPr>
+      <w:r>
+        <w:rPr>
+          <w:rFonts w:ascii="Times New Roman" w:hAnsi="Times New Roman" w:cs="Times New Roman"/>
+          <w:b/>
+          <w:i w:val="0"/>
+          <w:sz w:val="24"/>
+        </w:rPr>
+        <w:t xml:space="preserve">Figure 2.  </w:t>
+      </w:r>
+      <w:r>
+        <w:rPr>
+          <w:rFonts w:ascii="Times New Roman" w:hAnsi="Times New Roman" w:cs="Times New Roman"/>
+          <w:b w:val="0"/>
+          <w:i/>
+          <w:sz w:val="24"/>
+        </w:rPr>
+        <w:t>The Interoperability Gap: Conceptual Framework</w:t>
+      </w:r>
+    </w:p>
+    <w:p>
+      <w:pPr>
+        <w:spacing w:line="360" w:lineRule="auto" w:after="40"/>
+        <w:ind w:left="720" w:hanging="720"/>
+      </w:pPr>
+      <w:r>
+        <w:rPr>
+          <w:rFonts w:ascii="Times New Roman" w:hAnsi="Times New Roman" w:cs="Times New Roman"/>
+          <w:b/>
+          <w:i w:val="0"/>
+          <w:sz w:val="24"/>
+        </w:rPr>
+        <w:t xml:space="preserve">Figure 3.  </w:t>
+      </w:r>
+      <w:r>
+        <w:rPr>
+          <w:rFonts w:ascii="Times New Roman" w:hAnsi="Times New Roman" w:cs="Times New Roman"/>
+          <w:b w:val="0"/>
+          <w:i/>
+          <w:sz w:val="24"/>
+        </w:rPr>
+        <w:t>Three-Phase Research Design</w:t>
+      </w:r>
+    </w:p>
+    <w:p>
+      <w:pPr>
+        <w:spacing w:line="360" w:lineRule="auto" w:after="40"/>
+        <w:ind w:left="720" w:hanging="720"/>
+      </w:pPr>
+      <w:r>
+        <w:rPr>
+          <w:rFonts w:ascii="Times New Roman" w:hAnsi="Times New Roman" w:cs="Times New Roman"/>
+          <w:b/>
+          <w:i w:val="0"/>
+          <w:sz w:val="24"/>
+        </w:rPr>
+        <w:t xml:space="preserve">Figure 4.  </w:t>
+      </w:r>
+      <w:r>
+        <w:rPr>
+          <w:rFonts w:ascii="Times New Roman" w:hAnsi="Times New Roman" w:cs="Times New Roman"/>
+          <w:b w:val="0"/>
+          <w:i/>
+          <w:sz w:val="24"/>
+        </w:rPr>
+        <w:t>Adoption Scenario Tree</w:t>
+      </w:r>
+    </w:p>
+    <w:p>
+      <w:pPr>
+        <w:spacing w:line="360" w:lineRule="auto" w:after="40"/>
+        <w:ind w:left="720" w:hanging="720"/>
+      </w:pPr>
+      <w:r>
+        <w:rPr>
+          <w:rFonts w:ascii="Times New Roman" w:hAnsi="Times New Roman" w:cs="Times New Roman"/>
+          <w:b/>
+          <w:i w:val="0"/>
+          <w:sz w:val="24"/>
+        </w:rPr>
+        <w:t xml:space="preserve">Figure 5.  </w:t>
+      </w:r>
+      <w:r>
+        <w:rPr>
+          <w:rFonts w:ascii="Times New Roman" w:hAnsi="Times New Roman" w:cs="Times New Roman"/>
+          <w:b w:val="0"/>
+          <w:i/>
+          <w:sz w:val="24"/>
+        </w:rPr>
+        <w:t>LCR Stress-Scenario HQLA Requirement and Implied Annual Cost</w:t>
+      </w:r>
+    </w:p>
+    <w:p>
+      <w:pPr>
+        <w:spacing w:line="360" w:lineRule="auto" w:after="40"/>
+        <w:ind w:left="720" w:hanging="720"/>
+      </w:pPr>
+      <w:r>
+        <w:rPr>
+          <w:rFonts w:ascii="Times New Roman" w:hAnsi="Times New Roman" w:cs="Times New Roman"/>
+          <w:b/>
+          <w:i w:val="0"/>
+          <w:sz w:val="24"/>
+        </w:rPr>
+        <w:t xml:space="preserve">Figure 6.  </w:t>
+      </w:r>
+      <w:r>
+        <w:rPr>
+          <w:rFonts w:ascii="Times New Roman" w:hAnsi="Times New Roman" w:cs="Times New Roman"/>
+          <w:b w:val="0"/>
+          <w:i/>
+          <w:sz w:val="24"/>
+        </w:rPr>
+        <w:t>Corridor-wise Settlement Exposure Window, T+2 versus T+0 (Illustrative)</w:t>
+      </w:r>
+    </w:p>
+    <w:p>
+      <w:pPr>
+        <w:spacing w:line="360" w:lineRule="auto" w:after="40"/>
+        <w:ind w:left="720" w:hanging="720"/>
+      </w:pPr>
+      <w:r>
+        <w:rPr>
+          <w:rFonts w:ascii="Times New Roman" w:hAnsi="Times New Roman" w:cs="Times New Roman"/>
+          <w:b/>
+          <w:i w:val="0"/>
+          <w:sz w:val="24"/>
+        </w:rPr>
+        <w:t xml:space="preserve">Figure 7.  </w:t>
+      </w:r>
+      <w:r>
+        <w:rPr>
+          <w:rFonts w:ascii="Times New Roman" w:hAnsi="Times New Roman" w:cs="Times New Roman"/>
+          <w:b w:val="0"/>
+          <w:i/>
+          <w:sz w:val="24"/>
+        </w:rPr>
+        <w:t>RRSE Decomposition: Compression of T+2 Exposure under T+0 Atomic</w:t>
+      </w:r>
+    </w:p>
+    <w:p>
+      <w:pPr>
+        <w:spacing w:line="360" w:lineRule="auto" w:after="40"/>
+        <w:ind w:left="720" w:hanging="720"/>
+      </w:pPr>
+      <w:r>
+        <w:rPr>
+          <w:rFonts w:ascii="Times New Roman" w:hAnsi="Times New Roman" w:cs="Times New Roman"/>
+          <w:b/>
+          <w:i w:val="0"/>
+          <w:sz w:val="24"/>
+        </w:rPr>
+        <w:t xml:space="preserve">Figure 8.  </w:t>
+      </w:r>
+      <w:r>
+        <w:rPr>
+          <w:rFonts w:ascii="Times New Roman" w:hAnsi="Times New Roman" w:cs="Times New Roman"/>
+          <w:b w:val="0"/>
+          <w:i/>
+          <w:sz w:val="24"/>
+        </w:rPr>
+        <w:t>Corridor-Level Capital Cost Savings (Base-Case Simulation)</w:t>
+      </w:r>
+    </w:p>
+    <w:p>
+      <w:pPr>
+        <w:spacing w:line="360" w:lineRule="auto" w:after="40"/>
+        <w:ind w:left="720" w:hanging="720"/>
+      </w:pPr>
+      <w:r>
+        <w:rPr>
+          <w:rFonts w:ascii="Times New Roman" w:hAnsi="Times New Roman" w:cs="Times New Roman"/>
+          <w:b/>
+          <w:i w:val="0"/>
+          <w:sz w:val="24"/>
+        </w:rPr>
+        <w:t xml:space="preserve">Figure 9.  </w:t>
+      </w:r>
+      <w:r>
+        <w:rPr>
+          <w:rFonts w:ascii="Times New Roman" w:hAnsi="Times New Roman" w:cs="Times New Roman"/>
+          <w:b w:val="0"/>
+          <w:i/>
+          <w:sz w:val="24"/>
+        </w:rPr>
+        <w:t>Scenario Sensitivity of Capital Cost Savings (Heatmap)</w:t>
+      </w:r>
+    </w:p>
+    <w:p>
+      <w:r>
+        <w:br w:type="page"/>
+      </w:r>
+    </w:p>
+    <w:p>
+      <w:pPr>
+        <w:pStyle w:val="Heading1"/>
+        <w:spacing w:before="240" w:after="240" w:line="360" w:lineRule="auto"/>
+        <w:jc w:val="center"/>
+      </w:pPr>
+      <w:r/>
+      <w:r>
+        <w:rPr>
+          <w:rFonts w:ascii="Times New Roman" w:hAnsi="Times New Roman" w:cs="Times New Roman"/>
+          <w:b/>
+          <w:i w:val="0"/>
+          <w:color w:val="000000"/>
           <w:sz w:val="28"/>
         </w:rPr>
         <w:t>LIST OF ABBREVIATIONS</w:t>
@@ -1670,14 +2258,17 @@
     </w:p>
     <w:p>
       <w:pPr>
+        <w:pStyle w:val="Heading1"/>
         <w:spacing w:before="240" w:after="240" w:line="360" w:lineRule="auto"/>
         <w:jc w:val="center"/>
       </w:pPr>
+      <w:r/>
       <w:r>
         <w:rPr>
           <w:rFonts w:ascii="Times New Roman" w:hAnsi="Times New Roman" w:cs="Times New Roman"/>
           <w:b/>
           <w:i w:val="0"/>
+          <w:color w:val="000000"/>
           <w:sz w:val="28"/>
         </w:rPr>
         <w:t>CHAPTER 1: INTRODUCTION</w:t>
@@ -1685,14 +2276,17 @@
     </w:p>
     <w:p>
       <w:pPr>
+        <w:pStyle w:val="Heading2"/>
         <w:spacing w:before="240" w:after="120" w:line="360" w:lineRule="auto"/>
         <w:jc w:val="left"/>
       </w:pPr>
+      <w:r/>
       <w:r>
         <w:rPr>
           <w:rFonts w:ascii="Times New Roman" w:hAnsi="Times New Roman" w:cs="Times New Roman"/>
           <w:b/>
           <w:i w:val="0"/>
+          <w:color w:val="000000"/>
           <w:sz w:val="24"/>
         </w:rPr>
         <w:t>1.1 Background of the Study</w:t>
@@ -1732,14 +2326,17 @@
     </w:p>
     <w:p>
       <w:pPr>
+        <w:pStyle w:val="Heading2"/>
         <w:spacing w:before="240" w:after="120" w:line="360" w:lineRule="auto"/>
         <w:jc w:val="left"/>
       </w:pPr>
+      <w:r/>
       <w:r>
         <w:rPr>
           <w:rFonts w:ascii="Times New Roman" w:hAnsi="Times New Roman" w:cs="Times New Roman"/>
           <w:b/>
           <w:i w:val="0"/>
+          <w:color w:val="000000"/>
           <w:sz w:val="24"/>
         </w:rPr>
         <w:t>1.2 Rationale for the Study</w:t>
@@ -1763,14 +2360,17 @@
     </w:p>
     <w:p>
       <w:pPr>
+        <w:pStyle w:val="Heading2"/>
         <w:spacing w:before="240" w:after="120" w:line="360" w:lineRule="auto"/>
         <w:jc w:val="left"/>
       </w:pPr>
+      <w:r/>
       <w:r>
         <w:rPr>
           <w:rFonts w:ascii="Times New Roman" w:hAnsi="Times New Roman" w:cs="Times New Roman"/>
           <w:b/>
           <w:i w:val="0"/>
+          <w:color w:val="000000"/>
           <w:sz w:val="24"/>
         </w:rPr>
         <w:t>1.3 Statement of the Problem</w:t>
@@ -1794,14 +2394,17 @@
     </w:p>
     <w:p>
       <w:pPr>
+        <w:pStyle w:val="Heading2"/>
         <w:spacing w:before="240" w:after="120" w:line="360" w:lineRule="auto"/>
         <w:jc w:val="left"/>
       </w:pPr>
+      <w:r/>
       <w:r>
         <w:rPr>
           <w:rFonts w:ascii="Times New Roman" w:hAnsi="Times New Roman" w:cs="Times New Roman"/>
           <w:b/>
           <w:i w:val="0"/>
+          <w:color w:val="000000"/>
           <w:sz w:val="24"/>
         </w:rPr>
         <w:t>1.4 Research Questions</w:t>
@@ -1909,14 +2512,17 @@
     </w:p>
     <w:p>
       <w:pPr>
+        <w:pStyle w:val="Heading2"/>
         <w:spacing w:before="240" w:after="120" w:line="360" w:lineRule="auto"/>
         <w:jc w:val="left"/>
       </w:pPr>
+      <w:r/>
       <w:r>
         <w:rPr>
           <w:rFonts w:ascii="Times New Roman" w:hAnsi="Times New Roman" w:cs="Times New Roman"/>
           <w:b/>
           <w:i w:val="0"/>
+          <w:color w:val="000000"/>
           <w:sz w:val="24"/>
         </w:rPr>
         <w:t>1.5 Objectives of the Study</w:t>
@@ -2044,14 +2650,17 @@
     </w:p>
     <w:p>
       <w:pPr>
+        <w:pStyle w:val="Heading2"/>
         <w:spacing w:before="240" w:after="120" w:line="360" w:lineRule="auto"/>
         <w:jc w:val="left"/>
       </w:pPr>
+      <w:r/>
       <w:r>
         <w:rPr>
           <w:rFonts w:ascii="Times New Roman" w:hAnsi="Times New Roman" w:cs="Times New Roman"/>
           <w:b/>
           <w:i w:val="0"/>
+          <w:color w:val="000000"/>
           <w:sz w:val="24"/>
         </w:rPr>
         <w:t>1.6 Scope of the Study</w:t>
@@ -2075,14 +2684,17 @@
     </w:p>
     <w:p>
       <w:pPr>
+        <w:pStyle w:val="Heading2"/>
         <w:spacing w:before="240" w:after="120" w:line="360" w:lineRule="auto"/>
         <w:jc w:val="left"/>
       </w:pPr>
+      <w:r/>
       <w:r>
         <w:rPr>
           <w:rFonts w:ascii="Times New Roman" w:hAnsi="Times New Roman" w:cs="Times New Roman"/>
           <w:b/>
           <w:i w:val="0"/>
+          <w:color w:val="000000"/>
           <w:sz w:val="24"/>
         </w:rPr>
         <w:t>1.7 Significance of the Study</w:t>
@@ -2106,14 +2718,17 @@
     </w:p>
     <w:p>
       <w:pPr>
+        <w:pStyle w:val="Heading2"/>
         <w:spacing w:before="240" w:after="120" w:line="360" w:lineRule="auto"/>
         <w:jc w:val="left"/>
       </w:pPr>
+      <w:r/>
       <w:r>
         <w:rPr>
           <w:rFonts w:ascii="Times New Roman" w:hAnsi="Times New Roman" w:cs="Times New Roman"/>
           <w:b/>
           <w:i w:val="0"/>
+          <w:color w:val="000000"/>
           <w:sz w:val="24"/>
         </w:rPr>
         <w:t>1.8 Organisation of the Report</w:t>
@@ -2142,14 +2757,17 @@
     </w:p>
     <w:p>
       <w:pPr>
+        <w:pStyle w:val="Heading1"/>
         <w:spacing w:before="240" w:after="240" w:line="360" w:lineRule="auto"/>
         <w:jc w:val="center"/>
       </w:pPr>
+      <w:r/>
       <w:r>
         <w:rPr>
           <w:rFonts w:ascii="Times New Roman" w:hAnsi="Times New Roman" w:cs="Times New Roman"/>
           <w:b/>
           <w:i w:val="0"/>
+          <w:color w:val="000000"/>
           <w:sz w:val="28"/>
         </w:rPr>
         <w:t>CHAPTER 2: LITERATURE REVIEW AND CONCEPTUAL FRAMEWORK</w:t>
@@ -2157,14 +2775,17 @@
     </w:p>
     <w:p>
       <w:pPr>
+        <w:pStyle w:val="Heading2"/>
         <w:spacing w:before="240" w:after="120" w:line="360" w:lineRule="auto"/>
         <w:jc w:val="left"/>
       </w:pPr>
+      <w:r/>
       <w:r>
         <w:rPr>
           <w:rFonts w:ascii="Times New Roman" w:hAnsi="Times New Roman" w:cs="Times New Roman"/>
           <w:b/>
           <w:i w:val="0"/>
+          <w:color w:val="000000"/>
           <w:sz w:val="24"/>
         </w:rPr>
         <w:t>2.1 Evolution of Cross-Border Settlement</w:t>
@@ -2280,14 +2901,17 @@
     </w:p>
     <w:p>
       <w:pPr>
+        <w:pStyle w:val="Heading2"/>
         <w:spacing w:before="240" w:after="120" w:line="360" w:lineRule="auto"/>
         <w:jc w:val="left"/>
       </w:pPr>
+      <w:r/>
       <w:r>
         <w:rPr>
           <w:rFonts w:ascii="Times New Roman" w:hAnsi="Times New Roman" w:cs="Times New Roman"/>
           <w:b/>
           <w:i w:val="0"/>
+          <w:color w:val="000000"/>
           <w:sz w:val="24"/>
         </w:rPr>
         <w:t>2.2 Project Dunbar</w:t>
@@ -2311,14 +2935,17 @@
     </w:p>
     <w:p>
       <w:pPr>
+        <w:pStyle w:val="Heading2"/>
         <w:spacing w:before="240" w:after="120" w:line="360" w:lineRule="auto"/>
         <w:jc w:val="left"/>
       </w:pPr>
+      <w:r/>
       <w:r>
         <w:rPr>
           <w:rFonts w:ascii="Times New Roman" w:hAnsi="Times New Roman" w:cs="Times New Roman"/>
           <w:b/>
           <w:i w:val="0"/>
+          <w:color w:val="000000"/>
           <w:sz w:val="24"/>
         </w:rPr>
         <w:t>2.3 Project Agora</w:t>
@@ -2342,14 +2969,17 @@
     </w:p>
     <w:p>
       <w:pPr>
+        <w:pStyle w:val="Heading2"/>
         <w:spacing w:before="240" w:after="120" w:line="360" w:lineRule="auto"/>
         <w:jc w:val="left"/>
       </w:pPr>
+      <w:r/>
       <w:r>
         <w:rPr>
           <w:rFonts w:ascii="Times New Roman" w:hAnsi="Times New Roman" w:cs="Times New Roman"/>
           <w:b/>
           <w:i w:val="0"/>
+          <w:color w:val="000000"/>
           <w:sz w:val="24"/>
         </w:rPr>
         <w:t>2.4 The Unified Ledger Thesis</w:t>
@@ -2373,14 +3003,17 @@
     </w:p>
     <w:p>
       <w:pPr>
+        <w:pStyle w:val="Heading2"/>
         <w:spacing w:before="240" w:after="120" w:line="360" w:lineRule="auto"/>
         <w:jc w:val="left"/>
       </w:pPr>
+      <w:r/>
       <w:r>
         <w:rPr>
           <w:rFonts w:ascii="Times New Roman" w:hAnsi="Times New Roman" w:cs="Times New Roman"/>
           <w:b/>
           <w:i w:val="0"/>
+          <w:color w:val="000000"/>
           <w:sz w:val="24"/>
         </w:rPr>
         <w:t>2.5 J.P. Morgan Onyx and JPM Coin</w:t>
@@ -2404,14 +3037,17 @@
     </w:p>
     <w:p>
       <w:pPr>
+        <w:pStyle w:val="Heading2"/>
         <w:spacing w:before="240" w:after="120" w:line="360" w:lineRule="auto"/>
         <w:jc w:val="left"/>
       </w:pPr>
+      <w:r/>
       <w:r>
         <w:rPr>
           <w:rFonts w:ascii="Times New Roman" w:hAnsi="Times New Roman" w:cs="Times New Roman"/>
           <w:b/>
           <w:i w:val="0"/>
+          <w:color w:val="000000"/>
           <w:sz w:val="24"/>
         </w:rPr>
         <w:t>2.6 Basel Coverage of Tokenized Deposits</w:t>
@@ -2435,14 +3071,17 @@
     </w:p>
     <w:p>
       <w:pPr>
+        <w:pStyle w:val="Heading2"/>
         <w:spacing w:before="240" w:after="120" w:line="360" w:lineRule="auto"/>
         <w:jc w:val="left"/>
       </w:pPr>
+      <w:r/>
       <w:r>
         <w:rPr>
           <w:rFonts w:ascii="Times New Roman" w:hAnsi="Times New Roman" w:cs="Times New Roman"/>
           <w:b/>
           <w:i w:val="0"/>
+          <w:color w:val="000000"/>
           <w:sz w:val="24"/>
         </w:rPr>
         <w:t>2.7 The RBI Digital Rupee Pilot</w:t>
@@ -2466,14 +3105,17 @@
     </w:p>
     <w:p>
       <w:pPr>
+        <w:pStyle w:val="Heading2"/>
         <w:spacing w:before="240" w:after="120" w:line="360" w:lineRule="auto"/>
         <w:jc w:val="left"/>
       </w:pPr>
+      <w:r/>
       <w:r>
         <w:rPr>
           <w:rFonts w:ascii="Times New Roman" w:hAnsi="Times New Roman" w:cs="Times New Roman"/>
           <w:b/>
           <w:i w:val="0"/>
+          <w:color w:val="000000"/>
           <w:sz w:val="24"/>
         </w:rPr>
         <w:t>2.8 Theoretical Framework</w:t>
@@ -2497,14 +3139,17 @@
     </w:p>
     <w:p>
       <w:pPr>
+        <w:pStyle w:val="Heading2"/>
         <w:spacing w:before="240" w:after="120" w:line="360" w:lineRule="auto"/>
         <w:jc w:val="left"/>
       </w:pPr>
+      <w:r/>
       <w:r>
         <w:rPr>
           <w:rFonts w:ascii="Times New Roman" w:hAnsi="Times New Roman" w:cs="Times New Roman"/>
           <w:b/>
           <w:i w:val="0"/>
+          <w:color w:val="000000"/>
           <w:sz w:val="24"/>
         </w:rPr>
         <w:t>2.9 Research Gap</w:t>
@@ -2528,14 +3173,17 @@
     </w:p>
     <w:p>
       <w:pPr>
+        <w:pStyle w:val="Heading2"/>
         <w:spacing w:before="240" w:after="120" w:line="360" w:lineRule="auto"/>
         <w:jc w:val="left"/>
       </w:pPr>
+      <w:r/>
       <w:r>
         <w:rPr>
           <w:rFonts w:ascii="Times New Roman" w:hAnsi="Times New Roman" w:cs="Times New Roman"/>
           <w:b/>
           <w:i w:val="0"/>
+          <w:color w:val="000000"/>
           <w:sz w:val="24"/>
         </w:rPr>
         <w:t>2.10 Conceptual Framework</w:t>
@@ -2656,14 +3304,17 @@
     </w:p>
     <w:p>
       <w:pPr>
+        <w:pStyle w:val="Heading1"/>
         <w:spacing w:before="240" w:after="240" w:line="360" w:lineRule="auto"/>
         <w:jc w:val="center"/>
       </w:pPr>
+      <w:r/>
       <w:r>
         <w:rPr>
           <w:rFonts w:ascii="Times New Roman" w:hAnsi="Times New Roman" w:cs="Times New Roman"/>
           <w:b/>
           <w:i w:val="0"/>
+          <w:color w:val="000000"/>
           <w:sz w:val="28"/>
         </w:rPr>
         <w:t>CHAPTER 3: RESEARCH METHODOLOGY</w:t>
@@ -2671,14 +3322,17 @@
     </w:p>
     <w:p>
       <w:pPr>
+        <w:pStyle w:val="Heading2"/>
         <w:spacing w:before="240" w:after="120" w:line="360" w:lineRule="auto"/>
         <w:jc w:val="left"/>
       </w:pPr>
+      <w:r/>
       <w:r>
         <w:rPr>
           <w:rFonts w:ascii="Times New Roman" w:hAnsi="Times New Roman" w:cs="Times New Roman"/>
           <w:b/>
           <w:i w:val="0"/>
+          <w:color w:val="000000"/>
           <w:sz w:val="24"/>
         </w:rPr>
         <w:t>3.1 Research Philosophy and Approach</w:t>
@@ -2702,14 +3356,17 @@
     </w:p>
     <w:p>
       <w:pPr>
+        <w:pStyle w:val="Heading2"/>
         <w:spacing w:before="240" w:after="120" w:line="360" w:lineRule="auto"/>
         <w:jc w:val="left"/>
       </w:pPr>
+      <w:r/>
       <w:r>
         <w:rPr>
           <w:rFonts w:ascii="Times New Roman" w:hAnsi="Times New Roman" w:cs="Times New Roman"/>
           <w:b/>
           <w:i w:val="0"/>
+          <w:color w:val="000000"/>
           <w:sz w:val="24"/>
         </w:rPr>
         <w:t>3.2 Research Design</w:t>
@@ -3386,14 +4043,17 @@
     </w:p>
     <w:p>
       <w:pPr>
+        <w:pStyle w:val="Heading2"/>
         <w:spacing w:before="240" w:after="120" w:line="360" w:lineRule="auto"/>
         <w:jc w:val="left"/>
       </w:pPr>
+      <w:r/>
       <w:r>
         <w:rPr>
           <w:rFonts w:ascii="Times New Roman" w:hAnsi="Times New Roman" w:cs="Times New Roman"/>
           <w:b/>
           <w:i w:val="0"/>
+          <w:color w:val="000000"/>
           <w:sz w:val="24"/>
         </w:rPr>
         <w:t>3.3 Phase I — Baseline Parameterisation (T+2 SWIFT)</w:t>
@@ -3417,14 +4077,17 @@
     </w:p>
     <w:p>
       <w:pPr>
+        <w:pStyle w:val="Heading2"/>
         <w:spacing w:before="240" w:after="120" w:line="360" w:lineRule="auto"/>
         <w:jc w:val="left"/>
       </w:pPr>
+      <w:r/>
       <w:r>
         <w:rPr>
           <w:rFonts w:ascii="Times New Roman" w:hAnsi="Times New Roman" w:cs="Times New Roman"/>
           <w:b/>
           <w:i w:val="0"/>
+          <w:color w:val="000000"/>
           <w:sz w:val="24"/>
         </w:rPr>
         <w:t>3.4 Phase II — Atomic Settlement Simulation (T+0)</w:t>
@@ -3993,14 +4656,17 @@
     </w:p>
     <w:p>
       <w:pPr>
+        <w:pStyle w:val="Heading2"/>
         <w:spacing w:before="240" w:after="120" w:line="360" w:lineRule="auto"/>
         <w:jc w:val="left"/>
       </w:pPr>
+      <w:r/>
       <w:r>
         <w:rPr>
           <w:rFonts w:ascii="Times New Roman" w:hAnsi="Times New Roman" w:cs="Times New Roman"/>
           <w:b/>
           <w:i w:val="0"/>
+          <w:color w:val="000000"/>
           <w:sz w:val="24"/>
         </w:rPr>
         <w:t>3.5 Phase III — Case Study Triangulation</w:t>
@@ -4116,14 +4782,17 @@
     </w:p>
     <w:p>
       <w:pPr>
+        <w:pStyle w:val="Heading2"/>
         <w:spacing w:before="240" w:after="120" w:line="360" w:lineRule="auto"/>
         <w:jc w:val="left"/>
       </w:pPr>
+      <w:r/>
       <w:r>
         <w:rPr>
           <w:rFonts w:ascii="Times New Roman" w:hAnsi="Times New Roman" w:cs="Times New Roman"/>
           <w:b/>
           <w:i w:val="0"/>
+          <w:color w:val="000000"/>
           <w:sz w:val="24"/>
         </w:rPr>
         <w:t>3.6 Data Sources and Analytical Tools</w:t>
@@ -4646,14 +5315,17 @@
     </w:p>
     <w:p>
       <w:pPr>
+        <w:pStyle w:val="Heading2"/>
         <w:spacing w:before="240" w:after="120" w:line="360" w:lineRule="auto"/>
         <w:jc w:val="left"/>
       </w:pPr>
+      <w:r/>
       <w:r>
         <w:rPr>
           <w:rFonts w:ascii="Times New Roman" w:hAnsi="Times New Roman" w:cs="Times New Roman"/>
           <w:b/>
           <w:i w:val="0"/>
+          <w:color w:val="000000"/>
           <w:sz w:val="24"/>
         </w:rPr>
         <w:t>3.7 Validity, Reliability, Ethics, and Limitations</w:t>
@@ -4682,14 +5354,17 @@
     </w:p>
     <w:p>
       <w:pPr>
+        <w:pStyle w:val="Heading1"/>
         <w:spacing w:before="240" w:after="240" w:line="360" w:lineRule="auto"/>
         <w:jc w:val="center"/>
       </w:pPr>
+      <w:r/>
       <w:r>
         <w:rPr>
           <w:rFonts w:ascii="Times New Roman" w:hAnsi="Times New Roman" w:cs="Times New Roman"/>
           <w:b/>
           <w:i w:val="0"/>
+          <w:color w:val="000000"/>
           <w:sz w:val="28"/>
         </w:rPr>
         <w:t>CHAPTER 4: ARCHITECTURE EVIDENCE AND QUANTITATIVE FINDINGS</w:t>
@@ -4697,14 +5372,17 @@
     </w:p>
     <w:p>
       <w:pPr>
+        <w:pStyle w:val="Heading2"/>
         <w:spacing w:before="240" w:after="120" w:line="360" w:lineRule="auto"/>
         <w:jc w:val="left"/>
       </w:pPr>
+      <w:r/>
       <w:r>
         <w:rPr>
           <w:rFonts w:ascii="Times New Roman" w:hAnsi="Times New Roman" w:cs="Times New Roman"/>
           <w:b/>
           <w:i w:val="0"/>
+          <w:color w:val="000000"/>
           <w:sz w:val="24"/>
         </w:rPr>
         <w:t>4.1 Architecture Evidence</w:t>
@@ -5204,14 +5882,17 @@
     </w:p>
     <w:p>
       <w:pPr>
+        <w:pStyle w:val="Heading2"/>
         <w:spacing w:before="240" w:after="120" w:line="360" w:lineRule="auto"/>
         <w:jc w:val="left"/>
       </w:pPr>
+      <w:r/>
       <w:r>
         <w:rPr>
           <w:rFonts w:ascii="Times New Roman" w:hAnsi="Times New Roman" w:cs="Times New Roman"/>
           <w:b/>
           <w:i w:val="0"/>
+          <w:color w:val="000000"/>
           <w:sz w:val="24"/>
         </w:rPr>
         <w:t>4.2 Phase I Baseline Parameterisation Results</w:t>
@@ -5645,14 +6326,17 @@
     </w:p>
     <w:p>
       <w:pPr>
+        <w:pStyle w:val="Heading2"/>
         <w:spacing w:before="240" w:after="120" w:line="360" w:lineRule="auto"/>
         <w:jc w:val="left"/>
       </w:pPr>
+      <w:r/>
       <w:r>
         <w:rPr>
           <w:rFonts w:ascii="Times New Roman" w:hAnsi="Times New Roman" w:cs="Times New Roman"/>
           <w:b/>
           <w:i w:val="0"/>
+          <w:color w:val="000000"/>
           <w:sz w:val="24"/>
         </w:rPr>
         <w:t>4.3 Corridor Liquidity Estimates</w:t>
@@ -5676,14 +6360,17 @@
     </w:p>
     <w:p>
       <w:pPr>
+        <w:pStyle w:val="Heading2"/>
         <w:spacing w:before="240" w:after="120" w:line="360" w:lineRule="auto"/>
         <w:jc w:val="left"/>
       </w:pPr>
+      <w:r/>
       <w:r>
         <w:rPr>
           <w:rFonts w:ascii="Times New Roman" w:hAnsi="Times New Roman" w:cs="Times New Roman"/>
           <w:b/>
           <w:i w:val="0"/>
+          <w:color w:val="000000"/>
           <w:sz w:val="24"/>
         </w:rPr>
         <w:t>4.4 LCR Stress-Scenario Snapshot</w:t>
@@ -6112,14 +6799,17 @@
     </w:p>
     <w:p>
       <w:pPr>
+        <w:pStyle w:val="Heading2"/>
         <w:spacing w:before="240" w:after="120" w:line="360" w:lineRule="auto"/>
         <w:jc w:val="left"/>
       </w:pPr>
+      <w:r/>
       <w:r>
         <w:rPr>
           <w:rFonts w:ascii="Times New Roman" w:hAnsi="Times New Roman" w:cs="Times New Roman"/>
           <w:b/>
           <w:i w:val="0"/>
+          <w:color w:val="000000"/>
           <w:sz w:val="24"/>
         </w:rPr>
         <w:t>4.5 RRSE Readings by Corridor</w:t>
@@ -6705,14 +7395,17 @@
     </w:p>
     <w:p>
       <w:pPr>
+        <w:pStyle w:val="Heading2"/>
         <w:spacing w:before="240" w:after="120" w:line="360" w:lineRule="auto"/>
         <w:jc w:val="left"/>
       </w:pPr>
+      <w:r/>
       <w:r>
         <w:rPr>
           <w:rFonts w:ascii="Times New Roman" w:hAnsi="Times New Roman" w:cs="Times New Roman"/>
           <w:b/>
           <w:i w:val="0"/>
+          <w:color w:val="000000"/>
           <w:sz w:val="24"/>
         </w:rPr>
         <w:t>4.6 Phase II Atomic Settlement Findings</w:t>
@@ -7222,14 +7915,17 @@
     </w:p>
     <w:p>
       <w:pPr>
+        <w:pStyle w:val="Heading2"/>
         <w:spacing w:before="240" w:after="120" w:line="360" w:lineRule="auto"/>
         <w:jc w:val="left"/>
       </w:pPr>
+      <w:r/>
       <w:r>
         <w:rPr>
           <w:rFonts w:ascii="Times New Roman" w:hAnsi="Times New Roman" w:cs="Times New Roman"/>
           <w:b/>
           <w:i w:val="0"/>
+          <w:color w:val="000000"/>
           <w:sz w:val="24"/>
         </w:rPr>
         <w:t>4.7 Phase III Case Study Findings</w:t>
@@ -7633,14 +8329,17 @@
     </w:p>
     <w:p>
       <w:pPr>
+        <w:pStyle w:val="Heading1"/>
         <w:spacing w:before="240" w:after="240" w:line="360" w:lineRule="auto"/>
         <w:jc w:val="center"/>
       </w:pPr>
+      <w:r/>
       <w:r>
         <w:rPr>
           <w:rFonts w:ascii="Times New Roman" w:hAnsi="Times New Roman" w:cs="Times New Roman"/>
           <w:b/>
           <w:i w:val="0"/>
+          <w:color w:val="000000"/>
           <w:sz w:val="28"/>
         </w:rPr>
         <w:t>CHAPTER 5: DISCUSSION</w:t>
@@ -7648,14 +8347,17 @@
     </w:p>
     <w:p>
       <w:pPr>
+        <w:pStyle w:val="Heading2"/>
         <w:spacing w:before="240" w:after="120" w:line="360" w:lineRule="auto"/>
         <w:jc w:val="left"/>
       </w:pPr>
+      <w:r/>
       <w:r>
         <w:rPr>
           <w:rFonts w:ascii="Times New Roman" w:hAnsi="Times New Roman" w:cs="Times New Roman"/>
           <w:b/>
           <w:i w:val="0"/>
+          <w:color w:val="000000"/>
           <w:sz w:val="24"/>
         </w:rPr>
         <w:t>5.1 Interpretation of the Findings</w:t>
@@ -7679,14 +8381,17 @@
     </w:p>
     <w:p>
       <w:pPr>
+        <w:pStyle w:val="Heading2"/>
         <w:spacing w:before="240" w:after="120" w:line="360" w:lineRule="auto"/>
         <w:jc w:val="left"/>
       </w:pPr>
+      <w:r/>
       <w:r>
         <w:rPr>
           <w:rFonts w:ascii="Times New Roman" w:hAnsi="Times New Roman" w:cs="Times New Roman"/>
           <w:b/>
           <w:i w:val="0"/>
+          <w:color w:val="000000"/>
           <w:sz w:val="24"/>
         </w:rPr>
         <w:t>5.2 Corridor-Level Asymmetries</w:t>
@@ -7710,14 +8415,17 @@
     </w:p>
     <w:p>
       <w:pPr>
+        <w:pStyle w:val="Heading2"/>
         <w:spacing w:before="240" w:after="120" w:line="360" w:lineRule="auto"/>
         <w:jc w:val="left"/>
       </w:pPr>
+      <w:r/>
       <w:r>
         <w:rPr>
           <w:rFonts w:ascii="Times New Roman" w:hAnsi="Times New Roman" w:cs="Times New Roman"/>
           <w:b/>
           <w:i w:val="0"/>
+          <w:color w:val="000000"/>
           <w:sz w:val="24"/>
         </w:rPr>
         <w:t>5.3 Scenario Sensitivity</w:t>
@@ -7833,14 +8541,17 @@
     </w:p>
     <w:p>
       <w:pPr>
+        <w:pStyle w:val="Heading2"/>
         <w:spacing w:before="240" w:after="120" w:line="360" w:lineRule="auto"/>
         <w:jc w:val="left"/>
       </w:pPr>
+      <w:r/>
       <w:r>
         <w:rPr>
           <w:rFonts w:ascii="Times New Roman" w:hAnsi="Times New Roman" w:cs="Times New Roman"/>
           <w:b/>
           <w:i w:val="0"/>
+          <w:color w:val="000000"/>
           <w:sz w:val="24"/>
         </w:rPr>
         <w:t>5.4 Implications for the Indian Financial System</w:t>
@@ -7869,14 +8580,17 @@
     </w:p>
     <w:p>
       <w:pPr>
+        <w:pStyle w:val="Heading1"/>
         <w:spacing w:before="240" w:after="240" w:line="360" w:lineRule="auto"/>
         <w:jc w:val="center"/>
       </w:pPr>
+      <w:r/>
       <w:r>
         <w:rPr>
           <w:rFonts w:ascii="Times New Roman" w:hAnsi="Times New Roman" w:cs="Times New Roman"/>
           <w:b/>
           <w:i w:val="0"/>
+          <w:color w:val="000000"/>
           <w:sz w:val="28"/>
         </w:rPr>
         <w:t>CHAPTER 6: RISKS, REGULATION, AND RECOMMENDATIONS</w:t>
@@ -7884,14 +8598,17 @@
     </w:p>
     <w:p>
       <w:pPr>
+        <w:pStyle w:val="Heading2"/>
         <w:spacing w:before="240" w:after="120" w:line="360" w:lineRule="auto"/>
         <w:jc w:val="left"/>
       </w:pPr>
+      <w:r/>
       <w:r>
         <w:rPr>
           <w:rFonts w:ascii="Times New Roman" w:hAnsi="Times New Roman" w:cs="Times New Roman"/>
           <w:b/>
           <w:i w:val="0"/>
+          <w:color w:val="000000"/>
           <w:sz w:val="24"/>
         </w:rPr>
         <w:t>6.1 Regulatory and Operational Risks</w:t>
@@ -8414,14 +9131,17 @@
     </w:p>
     <w:p>
       <w:pPr>
+        <w:pStyle w:val="Heading2"/>
         <w:spacing w:before="240" w:after="120" w:line="360" w:lineRule="auto"/>
         <w:jc w:val="left"/>
       </w:pPr>
+      <w:r/>
       <w:r>
         <w:rPr>
           <w:rFonts w:ascii="Times New Roman" w:hAnsi="Times New Roman" w:cs="Times New Roman"/>
           <w:b/>
           <w:i w:val="0"/>
+          <w:color w:val="000000"/>
           <w:sz w:val="24"/>
         </w:rPr>
         <w:t>6.2 Recommendations for Indian MNCs</w:t>
@@ -8445,14 +9165,17 @@
     </w:p>
     <w:p>
       <w:pPr>
+        <w:pStyle w:val="Heading2"/>
         <w:spacing w:before="240" w:after="120" w:line="360" w:lineRule="auto"/>
         <w:jc w:val="left"/>
       </w:pPr>
+      <w:r/>
       <w:r>
         <w:rPr>
           <w:rFonts w:ascii="Times New Roman" w:hAnsi="Times New Roman" w:cs="Times New Roman"/>
           <w:b/>
           <w:i w:val="0"/>
+          <w:color w:val="000000"/>
           <w:sz w:val="24"/>
         </w:rPr>
         <w:t>6.3 Recommendations for Banks</w:t>
@@ -8476,14 +9199,17 @@
     </w:p>
     <w:p>
       <w:pPr>
+        <w:pStyle w:val="Heading2"/>
         <w:spacing w:before="240" w:after="120" w:line="360" w:lineRule="auto"/>
         <w:jc w:val="left"/>
       </w:pPr>
+      <w:r/>
       <w:r>
         <w:rPr>
           <w:rFonts w:ascii="Times New Roman" w:hAnsi="Times New Roman" w:cs="Times New Roman"/>
           <w:b/>
           <w:i w:val="0"/>
+          <w:color w:val="000000"/>
           <w:sz w:val="24"/>
         </w:rPr>
         <w:t>6.4 Recommendations for the RBI and Policymakers</w:t>
@@ -8507,14 +9233,17 @@
     </w:p>
     <w:p>
       <w:pPr>
+        <w:pStyle w:val="Heading2"/>
         <w:spacing w:before="240" w:after="120" w:line="360" w:lineRule="auto"/>
         <w:jc w:val="left"/>
       </w:pPr>
+      <w:r/>
       <w:r>
         <w:rPr>
           <w:rFonts w:ascii="Times New Roman" w:hAnsi="Times New Roman" w:cs="Times New Roman"/>
           <w:b/>
           <w:i w:val="0"/>
+          <w:color w:val="000000"/>
           <w:sz w:val="24"/>
         </w:rPr>
         <w:t>6.5 Recommendations for Researchers</w:t>
@@ -8543,14 +9272,17 @@
     </w:p>
     <w:p>
       <w:pPr>
+        <w:pStyle w:val="Heading1"/>
         <w:spacing w:before="240" w:after="240" w:line="360" w:lineRule="auto"/>
         <w:jc w:val="center"/>
       </w:pPr>
+      <w:r/>
       <w:r>
         <w:rPr>
           <w:rFonts w:ascii="Times New Roman" w:hAnsi="Times New Roman" w:cs="Times New Roman"/>
           <w:b/>
           <w:i w:val="0"/>
+          <w:color w:val="000000"/>
           <w:sz w:val="28"/>
         </w:rPr>
         <w:t>CHAPTER 7: SUMMARY, CONCLUSION, AND FUTURE RESEARCH</w:t>
@@ -8558,14 +9290,17 @@
     </w:p>
     <w:p>
       <w:pPr>
+        <w:pStyle w:val="Heading2"/>
         <w:spacing w:before="240" w:after="120" w:line="360" w:lineRule="auto"/>
         <w:jc w:val="left"/>
       </w:pPr>
+      <w:r/>
       <w:r>
         <w:rPr>
           <w:rFonts w:ascii="Times New Roman" w:hAnsi="Times New Roman" w:cs="Times New Roman"/>
           <w:b/>
           <w:i w:val="0"/>
+          <w:color w:val="000000"/>
           <w:sz w:val="24"/>
         </w:rPr>
         <w:t>7.1 Summary of the Study</w:t>
@@ -8589,14 +9324,17 @@
     </w:p>
     <w:p>
       <w:pPr>
+        <w:pStyle w:val="Heading2"/>
         <w:spacing w:before="240" w:after="120" w:line="360" w:lineRule="auto"/>
         <w:jc w:val="left"/>
       </w:pPr>
+      <w:r/>
       <w:r>
         <w:rPr>
           <w:rFonts w:ascii="Times New Roman" w:hAnsi="Times New Roman" w:cs="Times New Roman"/>
           <w:b/>
           <w:i w:val="0"/>
+          <w:color w:val="000000"/>
           <w:sz w:val="24"/>
         </w:rPr>
         <w:t>7.2 Conclusion</w:t>
@@ -8620,14 +9358,17 @@
     </w:p>
     <w:p>
       <w:pPr>
+        <w:pStyle w:val="Heading2"/>
         <w:spacing w:before="240" w:after="120" w:line="360" w:lineRule="auto"/>
         <w:jc w:val="left"/>
       </w:pPr>
+      <w:r/>
       <w:r>
         <w:rPr>
           <w:rFonts w:ascii="Times New Roman" w:hAnsi="Times New Roman" w:cs="Times New Roman"/>
           <w:b/>
           <w:i w:val="0"/>
+          <w:color w:val="000000"/>
           <w:sz w:val="24"/>
         </w:rPr>
         <w:t>7.3 Limitations of the Study</w:t>
@@ -8651,14 +9392,17 @@
     </w:p>
     <w:p>
       <w:pPr>
+        <w:pStyle w:val="Heading2"/>
         <w:spacing w:before="240" w:after="120" w:line="360" w:lineRule="auto"/>
         <w:jc w:val="left"/>
       </w:pPr>
+      <w:r/>
       <w:r>
         <w:rPr>
           <w:rFonts w:ascii="Times New Roman" w:hAnsi="Times New Roman" w:cs="Times New Roman"/>
           <w:b/>
           <w:i w:val="0"/>
+          <w:color w:val="000000"/>
           <w:sz w:val="24"/>
         </w:rPr>
         <w:t>7.4 Direction for Further Research</w:t>
@@ -8687,14 +9431,17 @@
     </w:p>
     <w:p>
       <w:pPr>
+        <w:pStyle w:val="Heading1"/>
         <w:spacing w:before="240" w:after="240" w:line="360" w:lineRule="auto"/>
         <w:jc w:val="center"/>
       </w:pPr>
+      <w:r/>
       <w:r>
         <w:rPr>
           <w:rFonts w:ascii="Times New Roman" w:hAnsi="Times New Roman" w:cs="Times New Roman"/>
           <w:b/>
           <w:i w:val="0"/>
+          <w:color w:val="000000"/>
           <w:sz w:val="28"/>
         </w:rPr>
         <w:t>REFERENCES</w:t>
@@ -9073,14 +9820,17 @@
     </w:p>
     <w:p>
       <w:pPr>
+        <w:pStyle w:val="Heading1"/>
         <w:spacing w:before="240" w:after="240" w:line="360" w:lineRule="auto"/>
         <w:jc w:val="center"/>
       </w:pPr>
+      <w:r/>
       <w:r>
         <w:rPr>
           <w:rFonts w:ascii="Times New Roman" w:hAnsi="Times New Roman" w:cs="Times New Roman"/>
           <w:b/>
           <w:i w:val="0"/>
+          <w:color w:val="000000"/>
           <w:sz w:val="28"/>
         </w:rPr>
         <w:t>APPENDICES</w:t>
@@ -9088,14 +9838,17 @@
     </w:p>
     <w:p>
       <w:pPr>
+        <w:pStyle w:val="Heading2"/>
         <w:spacing w:before="240" w:after="120" w:line="360" w:lineRule="auto"/>
         <w:jc w:val="left"/>
       </w:pPr>
+      <w:r/>
       <w:r>
         <w:rPr>
           <w:rFonts w:ascii="Times New Roman" w:hAnsi="Times New Roman" w:cs="Times New Roman"/>
           <w:b/>
           <w:i w:val="0"/>
+          <w:color w:val="000000"/>
           <w:sz w:val="24"/>
         </w:rPr>
         <w:t>Appendix A: Approved Synopsis</w:t>
@@ -9119,14 +9872,17 @@
     </w:p>
     <w:p>
       <w:pPr>
+        <w:pStyle w:val="Heading2"/>
         <w:spacing w:before="240" w:after="120" w:line="360" w:lineRule="auto"/>
         <w:jc w:val="left"/>
       </w:pPr>
+      <w:r/>
       <w:r>
         <w:rPr>
           <w:rFonts w:ascii="Times New Roman" w:hAnsi="Times New Roman" w:cs="Times New Roman"/>
           <w:b/>
           <w:i w:val="0"/>
+          <w:color w:val="000000"/>
           <w:sz w:val="24"/>
         </w:rPr>
         <w:t>Appendix B: Phase I Baseline Parameter Table (Expanded)</w:t>
@@ -9827,14 +10583,17 @@
     </w:p>
     <w:p>
       <w:pPr>
+        <w:pStyle w:val="Heading2"/>
         <w:spacing w:before="240" w:after="120" w:line="360" w:lineRule="auto"/>
         <w:jc w:val="left"/>
       </w:pPr>
+      <w:r/>
       <w:r>
         <w:rPr>
           <w:rFonts w:ascii="Times New Roman" w:hAnsi="Times New Roman" w:cs="Times New Roman"/>
           <w:b/>
           <w:i w:val="0"/>
+          <w:color w:val="000000"/>
           <w:sz w:val="24"/>
         </w:rPr>
         <w:t>Appendix C: Variable Definitions and Notation</w:t>
@@ -10034,14 +10793,17 @@
     </w:p>
     <w:p>
       <w:pPr>
+        <w:pStyle w:val="Heading2"/>
         <w:spacing w:before="240" w:after="120" w:line="360" w:lineRule="auto"/>
         <w:jc w:val="left"/>
       </w:pPr>
+      <w:r/>
       <w:r>
         <w:rPr>
           <w:rFonts w:ascii="Times New Roman" w:hAnsi="Times New Roman" w:cs="Times New Roman"/>
           <w:b/>
           <w:i w:val="0"/>
+          <w:color w:val="000000"/>
           <w:sz w:val="24"/>
         </w:rPr>
         <w:t>Appendix D: Data Sources Directory</w:t>

--- a/Final_Report_Suryansh_Namdeo_IPM06194.docx
+++ b/Final_Report_Suryansh_Namdeo_IPM06194.docx
@@ -735,41 +735,1812 @@
     </w:p>
     <w:p>
       <w:pPr>
-        <w:spacing w:after="80" w:before="0" w:line="360" w:lineRule="auto"/>
+        <w:spacing w:after="120" w:before="0" w:line="360" w:lineRule="auto"/>
         <w:jc w:val="left"/>
       </w:pPr>
     </w:p>
     <w:p>
       <w:pPr>
-        <w:spacing w:after="160" w:before="0" w:line="360" w:lineRule="auto"/>
-        <w:jc w:val="left"/>
+        <w:tabs>
+          <w:tab w:pos="8640" w:val="right" w:leader="dot"/>
+        </w:tabs>
+        <w:spacing w:line="312" w:lineRule="auto" w:after="40"/>
+      </w:pPr>
+      <w:r>
+        <w:rPr>
+          <w:rFonts w:ascii="Times New Roman" w:hAnsi="Times New Roman" w:cs="Times New Roman"/>
+          <w:b/>
+          <w:i w:val="0"/>
+          <w:sz w:val="22"/>
+        </w:rPr>
+        <w:t>Certificate of Originality</w:t>
+      </w:r>
+      <w:r>
+        <w:rPr>
+          <w:rFonts w:ascii="Times New Roman" w:hAnsi="Times New Roman" w:cs="Times New Roman"/>
+          <w:b/>
+          <w:i w:val="0"/>
+          <w:sz w:val="22"/>
+        </w:rPr>
+        <w:tab/>
+        <w:t>ii</w:t>
+      </w:r>
+    </w:p>
+    <w:p>
+      <w:pPr>
+        <w:tabs>
+          <w:tab w:pos="8640" w:val="right" w:leader="dot"/>
+        </w:tabs>
+        <w:spacing w:line="312" w:lineRule="auto" w:after="40"/>
+      </w:pPr>
+      <w:r>
+        <w:rPr>
+          <w:rFonts w:ascii="Times New Roman" w:hAnsi="Times New Roman" w:cs="Times New Roman"/>
+          <w:b/>
+          <w:i w:val="0"/>
+          <w:sz w:val="22"/>
+        </w:rPr>
+        <w:t>Acknowledgement</w:t>
+      </w:r>
+      <w:r>
+        <w:rPr>
+          <w:rFonts w:ascii="Times New Roman" w:hAnsi="Times New Roman" w:cs="Times New Roman"/>
+          <w:b/>
+          <w:i w:val="0"/>
+          <w:sz w:val="22"/>
+        </w:rPr>
+        <w:tab/>
+        <w:t>iii</w:t>
+      </w:r>
+    </w:p>
+    <w:p>
+      <w:pPr>
+        <w:tabs>
+          <w:tab w:pos="8640" w:val="right" w:leader="dot"/>
+        </w:tabs>
+        <w:spacing w:line="312" w:lineRule="auto" w:after="40"/>
+      </w:pPr>
+      <w:r>
+        <w:rPr>
+          <w:rFonts w:ascii="Times New Roman" w:hAnsi="Times New Roman" w:cs="Times New Roman"/>
+          <w:b/>
+          <w:i w:val="0"/>
+          <w:sz w:val="22"/>
+        </w:rPr>
+        <w:t>Abstract</w:t>
+      </w:r>
+      <w:r>
+        <w:rPr>
+          <w:rFonts w:ascii="Times New Roman" w:hAnsi="Times New Roman" w:cs="Times New Roman"/>
+          <w:b/>
+          <w:i w:val="0"/>
+          <w:sz w:val="22"/>
+        </w:rPr>
+        <w:tab/>
+        <w:t>v</w:t>
+      </w:r>
+    </w:p>
+    <w:p>
+      <w:pPr>
+        <w:tabs>
+          <w:tab w:pos="8640" w:val="right" w:leader="dot"/>
+        </w:tabs>
+        <w:spacing w:line="312" w:lineRule="auto" w:after="40"/>
+      </w:pPr>
+      <w:r>
+        <w:rPr>
+          <w:rFonts w:ascii="Times New Roman" w:hAnsi="Times New Roman" w:cs="Times New Roman"/>
+          <w:b/>
+          <w:i w:val="0"/>
+          <w:sz w:val="22"/>
+        </w:rPr>
+        <w:t>Table of Contents</w:t>
+      </w:r>
+      <w:r>
+        <w:rPr>
+          <w:rFonts w:ascii="Times New Roman" w:hAnsi="Times New Roman" w:cs="Times New Roman"/>
+          <w:b/>
+          <w:i w:val="0"/>
+          <w:sz w:val="22"/>
+        </w:rPr>
+        <w:tab/>
+        <w:t>vi</w:t>
+      </w:r>
+    </w:p>
+    <w:p>
+      <w:pPr>
+        <w:tabs>
+          <w:tab w:pos="8640" w:val="right" w:leader="dot"/>
+        </w:tabs>
+        <w:spacing w:line="312" w:lineRule="auto" w:after="40"/>
+      </w:pPr>
+      <w:r>
+        <w:rPr>
+          <w:rFonts w:ascii="Times New Roman" w:hAnsi="Times New Roman" w:cs="Times New Roman"/>
+          <w:b/>
+          <w:i w:val="0"/>
+          <w:sz w:val="22"/>
+        </w:rPr>
+        <w:t>List of Tables</w:t>
+      </w:r>
+      <w:r>
+        <w:rPr>
+          <w:rFonts w:ascii="Times New Roman" w:hAnsi="Times New Roman" w:cs="Times New Roman"/>
+          <w:b/>
+          <w:i w:val="0"/>
+          <w:sz w:val="22"/>
+        </w:rPr>
+        <w:tab/>
+        <w:t>viii</w:t>
+      </w:r>
+    </w:p>
+    <w:p>
+      <w:pPr>
+        <w:tabs>
+          <w:tab w:pos="8640" w:val="right" w:leader="dot"/>
+        </w:tabs>
+        <w:spacing w:line="312" w:lineRule="auto" w:after="40"/>
+      </w:pPr>
+      <w:r>
+        <w:rPr>
+          <w:rFonts w:ascii="Times New Roman" w:hAnsi="Times New Roman" w:cs="Times New Roman"/>
+          <w:b/>
+          <w:i w:val="0"/>
+          <w:sz w:val="22"/>
+        </w:rPr>
+        <w:t>List of Figures</w:t>
+      </w:r>
+      <w:r>
+        <w:rPr>
+          <w:rFonts w:ascii="Times New Roman" w:hAnsi="Times New Roman" w:cs="Times New Roman"/>
+          <w:b/>
+          <w:i w:val="0"/>
+          <w:sz w:val="22"/>
+        </w:rPr>
+        <w:tab/>
+        <w:t>ix</w:t>
+      </w:r>
+    </w:p>
+    <w:p>
+      <w:pPr>
+        <w:tabs>
+          <w:tab w:pos="8640" w:val="right" w:leader="dot"/>
+        </w:tabs>
+        <w:spacing w:line="312" w:lineRule="auto" w:after="40"/>
+      </w:pPr>
+      <w:r>
+        <w:rPr>
+          <w:rFonts w:ascii="Times New Roman" w:hAnsi="Times New Roman" w:cs="Times New Roman"/>
+          <w:b/>
+          <w:i w:val="0"/>
+          <w:sz w:val="22"/>
+        </w:rPr>
+        <w:t>List of Abbreviations</w:t>
+      </w:r>
+      <w:r>
+        <w:rPr>
+          <w:rFonts w:ascii="Times New Roman" w:hAnsi="Times New Roman" w:cs="Times New Roman"/>
+          <w:b/>
+          <w:i w:val="0"/>
+          <w:sz w:val="22"/>
+        </w:rPr>
+        <w:tab/>
+        <w:t>x</w:t>
+      </w:r>
+    </w:p>
+    <w:p>
+      <w:pPr>
+        <w:tabs>
+          <w:tab w:pos="8640" w:val="right" w:leader="dot"/>
+        </w:tabs>
+        <w:spacing w:line="312" w:lineRule="auto" w:after="40"/>
+      </w:pPr>
+      <w:r>
+        <w:rPr>
+          <w:rFonts w:ascii="Times New Roman" w:hAnsi="Times New Roman" w:cs="Times New Roman"/>
+          <w:b/>
+          <w:i w:val="0"/>
+          <w:sz w:val="22"/>
+        </w:rPr>
+        <w:t>Chapter 1: Introduction</w:t>
+      </w:r>
+      <w:r>
+        <w:rPr>
+          <w:rFonts w:ascii="Times New Roman" w:hAnsi="Times New Roman" w:cs="Times New Roman"/>
+          <w:b/>
+          <w:i w:val="0"/>
+          <w:sz w:val="22"/>
+        </w:rPr>
+        <w:tab/>
+        <w:t>1</w:t>
+      </w:r>
+    </w:p>
+    <w:p>
+      <w:pPr>
+        <w:tabs>
+          <w:tab w:pos="8640" w:val="right" w:leader="dot"/>
+        </w:tabs>
+        <w:spacing w:line="312" w:lineRule="auto" w:after="40"/>
+        <w:ind w:left="504"/>
       </w:pPr>
       <w:r>
         <w:rPr>
           <w:rFonts w:ascii="Times New Roman" w:hAnsi="Times New Roman" w:cs="Times New Roman"/>
           <w:b w:val="0"/>
-          <w:i/>
-          <w:sz w:val="20"/>
-        </w:rPr>
-        <w:t>Press F9 (or right-click → Update Field) in Word to populate this table from the document headings.</w:t>
-      </w:r>
-    </w:p>
-    <w:p>
-      <w:pPr>
-        <w:spacing w:line="360" w:lineRule="auto"/>
-      </w:pPr>
+          <w:i w:val="0"/>
+          <w:sz w:val="22"/>
+        </w:rPr>
+        <w:t>1.1 Background of the Study</w:t>
+      </w:r>
       <w:r>
         <w:rPr>
           <w:rFonts w:ascii="Times New Roman" w:hAnsi="Times New Roman" w:cs="Times New Roman"/>
           <w:b w:val="0"/>
-          <w:i/>
+          <w:i w:val="0"/>
           <w:sz w:val="22"/>
         </w:rPr>
-        <w:fldChar w:fldCharType="begin"/>
-        <w:instrText xml:space="preserve">TOC \o "1-3" \h \z \u</w:instrText>
-        <w:fldChar w:fldCharType="separate"/>
-        <w:t>[ Right-click and select 'Update Field' in Word to populate this list. ]</w:t>
-        <w:fldChar w:fldCharType="end"/>
+        <w:tab/>
+        <w:t>1</w:t>
+      </w:r>
+    </w:p>
+    <w:p>
+      <w:pPr>
+        <w:tabs>
+          <w:tab w:pos="8640" w:val="right" w:leader="dot"/>
+        </w:tabs>
+        <w:spacing w:line="312" w:lineRule="auto" w:after="40"/>
+        <w:ind w:left="504"/>
+      </w:pPr>
+      <w:r>
+        <w:rPr>
+          <w:rFonts w:ascii="Times New Roman" w:hAnsi="Times New Roman" w:cs="Times New Roman"/>
+          <w:b w:val="0"/>
+          <w:i w:val="0"/>
+          <w:sz w:val="22"/>
+        </w:rPr>
+        <w:t>1.2 Rationale for the Study</w:t>
+      </w:r>
+      <w:r>
+        <w:rPr>
+          <w:rFonts w:ascii="Times New Roman" w:hAnsi="Times New Roman" w:cs="Times New Roman"/>
+          <w:b w:val="0"/>
+          <w:i w:val="0"/>
+          <w:sz w:val="22"/>
+        </w:rPr>
+        <w:tab/>
+        <w:t>1</w:t>
+      </w:r>
+    </w:p>
+    <w:p>
+      <w:pPr>
+        <w:tabs>
+          <w:tab w:pos="8640" w:val="right" w:leader="dot"/>
+        </w:tabs>
+        <w:spacing w:line="312" w:lineRule="auto" w:after="40"/>
+        <w:ind w:left="504"/>
+      </w:pPr>
+      <w:r>
+        <w:rPr>
+          <w:rFonts w:ascii="Times New Roman" w:hAnsi="Times New Roman" w:cs="Times New Roman"/>
+          <w:b w:val="0"/>
+          <w:i w:val="0"/>
+          <w:sz w:val="22"/>
+        </w:rPr>
+        <w:t>1.3 Statement of the Problem</w:t>
+      </w:r>
+      <w:r>
+        <w:rPr>
+          <w:rFonts w:ascii="Times New Roman" w:hAnsi="Times New Roman" w:cs="Times New Roman"/>
+          <w:b w:val="0"/>
+          <w:i w:val="0"/>
+          <w:sz w:val="22"/>
+        </w:rPr>
+        <w:tab/>
+        <w:t>1</w:t>
+      </w:r>
+    </w:p>
+    <w:p>
+      <w:pPr>
+        <w:tabs>
+          <w:tab w:pos="8640" w:val="right" w:leader="dot"/>
+        </w:tabs>
+        <w:spacing w:line="312" w:lineRule="auto" w:after="40"/>
+        <w:ind w:left="504"/>
+      </w:pPr>
+      <w:r>
+        <w:rPr>
+          <w:rFonts w:ascii="Times New Roman" w:hAnsi="Times New Roman" w:cs="Times New Roman"/>
+          <w:b w:val="0"/>
+          <w:i w:val="0"/>
+          <w:sz w:val="22"/>
+        </w:rPr>
+        <w:t>1.4 Research Questions</w:t>
+      </w:r>
+      <w:r>
+        <w:rPr>
+          <w:rFonts w:ascii="Times New Roman" w:hAnsi="Times New Roman" w:cs="Times New Roman"/>
+          <w:b w:val="0"/>
+          <w:i w:val="0"/>
+          <w:sz w:val="22"/>
+        </w:rPr>
+        <w:tab/>
+        <w:t>2</w:t>
+      </w:r>
+    </w:p>
+    <w:p>
+      <w:pPr>
+        <w:tabs>
+          <w:tab w:pos="8640" w:val="right" w:leader="dot"/>
+        </w:tabs>
+        <w:spacing w:line="312" w:lineRule="auto" w:after="40"/>
+        <w:ind w:left="504"/>
+      </w:pPr>
+      <w:r>
+        <w:rPr>
+          <w:rFonts w:ascii="Times New Roman" w:hAnsi="Times New Roman" w:cs="Times New Roman"/>
+          <w:b w:val="0"/>
+          <w:i w:val="0"/>
+          <w:sz w:val="22"/>
+        </w:rPr>
+        <w:t>1.5 Objectives of the Study</w:t>
+      </w:r>
+      <w:r>
+        <w:rPr>
+          <w:rFonts w:ascii="Times New Roman" w:hAnsi="Times New Roman" w:cs="Times New Roman"/>
+          <w:b w:val="0"/>
+          <w:i w:val="0"/>
+          <w:sz w:val="22"/>
+        </w:rPr>
+        <w:tab/>
+        <w:t>2</w:t>
+      </w:r>
+    </w:p>
+    <w:p>
+      <w:pPr>
+        <w:tabs>
+          <w:tab w:pos="8640" w:val="right" w:leader="dot"/>
+        </w:tabs>
+        <w:spacing w:line="312" w:lineRule="auto" w:after="40"/>
+        <w:ind w:left="504"/>
+      </w:pPr>
+      <w:r>
+        <w:rPr>
+          <w:rFonts w:ascii="Times New Roman" w:hAnsi="Times New Roman" w:cs="Times New Roman"/>
+          <w:b w:val="0"/>
+          <w:i w:val="0"/>
+          <w:sz w:val="22"/>
+        </w:rPr>
+        <w:t>1.6 Scope of the Study</w:t>
+      </w:r>
+      <w:r>
+        <w:rPr>
+          <w:rFonts w:ascii="Times New Roman" w:hAnsi="Times New Roman" w:cs="Times New Roman"/>
+          <w:b w:val="0"/>
+          <w:i w:val="0"/>
+          <w:sz w:val="22"/>
+        </w:rPr>
+        <w:tab/>
+        <w:t>3</w:t>
+      </w:r>
+    </w:p>
+    <w:p>
+      <w:pPr>
+        <w:tabs>
+          <w:tab w:pos="8640" w:val="right" w:leader="dot"/>
+        </w:tabs>
+        <w:spacing w:line="312" w:lineRule="auto" w:after="40"/>
+        <w:ind w:left="504"/>
+      </w:pPr>
+      <w:r>
+        <w:rPr>
+          <w:rFonts w:ascii="Times New Roman" w:hAnsi="Times New Roman" w:cs="Times New Roman"/>
+          <w:b w:val="0"/>
+          <w:i w:val="0"/>
+          <w:sz w:val="22"/>
+        </w:rPr>
+        <w:t>1.7 Significance of the Study</w:t>
+      </w:r>
+      <w:r>
+        <w:rPr>
+          <w:rFonts w:ascii="Times New Roman" w:hAnsi="Times New Roman" w:cs="Times New Roman"/>
+          <w:b w:val="0"/>
+          <w:i w:val="0"/>
+          <w:sz w:val="22"/>
+        </w:rPr>
+        <w:tab/>
+        <w:t>3</w:t>
+      </w:r>
+    </w:p>
+    <w:p>
+      <w:pPr>
+        <w:tabs>
+          <w:tab w:pos="8640" w:val="right" w:leader="dot"/>
+        </w:tabs>
+        <w:spacing w:line="312" w:lineRule="auto" w:after="40"/>
+        <w:ind w:left="504"/>
+      </w:pPr>
+      <w:r>
+        <w:rPr>
+          <w:rFonts w:ascii="Times New Roman" w:hAnsi="Times New Roman" w:cs="Times New Roman"/>
+          <w:b w:val="0"/>
+          <w:i w:val="0"/>
+          <w:sz w:val="22"/>
+        </w:rPr>
+        <w:t>1.8 Organisation of the Report</w:t>
+      </w:r>
+      <w:r>
+        <w:rPr>
+          <w:rFonts w:ascii="Times New Roman" w:hAnsi="Times New Roman" w:cs="Times New Roman"/>
+          <w:b w:val="0"/>
+          <w:i w:val="0"/>
+          <w:sz w:val="22"/>
+        </w:rPr>
+        <w:tab/>
+        <w:t>3</w:t>
+      </w:r>
+    </w:p>
+    <w:p>
+      <w:pPr>
+        <w:tabs>
+          <w:tab w:pos="8640" w:val="right" w:leader="dot"/>
+        </w:tabs>
+        <w:spacing w:line="312" w:lineRule="auto" w:after="40"/>
+      </w:pPr>
+      <w:r>
+        <w:rPr>
+          <w:rFonts w:ascii="Times New Roman" w:hAnsi="Times New Roman" w:cs="Times New Roman"/>
+          <w:b/>
+          <w:i w:val="0"/>
+          <w:sz w:val="22"/>
+        </w:rPr>
+        <w:t>Chapter 2: Literature Review and Conceptual Framework</w:t>
+      </w:r>
+      <w:r>
+        <w:rPr>
+          <w:rFonts w:ascii="Times New Roman" w:hAnsi="Times New Roman" w:cs="Times New Roman"/>
+          <w:b/>
+          <w:i w:val="0"/>
+          <w:sz w:val="22"/>
+        </w:rPr>
+        <w:tab/>
+        <w:t>4</w:t>
+      </w:r>
+    </w:p>
+    <w:p>
+      <w:pPr>
+        <w:tabs>
+          <w:tab w:pos="8640" w:val="right" w:leader="dot"/>
+        </w:tabs>
+        <w:spacing w:line="312" w:lineRule="auto" w:after="40"/>
+        <w:ind w:left="504"/>
+      </w:pPr>
+      <w:r>
+        <w:rPr>
+          <w:rFonts w:ascii="Times New Roman" w:hAnsi="Times New Roman" w:cs="Times New Roman"/>
+          <w:b w:val="0"/>
+          <w:i w:val="0"/>
+          <w:sz w:val="22"/>
+        </w:rPr>
+        <w:t>2.1 Evolution of Cross-Border Settlement</w:t>
+      </w:r>
+      <w:r>
+        <w:rPr>
+          <w:rFonts w:ascii="Times New Roman" w:hAnsi="Times New Roman" w:cs="Times New Roman"/>
+          <w:b w:val="0"/>
+          <w:i w:val="0"/>
+          <w:sz w:val="22"/>
+        </w:rPr>
+        <w:tab/>
+        <w:t>4</w:t>
+      </w:r>
+    </w:p>
+    <w:p>
+      <w:pPr>
+        <w:tabs>
+          <w:tab w:pos="8640" w:val="right" w:leader="dot"/>
+        </w:tabs>
+        <w:spacing w:line="312" w:lineRule="auto" w:after="40"/>
+        <w:ind w:left="504"/>
+      </w:pPr>
+      <w:r>
+        <w:rPr>
+          <w:rFonts w:ascii="Times New Roman" w:hAnsi="Times New Roman" w:cs="Times New Roman"/>
+          <w:b w:val="0"/>
+          <w:i w:val="0"/>
+          <w:sz w:val="22"/>
+        </w:rPr>
+        <w:t>2.2 Project Dunbar</w:t>
+      </w:r>
+      <w:r>
+        <w:rPr>
+          <w:rFonts w:ascii="Times New Roman" w:hAnsi="Times New Roman" w:cs="Times New Roman"/>
+          <w:b w:val="0"/>
+          <w:i w:val="0"/>
+          <w:sz w:val="22"/>
+        </w:rPr>
+        <w:tab/>
+        <w:t>4</w:t>
+      </w:r>
+    </w:p>
+    <w:p>
+      <w:pPr>
+        <w:tabs>
+          <w:tab w:pos="8640" w:val="right" w:leader="dot"/>
+        </w:tabs>
+        <w:spacing w:line="312" w:lineRule="auto" w:after="40"/>
+        <w:ind w:left="504"/>
+      </w:pPr>
+      <w:r>
+        <w:rPr>
+          <w:rFonts w:ascii="Times New Roman" w:hAnsi="Times New Roman" w:cs="Times New Roman"/>
+          <w:b w:val="0"/>
+          <w:i w:val="0"/>
+          <w:sz w:val="22"/>
+        </w:rPr>
+        <w:t>2.3 Project Agora</w:t>
+      </w:r>
+      <w:r>
+        <w:rPr>
+          <w:rFonts w:ascii="Times New Roman" w:hAnsi="Times New Roman" w:cs="Times New Roman"/>
+          <w:b w:val="0"/>
+          <w:i w:val="0"/>
+          <w:sz w:val="22"/>
+        </w:rPr>
+        <w:tab/>
+        <w:t>5</w:t>
+      </w:r>
+    </w:p>
+    <w:p>
+      <w:pPr>
+        <w:tabs>
+          <w:tab w:pos="8640" w:val="right" w:leader="dot"/>
+        </w:tabs>
+        <w:spacing w:line="312" w:lineRule="auto" w:after="40"/>
+        <w:ind w:left="504"/>
+      </w:pPr>
+      <w:r>
+        <w:rPr>
+          <w:rFonts w:ascii="Times New Roman" w:hAnsi="Times New Roman" w:cs="Times New Roman"/>
+          <w:b w:val="0"/>
+          <w:i w:val="0"/>
+          <w:sz w:val="22"/>
+        </w:rPr>
+        <w:t>2.4 The Unified Ledger Thesis</w:t>
+      </w:r>
+      <w:r>
+        <w:rPr>
+          <w:rFonts w:ascii="Times New Roman" w:hAnsi="Times New Roman" w:cs="Times New Roman"/>
+          <w:b w:val="0"/>
+          <w:i w:val="0"/>
+          <w:sz w:val="22"/>
+        </w:rPr>
+        <w:tab/>
+        <w:t>5</w:t>
+      </w:r>
+    </w:p>
+    <w:p>
+      <w:pPr>
+        <w:tabs>
+          <w:tab w:pos="8640" w:val="right" w:leader="dot"/>
+        </w:tabs>
+        <w:spacing w:line="312" w:lineRule="auto" w:after="40"/>
+        <w:ind w:left="504"/>
+      </w:pPr>
+      <w:r>
+        <w:rPr>
+          <w:rFonts w:ascii="Times New Roman" w:hAnsi="Times New Roman" w:cs="Times New Roman"/>
+          <w:b w:val="0"/>
+          <w:i w:val="0"/>
+          <w:sz w:val="22"/>
+        </w:rPr>
+        <w:t>2.5 J.P. Morgan Onyx and JPM Coin</w:t>
+      </w:r>
+      <w:r>
+        <w:rPr>
+          <w:rFonts w:ascii="Times New Roman" w:hAnsi="Times New Roman" w:cs="Times New Roman"/>
+          <w:b w:val="0"/>
+          <w:i w:val="0"/>
+          <w:sz w:val="22"/>
+        </w:rPr>
+        <w:tab/>
+        <w:t>5</w:t>
+      </w:r>
+    </w:p>
+    <w:p>
+      <w:pPr>
+        <w:tabs>
+          <w:tab w:pos="8640" w:val="right" w:leader="dot"/>
+        </w:tabs>
+        <w:spacing w:line="312" w:lineRule="auto" w:after="40"/>
+        <w:ind w:left="504"/>
+      </w:pPr>
+      <w:r>
+        <w:rPr>
+          <w:rFonts w:ascii="Times New Roman" w:hAnsi="Times New Roman" w:cs="Times New Roman"/>
+          <w:b w:val="0"/>
+          <w:i w:val="0"/>
+          <w:sz w:val="22"/>
+        </w:rPr>
+        <w:t>2.6 Basel Coverage of Tokenized Deposits</w:t>
+      </w:r>
+      <w:r>
+        <w:rPr>
+          <w:rFonts w:ascii="Times New Roman" w:hAnsi="Times New Roman" w:cs="Times New Roman"/>
+          <w:b w:val="0"/>
+          <w:i w:val="0"/>
+          <w:sz w:val="22"/>
+        </w:rPr>
+        <w:tab/>
+        <w:t>5</w:t>
+      </w:r>
+    </w:p>
+    <w:p>
+      <w:pPr>
+        <w:tabs>
+          <w:tab w:pos="8640" w:val="right" w:leader="dot"/>
+        </w:tabs>
+        <w:spacing w:line="312" w:lineRule="auto" w:after="40"/>
+        <w:ind w:left="504"/>
+      </w:pPr>
+      <w:r>
+        <w:rPr>
+          <w:rFonts w:ascii="Times New Roman" w:hAnsi="Times New Roman" w:cs="Times New Roman"/>
+          <w:b w:val="0"/>
+          <w:i w:val="0"/>
+          <w:sz w:val="22"/>
+        </w:rPr>
+        <w:t>2.7 The RBI Digital Rupee Pilot</w:t>
+      </w:r>
+      <w:r>
+        <w:rPr>
+          <w:rFonts w:ascii="Times New Roman" w:hAnsi="Times New Roman" w:cs="Times New Roman"/>
+          <w:b w:val="0"/>
+          <w:i w:val="0"/>
+          <w:sz w:val="22"/>
+        </w:rPr>
+        <w:tab/>
+        <w:t>6</w:t>
+      </w:r>
+    </w:p>
+    <w:p>
+      <w:pPr>
+        <w:tabs>
+          <w:tab w:pos="8640" w:val="right" w:leader="dot"/>
+        </w:tabs>
+        <w:spacing w:line="312" w:lineRule="auto" w:after="40"/>
+        <w:ind w:left="504"/>
+      </w:pPr>
+      <w:r>
+        <w:rPr>
+          <w:rFonts w:ascii="Times New Roman" w:hAnsi="Times New Roman" w:cs="Times New Roman"/>
+          <w:b w:val="0"/>
+          <w:i w:val="0"/>
+          <w:sz w:val="22"/>
+        </w:rPr>
+        <w:t>2.8 Theoretical Framework</w:t>
+      </w:r>
+      <w:r>
+        <w:rPr>
+          <w:rFonts w:ascii="Times New Roman" w:hAnsi="Times New Roman" w:cs="Times New Roman"/>
+          <w:b w:val="0"/>
+          <w:i w:val="0"/>
+          <w:sz w:val="22"/>
+        </w:rPr>
+        <w:tab/>
+        <w:t>6</w:t>
+      </w:r>
+    </w:p>
+    <w:p>
+      <w:pPr>
+        <w:tabs>
+          <w:tab w:pos="8640" w:val="right" w:leader="dot"/>
+        </w:tabs>
+        <w:spacing w:line="312" w:lineRule="auto" w:after="40"/>
+        <w:ind w:left="504"/>
+      </w:pPr>
+      <w:r>
+        <w:rPr>
+          <w:rFonts w:ascii="Times New Roman" w:hAnsi="Times New Roman" w:cs="Times New Roman"/>
+          <w:b w:val="0"/>
+          <w:i w:val="0"/>
+          <w:sz w:val="22"/>
+        </w:rPr>
+        <w:t>2.9 Research Gap</w:t>
+      </w:r>
+      <w:r>
+        <w:rPr>
+          <w:rFonts w:ascii="Times New Roman" w:hAnsi="Times New Roman" w:cs="Times New Roman"/>
+          <w:b w:val="0"/>
+          <w:i w:val="0"/>
+          <w:sz w:val="22"/>
+        </w:rPr>
+        <w:tab/>
+        <w:t>6</w:t>
+      </w:r>
+    </w:p>
+    <w:p>
+      <w:pPr>
+        <w:tabs>
+          <w:tab w:pos="8640" w:val="right" w:leader="dot"/>
+        </w:tabs>
+        <w:spacing w:line="312" w:lineRule="auto" w:after="40"/>
+        <w:ind w:left="504"/>
+      </w:pPr>
+      <w:r>
+        <w:rPr>
+          <w:rFonts w:ascii="Times New Roman" w:hAnsi="Times New Roman" w:cs="Times New Roman"/>
+          <w:b w:val="0"/>
+          <w:i w:val="0"/>
+          <w:sz w:val="22"/>
+        </w:rPr>
+        <w:t>2.10 Conceptual Framework</w:t>
+      </w:r>
+      <w:r>
+        <w:rPr>
+          <w:rFonts w:ascii="Times New Roman" w:hAnsi="Times New Roman" w:cs="Times New Roman"/>
+          <w:b w:val="0"/>
+          <w:i w:val="0"/>
+          <w:sz w:val="22"/>
+        </w:rPr>
+        <w:tab/>
+        <w:t>7</w:t>
+      </w:r>
+    </w:p>
+    <w:p>
+      <w:pPr>
+        <w:tabs>
+          <w:tab w:pos="8640" w:val="right" w:leader="dot"/>
+        </w:tabs>
+        <w:spacing w:line="312" w:lineRule="auto" w:after="40"/>
+      </w:pPr>
+      <w:r>
+        <w:rPr>
+          <w:rFonts w:ascii="Times New Roman" w:hAnsi="Times New Roman" w:cs="Times New Roman"/>
+          <w:b/>
+          <w:i w:val="0"/>
+          <w:sz w:val="22"/>
+        </w:rPr>
+        <w:t>Chapter 3: Research Methodology</w:t>
+      </w:r>
+      <w:r>
+        <w:rPr>
+          <w:rFonts w:ascii="Times New Roman" w:hAnsi="Times New Roman" w:cs="Times New Roman"/>
+          <w:b/>
+          <w:i w:val="0"/>
+          <w:sz w:val="22"/>
+        </w:rPr>
+        <w:tab/>
+        <w:t>8</w:t>
+      </w:r>
+    </w:p>
+    <w:p>
+      <w:pPr>
+        <w:tabs>
+          <w:tab w:pos="8640" w:val="right" w:leader="dot"/>
+        </w:tabs>
+        <w:spacing w:line="312" w:lineRule="auto" w:after="40"/>
+        <w:ind w:left="504"/>
+      </w:pPr>
+      <w:r>
+        <w:rPr>
+          <w:rFonts w:ascii="Times New Roman" w:hAnsi="Times New Roman" w:cs="Times New Roman"/>
+          <w:b w:val="0"/>
+          <w:i w:val="0"/>
+          <w:sz w:val="22"/>
+        </w:rPr>
+        <w:t>3.1 Research Philosophy and Approach</w:t>
+      </w:r>
+      <w:r>
+        <w:rPr>
+          <w:rFonts w:ascii="Times New Roman" w:hAnsi="Times New Roman" w:cs="Times New Roman"/>
+          <w:b w:val="0"/>
+          <w:i w:val="0"/>
+          <w:sz w:val="22"/>
+        </w:rPr>
+        <w:tab/>
+        <w:t>8</w:t>
+      </w:r>
+    </w:p>
+    <w:p>
+      <w:pPr>
+        <w:tabs>
+          <w:tab w:pos="8640" w:val="right" w:leader="dot"/>
+        </w:tabs>
+        <w:spacing w:line="312" w:lineRule="auto" w:after="40"/>
+        <w:ind w:left="504"/>
+      </w:pPr>
+      <w:r>
+        <w:rPr>
+          <w:rFonts w:ascii="Times New Roman" w:hAnsi="Times New Roman" w:cs="Times New Roman"/>
+          <w:b w:val="0"/>
+          <w:i w:val="0"/>
+          <w:sz w:val="22"/>
+        </w:rPr>
+        <w:t>3.2 Research Design</w:t>
+      </w:r>
+      <w:r>
+        <w:rPr>
+          <w:rFonts w:ascii="Times New Roman" w:hAnsi="Times New Roman" w:cs="Times New Roman"/>
+          <w:b w:val="0"/>
+          <w:i w:val="0"/>
+          <w:sz w:val="22"/>
+        </w:rPr>
+        <w:tab/>
+        <w:t>8</w:t>
+      </w:r>
+    </w:p>
+    <w:p>
+      <w:pPr>
+        <w:tabs>
+          <w:tab w:pos="8640" w:val="right" w:leader="dot"/>
+        </w:tabs>
+        <w:spacing w:line="312" w:lineRule="auto" w:after="40"/>
+        <w:ind w:left="504"/>
+      </w:pPr>
+      <w:r>
+        <w:rPr>
+          <w:rFonts w:ascii="Times New Roman" w:hAnsi="Times New Roman" w:cs="Times New Roman"/>
+          <w:b w:val="0"/>
+          <w:i w:val="0"/>
+          <w:sz w:val="22"/>
+        </w:rPr>
+        <w:t>3.3 Phase I — Baseline Parameterisation (T+2 SWIFT)</w:t>
+      </w:r>
+      <w:r>
+        <w:rPr>
+          <w:rFonts w:ascii="Times New Roman" w:hAnsi="Times New Roman" w:cs="Times New Roman"/>
+          <w:b w:val="0"/>
+          <w:i w:val="0"/>
+          <w:sz w:val="22"/>
+        </w:rPr>
+        <w:tab/>
+        <w:t>9</w:t>
+      </w:r>
+    </w:p>
+    <w:p>
+      <w:pPr>
+        <w:tabs>
+          <w:tab w:pos="8640" w:val="right" w:leader="dot"/>
+        </w:tabs>
+        <w:spacing w:line="312" w:lineRule="auto" w:after="40"/>
+        <w:ind w:left="504"/>
+      </w:pPr>
+      <w:r>
+        <w:rPr>
+          <w:rFonts w:ascii="Times New Roman" w:hAnsi="Times New Roman" w:cs="Times New Roman"/>
+          <w:b w:val="0"/>
+          <w:i w:val="0"/>
+          <w:sz w:val="22"/>
+        </w:rPr>
+        <w:t>3.4 Phase II — Atomic Settlement Simulation (T+0)</w:t>
+      </w:r>
+      <w:r>
+        <w:rPr>
+          <w:rFonts w:ascii="Times New Roman" w:hAnsi="Times New Roman" w:cs="Times New Roman"/>
+          <w:b w:val="0"/>
+          <w:i w:val="0"/>
+          <w:sz w:val="22"/>
+        </w:rPr>
+        <w:tab/>
+        <w:t>9</w:t>
+      </w:r>
+    </w:p>
+    <w:p>
+      <w:pPr>
+        <w:tabs>
+          <w:tab w:pos="8640" w:val="right" w:leader="dot"/>
+        </w:tabs>
+        <w:spacing w:line="312" w:lineRule="auto" w:after="40"/>
+        <w:ind w:left="504"/>
+      </w:pPr>
+      <w:r>
+        <w:rPr>
+          <w:rFonts w:ascii="Times New Roman" w:hAnsi="Times New Roman" w:cs="Times New Roman"/>
+          <w:b w:val="0"/>
+          <w:i w:val="0"/>
+          <w:sz w:val="22"/>
+        </w:rPr>
+        <w:t>3.5 Phase III — Case Study Triangulation</w:t>
+      </w:r>
+      <w:r>
+        <w:rPr>
+          <w:rFonts w:ascii="Times New Roman" w:hAnsi="Times New Roman" w:cs="Times New Roman"/>
+          <w:b w:val="0"/>
+          <w:i w:val="0"/>
+          <w:sz w:val="22"/>
+        </w:rPr>
+        <w:tab/>
+        <w:t>10</w:t>
+      </w:r>
+    </w:p>
+    <w:p>
+      <w:pPr>
+        <w:tabs>
+          <w:tab w:pos="8640" w:val="right" w:leader="dot"/>
+        </w:tabs>
+        <w:spacing w:line="312" w:lineRule="auto" w:after="40"/>
+        <w:ind w:left="504"/>
+      </w:pPr>
+      <w:r>
+        <w:rPr>
+          <w:rFonts w:ascii="Times New Roman" w:hAnsi="Times New Roman" w:cs="Times New Roman"/>
+          <w:b w:val="0"/>
+          <w:i w:val="0"/>
+          <w:sz w:val="22"/>
+        </w:rPr>
+        <w:t>3.6 Data Sources and Analytical Tools</w:t>
+      </w:r>
+      <w:r>
+        <w:rPr>
+          <w:rFonts w:ascii="Times New Roman" w:hAnsi="Times New Roman" w:cs="Times New Roman"/>
+          <w:b w:val="0"/>
+          <w:i w:val="0"/>
+          <w:sz w:val="22"/>
+        </w:rPr>
+        <w:tab/>
+        <w:t>10</w:t>
+      </w:r>
+    </w:p>
+    <w:p>
+      <w:pPr>
+        <w:tabs>
+          <w:tab w:pos="8640" w:val="right" w:leader="dot"/>
+        </w:tabs>
+        <w:spacing w:line="312" w:lineRule="auto" w:after="40"/>
+        <w:ind w:left="504"/>
+      </w:pPr>
+      <w:r>
+        <w:rPr>
+          <w:rFonts w:ascii="Times New Roman" w:hAnsi="Times New Roman" w:cs="Times New Roman"/>
+          <w:b w:val="0"/>
+          <w:i w:val="0"/>
+          <w:sz w:val="22"/>
+        </w:rPr>
+        <w:t>3.7 Validity, Reliability, Ethics, and Limitations</w:t>
+      </w:r>
+      <w:r>
+        <w:rPr>
+          <w:rFonts w:ascii="Times New Roman" w:hAnsi="Times New Roman" w:cs="Times New Roman"/>
+          <w:b w:val="0"/>
+          <w:i w:val="0"/>
+          <w:sz w:val="22"/>
+        </w:rPr>
+        <w:tab/>
+        <w:t>11</w:t>
+      </w:r>
+    </w:p>
+    <w:p>
+      <w:pPr>
+        <w:tabs>
+          <w:tab w:pos="8640" w:val="right" w:leader="dot"/>
+        </w:tabs>
+        <w:spacing w:line="312" w:lineRule="auto" w:after="40"/>
+      </w:pPr>
+      <w:r>
+        <w:rPr>
+          <w:rFonts w:ascii="Times New Roman" w:hAnsi="Times New Roman" w:cs="Times New Roman"/>
+          <w:b/>
+          <w:i w:val="0"/>
+          <w:sz w:val="22"/>
+        </w:rPr>
+        <w:t>Chapter 4: Architecture Evidence and Quantitative Findings</w:t>
+      </w:r>
+      <w:r>
+        <w:rPr>
+          <w:rFonts w:ascii="Times New Roman" w:hAnsi="Times New Roman" w:cs="Times New Roman"/>
+          <w:b/>
+          <w:i w:val="0"/>
+          <w:sz w:val="22"/>
+        </w:rPr>
+        <w:tab/>
+        <w:t>12</w:t>
+      </w:r>
+    </w:p>
+    <w:p>
+      <w:pPr>
+        <w:tabs>
+          <w:tab w:pos="8640" w:val="right" w:leader="dot"/>
+        </w:tabs>
+        <w:spacing w:line="312" w:lineRule="auto" w:after="40"/>
+        <w:ind w:left="504"/>
+      </w:pPr>
+      <w:r>
+        <w:rPr>
+          <w:rFonts w:ascii="Times New Roman" w:hAnsi="Times New Roman" w:cs="Times New Roman"/>
+          <w:b w:val="0"/>
+          <w:i w:val="0"/>
+          <w:sz w:val="22"/>
+        </w:rPr>
+        <w:t>4.1 Architecture Evidence</w:t>
+      </w:r>
+      <w:r>
+        <w:rPr>
+          <w:rFonts w:ascii="Times New Roman" w:hAnsi="Times New Roman" w:cs="Times New Roman"/>
+          <w:b w:val="0"/>
+          <w:i w:val="0"/>
+          <w:sz w:val="22"/>
+        </w:rPr>
+        <w:tab/>
+        <w:t>12</w:t>
+      </w:r>
+    </w:p>
+    <w:p>
+      <w:pPr>
+        <w:tabs>
+          <w:tab w:pos="8640" w:val="right" w:leader="dot"/>
+        </w:tabs>
+        <w:spacing w:line="312" w:lineRule="auto" w:after="40"/>
+        <w:ind w:left="504"/>
+      </w:pPr>
+      <w:r>
+        <w:rPr>
+          <w:rFonts w:ascii="Times New Roman" w:hAnsi="Times New Roman" w:cs="Times New Roman"/>
+          <w:b w:val="0"/>
+          <w:i w:val="0"/>
+          <w:sz w:val="22"/>
+        </w:rPr>
+        <w:t>4.2 Phase I Baseline Parameterisation Results</w:t>
+      </w:r>
+      <w:r>
+        <w:rPr>
+          <w:rFonts w:ascii="Times New Roman" w:hAnsi="Times New Roman" w:cs="Times New Roman"/>
+          <w:b w:val="0"/>
+          <w:i w:val="0"/>
+          <w:sz w:val="22"/>
+        </w:rPr>
+        <w:tab/>
+        <w:t>12</w:t>
+      </w:r>
+    </w:p>
+    <w:p>
+      <w:pPr>
+        <w:tabs>
+          <w:tab w:pos="8640" w:val="right" w:leader="dot"/>
+        </w:tabs>
+        <w:spacing w:line="312" w:lineRule="auto" w:after="40"/>
+        <w:ind w:left="504"/>
+      </w:pPr>
+      <w:r>
+        <w:rPr>
+          <w:rFonts w:ascii="Times New Roman" w:hAnsi="Times New Roman" w:cs="Times New Roman"/>
+          <w:b w:val="0"/>
+          <w:i w:val="0"/>
+          <w:sz w:val="22"/>
+        </w:rPr>
+        <w:t>4.3 Corridor Liquidity Estimates</w:t>
+      </w:r>
+      <w:r>
+        <w:rPr>
+          <w:rFonts w:ascii="Times New Roman" w:hAnsi="Times New Roman" w:cs="Times New Roman"/>
+          <w:b w:val="0"/>
+          <w:i w:val="0"/>
+          <w:sz w:val="22"/>
+        </w:rPr>
+        <w:tab/>
+        <w:t>13</w:t>
+      </w:r>
+    </w:p>
+    <w:p>
+      <w:pPr>
+        <w:tabs>
+          <w:tab w:pos="8640" w:val="right" w:leader="dot"/>
+        </w:tabs>
+        <w:spacing w:line="312" w:lineRule="auto" w:after="40"/>
+        <w:ind w:left="504"/>
+      </w:pPr>
+      <w:r>
+        <w:rPr>
+          <w:rFonts w:ascii="Times New Roman" w:hAnsi="Times New Roman" w:cs="Times New Roman"/>
+          <w:b w:val="0"/>
+          <w:i w:val="0"/>
+          <w:sz w:val="22"/>
+        </w:rPr>
+        <w:t>4.4 LCR Stress-Scenario Snapshot</w:t>
+      </w:r>
+      <w:r>
+        <w:rPr>
+          <w:rFonts w:ascii="Times New Roman" w:hAnsi="Times New Roman" w:cs="Times New Roman"/>
+          <w:b w:val="0"/>
+          <w:i w:val="0"/>
+          <w:sz w:val="22"/>
+        </w:rPr>
+        <w:tab/>
+        <w:t>13</w:t>
+      </w:r>
+    </w:p>
+    <w:p>
+      <w:pPr>
+        <w:tabs>
+          <w:tab w:pos="8640" w:val="right" w:leader="dot"/>
+        </w:tabs>
+        <w:spacing w:line="312" w:lineRule="auto" w:after="40"/>
+        <w:ind w:left="504"/>
+      </w:pPr>
+      <w:r>
+        <w:rPr>
+          <w:rFonts w:ascii="Times New Roman" w:hAnsi="Times New Roman" w:cs="Times New Roman"/>
+          <w:b w:val="0"/>
+          <w:i w:val="0"/>
+          <w:sz w:val="22"/>
+        </w:rPr>
+        <w:t>4.5 RRSE Readings by Corridor</w:t>
+      </w:r>
+      <w:r>
+        <w:rPr>
+          <w:rFonts w:ascii="Times New Roman" w:hAnsi="Times New Roman" w:cs="Times New Roman"/>
+          <w:b w:val="0"/>
+          <w:i w:val="0"/>
+          <w:sz w:val="22"/>
+        </w:rPr>
+        <w:tab/>
+        <w:t>14</w:t>
+      </w:r>
+    </w:p>
+    <w:p>
+      <w:pPr>
+        <w:tabs>
+          <w:tab w:pos="8640" w:val="right" w:leader="dot"/>
+        </w:tabs>
+        <w:spacing w:line="312" w:lineRule="auto" w:after="40"/>
+        <w:ind w:left="504"/>
+      </w:pPr>
+      <w:r>
+        <w:rPr>
+          <w:rFonts w:ascii="Times New Roman" w:hAnsi="Times New Roman" w:cs="Times New Roman"/>
+          <w:b w:val="0"/>
+          <w:i w:val="0"/>
+          <w:sz w:val="22"/>
+        </w:rPr>
+        <w:t>4.6 Phase II Atomic Settlement Findings</w:t>
+      </w:r>
+      <w:r>
+        <w:rPr>
+          <w:rFonts w:ascii="Times New Roman" w:hAnsi="Times New Roman" w:cs="Times New Roman"/>
+          <w:b w:val="0"/>
+          <w:i w:val="0"/>
+          <w:sz w:val="22"/>
+        </w:rPr>
+        <w:tab/>
+        <w:t>16</w:t>
+      </w:r>
+    </w:p>
+    <w:p>
+      <w:pPr>
+        <w:tabs>
+          <w:tab w:pos="8640" w:val="right" w:leader="dot"/>
+        </w:tabs>
+        <w:spacing w:line="312" w:lineRule="auto" w:after="40"/>
+        <w:ind w:left="504"/>
+      </w:pPr>
+      <w:r>
+        <w:rPr>
+          <w:rFonts w:ascii="Times New Roman" w:hAnsi="Times New Roman" w:cs="Times New Roman"/>
+          <w:b w:val="0"/>
+          <w:i w:val="0"/>
+          <w:sz w:val="22"/>
+        </w:rPr>
+        <w:t>4.7 Phase III Case Study Findings</w:t>
+      </w:r>
+      <w:r>
+        <w:rPr>
+          <w:rFonts w:ascii="Times New Roman" w:hAnsi="Times New Roman" w:cs="Times New Roman"/>
+          <w:b w:val="0"/>
+          <w:i w:val="0"/>
+          <w:sz w:val="22"/>
+        </w:rPr>
+        <w:tab/>
+        <w:t>17</w:t>
+      </w:r>
+    </w:p>
+    <w:p>
+      <w:pPr>
+        <w:tabs>
+          <w:tab w:pos="8640" w:val="right" w:leader="dot"/>
+        </w:tabs>
+        <w:spacing w:line="312" w:lineRule="auto" w:after="40"/>
+      </w:pPr>
+      <w:r>
+        <w:rPr>
+          <w:rFonts w:ascii="Times New Roman" w:hAnsi="Times New Roman" w:cs="Times New Roman"/>
+          <w:b/>
+          <w:i w:val="0"/>
+          <w:sz w:val="22"/>
+        </w:rPr>
+        <w:t>Chapter 5: Discussion</w:t>
+      </w:r>
+      <w:r>
+        <w:rPr>
+          <w:rFonts w:ascii="Times New Roman" w:hAnsi="Times New Roman" w:cs="Times New Roman"/>
+          <w:b/>
+          <w:i w:val="0"/>
+          <w:sz w:val="22"/>
+        </w:rPr>
+        <w:tab/>
+        <w:t>18</w:t>
+      </w:r>
+    </w:p>
+    <w:p>
+      <w:pPr>
+        <w:tabs>
+          <w:tab w:pos="8640" w:val="right" w:leader="dot"/>
+        </w:tabs>
+        <w:spacing w:line="312" w:lineRule="auto" w:after="40"/>
+        <w:ind w:left="504"/>
+      </w:pPr>
+      <w:r>
+        <w:rPr>
+          <w:rFonts w:ascii="Times New Roman" w:hAnsi="Times New Roman" w:cs="Times New Roman"/>
+          <w:b w:val="0"/>
+          <w:i w:val="0"/>
+          <w:sz w:val="22"/>
+        </w:rPr>
+        <w:t>5.1 Interpretation of the Findings</w:t>
+      </w:r>
+      <w:r>
+        <w:rPr>
+          <w:rFonts w:ascii="Times New Roman" w:hAnsi="Times New Roman" w:cs="Times New Roman"/>
+          <w:b w:val="0"/>
+          <w:i w:val="0"/>
+          <w:sz w:val="22"/>
+        </w:rPr>
+        <w:tab/>
+        <w:t>18</w:t>
+      </w:r>
+    </w:p>
+    <w:p>
+      <w:pPr>
+        <w:tabs>
+          <w:tab w:pos="8640" w:val="right" w:leader="dot"/>
+        </w:tabs>
+        <w:spacing w:line="312" w:lineRule="auto" w:after="40"/>
+        <w:ind w:left="504"/>
+      </w:pPr>
+      <w:r>
+        <w:rPr>
+          <w:rFonts w:ascii="Times New Roman" w:hAnsi="Times New Roman" w:cs="Times New Roman"/>
+          <w:b w:val="0"/>
+          <w:i w:val="0"/>
+          <w:sz w:val="22"/>
+        </w:rPr>
+        <w:t>5.2 Corridor-Level Asymmetries</w:t>
+      </w:r>
+      <w:r>
+        <w:rPr>
+          <w:rFonts w:ascii="Times New Roman" w:hAnsi="Times New Roman" w:cs="Times New Roman"/>
+          <w:b w:val="0"/>
+          <w:i w:val="0"/>
+          <w:sz w:val="22"/>
+        </w:rPr>
+        <w:tab/>
+        <w:t>18</w:t>
+      </w:r>
+    </w:p>
+    <w:p>
+      <w:pPr>
+        <w:tabs>
+          <w:tab w:pos="8640" w:val="right" w:leader="dot"/>
+        </w:tabs>
+        <w:spacing w:line="312" w:lineRule="auto" w:after="40"/>
+        <w:ind w:left="504"/>
+      </w:pPr>
+      <w:r>
+        <w:rPr>
+          <w:rFonts w:ascii="Times New Roman" w:hAnsi="Times New Roman" w:cs="Times New Roman"/>
+          <w:b w:val="0"/>
+          <w:i w:val="0"/>
+          <w:sz w:val="22"/>
+        </w:rPr>
+        <w:t>5.3 Scenario Sensitivity</w:t>
+      </w:r>
+      <w:r>
+        <w:rPr>
+          <w:rFonts w:ascii="Times New Roman" w:hAnsi="Times New Roman" w:cs="Times New Roman"/>
+          <w:b w:val="0"/>
+          <w:i w:val="0"/>
+          <w:sz w:val="22"/>
+        </w:rPr>
+        <w:tab/>
+        <w:t>18</w:t>
+      </w:r>
+    </w:p>
+    <w:p>
+      <w:pPr>
+        <w:tabs>
+          <w:tab w:pos="8640" w:val="right" w:leader="dot"/>
+        </w:tabs>
+        <w:spacing w:line="312" w:lineRule="auto" w:after="40"/>
+        <w:ind w:left="504"/>
+      </w:pPr>
+      <w:r>
+        <w:rPr>
+          <w:rFonts w:ascii="Times New Roman" w:hAnsi="Times New Roman" w:cs="Times New Roman"/>
+          <w:b w:val="0"/>
+          <w:i w:val="0"/>
+          <w:sz w:val="22"/>
+        </w:rPr>
+        <w:t>5.4 Implications for the Indian Financial System</w:t>
+      </w:r>
+      <w:r>
+        <w:rPr>
+          <w:rFonts w:ascii="Times New Roman" w:hAnsi="Times New Roman" w:cs="Times New Roman"/>
+          <w:b w:val="0"/>
+          <w:i w:val="0"/>
+          <w:sz w:val="22"/>
+        </w:rPr>
+        <w:tab/>
+        <w:t>19</w:t>
+      </w:r>
+    </w:p>
+    <w:p>
+      <w:pPr>
+        <w:tabs>
+          <w:tab w:pos="8640" w:val="right" w:leader="dot"/>
+        </w:tabs>
+        <w:spacing w:line="312" w:lineRule="auto" w:after="40"/>
+      </w:pPr>
+      <w:r>
+        <w:rPr>
+          <w:rFonts w:ascii="Times New Roman" w:hAnsi="Times New Roman" w:cs="Times New Roman"/>
+          <w:b/>
+          <w:i w:val="0"/>
+          <w:sz w:val="22"/>
+        </w:rPr>
+        <w:t>Chapter 6: Risks, Regulation, and Recommendations</w:t>
+      </w:r>
+      <w:r>
+        <w:rPr>
+          <w:rFonts w:ascii="Times New Roman" w:hAnsi="Times New Roman" w:cs="Times New Roman"/>
+          <w:b/>
+          <w:i w:val="0"/>
+          <w:sz w:val="22"/>
+        </w:rPr>
+        <w:tab/>
+        <w:t>20</w:t>
+      </w:r>
+    </w:p>
+    <w:p>
+      <w:pPr>
+        <w:tabs>
+          <w:tab w:pos="8640" w:val="right" w:leader="dot"/>
+        </w:tabs>
+        <w:spacing w:line="312" w:lineRule="auto" w:after="40"/>
+        <w:ind w:left="504"/>
+      </w:pPr>
+      <w:r>
+        <w:rPr>
+          <w:rFonts w:ascii="Times New Roman" w:hAnsi="Times New Roman" w:cs="Times New Roman"/>
+          <w:b w:val="0"/>
+          <w:i w:val="0"/>
+          <w:sz w:val="22"/>
+        </w:rPr>
+        <w:t>6.1 Regulatory and Operational Risks</w:t>
+      </w:r>
+      <w:r>
+        <w:rPr>
+          <w:rFonts w:ascii="Times New Roman" w:hAnsi="Times New Roman" w:cs="Times New Roman"/>
+          <w:b w:val="0"/>
+          <w:i w:val="0"/>
+          <w:sz w:val="22"/>
+        </w:rPr>
+        <w:tab/>
+        <w:t>20</w:t>
+      </w:r>
+    </w:p>
+    <w:p>
+      <w:pPr>
+        <w:tabs>
+          <w:tab w:pos="8640" w:val="right" w:leader="dot"/>
+        </w:tabs>
+        <w:spacing w:line="312" w:lineRule="auto" w:after="40"/>
+        <w:ind w:left="504"/>
+      </w:pPr>
+      <w:r>
+        <w:rPr>
+          <w:rFonts w:ascii="Times New Roman" w:hAnsi="Times New Roman" w:cs="Times New Roman"/>
+          <w:b w:val="0"/>
+          <w:i w:val="0"/>
+          <w:sz w:val="22"/>
+        </w:rPr>
+        <w:t>6.2 Recommendations for Indian MNCs</w:t>
+      </w:r>
+      <w:r>
+        <w:rPr>
+          <w:rFonts w:ascii="Times New Roman" w:hAnsi="Times New Roman" w:cs="Times New Roman"/>
+          <w:b w:val="0"/>
+          <w:i w:val="0"/>
+          <w:sz w:val="22"/>
+        </w:rPr>
+        <w:tab/>
+        <w:t>20</w:t>
+      </w:r>
+    </w:p>
+    <w:p>
+      <w:pPr>
+        <w:tabs>
+          <w:tab w:pos="8640" w:val="right" w:leader="dot"/>
+        </w:tabs>
+        <w:spacing w:line="312" w:lineRule="auto" w:after="40"/>
+        <w:ind w:left="504"/>
+      </w:pPr>
+      <w:r>
+        <w:rPr>
+          <w:rFonts w:ascii="Times New Roman" w:hAnsi="Times New Roman" w:cs="Times New Roman"/>
+          <w:b w:val="0"/>
+          <w:i w:val="0"/>
+          <w:sz w:val="22"/>
+        </w:rPr>
+        <w:t>6.3 Recommendations for Banks</w:t>
+      </w:r>
+      <w:r>
+        <w:rPr>
+          <w:rFonts w:ascii="Times New Roman" w:hAnsi="Times New Roman" w:cs="Times New Roman"/>
+          <w:b w:val="0"/>
+          <w:i w:val="0"/>
+          <w:sz w:val="22"/>
+        </w:rPr>
+        <w:tab/>
+        <w:t>21</w:t>
+      </w:r>
+    </w:p>
+    <w:p>
+      <w:pPr>
+        <w:tabs>
+          <w:tab w:pos="8640" w:val="right" w:leader="dot"/>
+        </w:tabs>
+        <w:spacing w:line="312" w:lineRule="auto" w:after="40"/>
+        <w:ind w:left="504"/>
+      </w:pPr>
+      <w:r>
+        <w:rPr>
+          <w:rFonts w:ascii="Times New Roman" w:hAnsi="Times New Roman" w:cs="Times New Roman"/>
+          <w:b w:val="0"/>
+          <w:i w:val="0"/>
+          <w:sz w:val="22"/>
+        </w:rPr>
+        <w:t>6.4 Recommendations for the RBI and Policymakers</w:t>
+      </w:r>
+      <w:r>
+        <w:rPr>
+          <w:rFonts w:ascii="Times New Roman" w:hAnsi="Times New Roman" w:cs="Times New Roman"/>
+          <w:b w:val="0"/>
+          <w:i w:val="0"/>
+          <w:sz w:val="22"/>
+        </w:rPr>
+        <w:tab/>
+        <w:t>21</w:t>
+      </w:r>
+    </w:p>
+    <w:p>
+      <w:pPr>
+        <w:tabs>
+          <w:tab w:pos="8640" w:val="right" w:leader="dot"/>
+        </w:tabs>
+        <w:spacing w:line="312" w:lineRule="auto" w:after="40"/>
+        <w:ind w:left="504"/>
+      </w:pPr>
+      <w:r>
+        <w:rPr>
+          <w:rFonts w:ascii="Times New Roman" w:hAnsi="Times New Roman" w:cs="Times New Roman"/>
+          <w:b w:val="0"/>
+          <w:i w:val="0"/>
+          <w:sz w:val="22"/>
+        </w:rPr>
+        <w:t>6.5 Recommendations for Researchers</w:t>
+      </w:r>
+      <w:r>
+        <w:rPr>
+          <w:rFonts w:ascii="Times New Roman" w:hAnsi="Times New Roman" w:cs="Times New Roman"/>
+          <w:b w:val="0"/>
+          <w:i w:val="0"/>
+          <w:sz w:val="22"/>
+        </w:rPr>
+        <w:tab/>
+        <w:t>21</w:t>
+      </w:r>
+    </w:p>
+    <w:p>
+      <w:pPr>
+        <w:tabs>
+          <w:tab w:pos="8640" w:val="right" w:leader="dot"/>
+        </w:tabs>
+        <w:spacing w:line="312" w:lineRule="auto" w:after="40"/>
+      </w:pPr>
+      <w:r>
+        <w:rPr>
+          <w:rFonts w:ascii="Times New Roman" w:hAnsi="Times New Roman" w:cs="Times New Roman"/>
+          <w:b/>
+          <w:i w:val="0"/>
+          <w:sz w:val="22"/>
+        </w:rPr>
+        <w:t>Chapter 7: Summary, Conclusion, and Future Research</w:t>
+      </w:r>
+      <w:r>
+        <w:rPr>
+          <w:rFonts w:ascii="Times New Roman" w:hAnsi="Times New Roman" w:cs="Times New Roman"/>
+          <w:b/>
+          <w:i w:val="0"/>
+          <w:sz w:val="22"/>
+        </w:rPr>
+        <w:tab/>
+        <w:t>22</w:t>
+      </w:r>
+    </w:p>
+    <w:p>
+      <w:pPr>
+        <w:tabs>
+          <w:tab w:pos="8640" w:val="right" w:leader="dot"/>
+        </w:tabs>
+        <w:spacing w:line="312" w:lineRule="auto" w:after="40"/>
+        <w:ind w:left="504"/>
+      </w:pPr>
+      <w:r>
+        <w:rPr>
+          <w:rFonts w:ascii="Times New Roman" w:hAnsi="Times New Roman" w:cs="Times New Roman"/>
+          <w:b w:val="0"/>
+          <w:i w:val="0"/>
+          <w:sz w:val="22"/>
+        </w:rPr>
+        <w:t>7.1 Summary of the Study</w:t>
+      </w:r>
+      <w:r>
+        <w:rPr>
+          <w:rFonts w:ascii="Times New Roman" w:hAnsi="Times New Roman" w:cs="Times New Roman"/>
+          <w:b w:val="0"/>
+          <w:i w:val="0"/>
+          <w:sz w:val="22"/>
+        </w:rPr>
+        <w:tab/>
+        <w:t>22</w:t>
+      </w:r>
+    </w:p>
+    <w:p>
+      <w:pPr>
+        <w:tabs>
+          <w:tab w:pos="8640" w:val="right" w:leader="dot"/>
+        </w:tabs>
+        <w:spacing w:line="312" w:lineRule="auto" w:after="40"/>
+        <w:ind w:left="504"/>
+      </w:pPr>
+      <w:r>
+        <w:rPr>
+          <w:rFonts w:ascii="Times New Roman" w:hAnsi="Times New Roman" w:cs="Times New Roman"/>
+          <w:b w:val="0"/>
+          <w:i w:val="0"/>
+          <w:sz w:val="22"/>
+        </w:rPr>
+        <w:t>7.2 Conclusion</w:t>
+      </w:r>
+      <w:r>
+        <w:rPr>
+          <w:rFonts w:ascii="Times New Roman" w:hAnsi="Times New Roman" w:cs="Times New Roman"/>
+          <w:b w:val="0"/>
+          <w:i w:val="0"/>
+          <w:sz w:val="22"/>
+        </w:rPr>
+        <w:tab/>
+        <w:t>22</w:t>
+      </w:r>
+    </w:p>
+    <w:p>
+      <w:pPr>
+        <w:tabs>
+          <w:tab w:pos="8640" w:val="right" w:leader="dot"/>
+        </w:tabs>
+        <w:spacing w:line="312" w:lineRule="auto" w:after="40"/>
+        <w:ind w:left="504"/>
+      </w:pPr>
+      <w:r>
+        <w:rPr>
+          <w:rFonts w:ascii="Times New Roman" w:hAnsi="Times New Roman" w:cs="Times New Roman"/>
+          <w:b w:val="0"/>
+          <w:i w:val="0"/>
+          <w:sz w:val="22"/>
+        </w:rPr>
+        <w:t>7.3 Limitations of the Study</w:t>
+      </w:r>
+      <w:r>
+        <w:rPr>
+          <w:rFonts w:ascii="Times New Roman" w:hAnsi="Times New Roman" w:cs="Times New Roman"/>
+          <w:b w:val="0"/>
+          <w:i w:val="0"/>
+          <w:sz w:val="22"/>
+        </w:rPr>
+        <w:tab/>
+        <w:t>22</w:t>
+      </w:r>
+    </w:p>
+    <w:p>
+      <w:pPr>
+        <w:tabs>
+          <w:tab w:pos="8640" w:val="right" w:leader="dot"/>
+        </w:tabs>
+        <w:spacing w:line="312" w:lineRule="auto" w:after="40"/>
+        <w:ind w:left="504"/>
+      </w:pPr>
+      <w:r>
+        <w:rPr>
+          <w:rFonts w:ascii="Times New Roman" w:hAnsi="Times New Roman" w:cs="Times New Roman"/>
+          <w:b w:val="0"/>
+          <w:i w:val="0"/>
+          <w:sz w:val="22"/>
+        </w:rPr>
+        <w:t>7.4 Direction for Further Research</w:t>
+      </w:r>
+      <w:r>
+        <w:rPr>
+          <w:rFonts w:ascii="Times New Roman" w:hAnsi="Times New Roman" w:cs="Times New Roman"/>
+          <w:b w:val="0"/>
+          <w:i w:val="0"/>
+          <w:sz w:val="22"/>
+        </w:rPr>
+        <w:tab/>
+        <w:t>23</w:t>
+      </w:r>
+    </w:p>
+    <w:p>
+      <w:pPr>
+        <w:tabs>
+          <w:tab w:pos="8640" w:val="right" w:leader="dot"/>
+        </w:tabs>
+        <w:spacing w:line="312" w:lineRule="auto" w:after="40"/>
+      </w:pPr>
+      <w:r>
+        <w:rPr>
+          <w:rFonts w:ascii="Times New Roman" w:hAnsi="Times New Roman" w:cs="Times New Roman"/>
+          <w:b/>
+          <w:i w:val="0"/>
+          <w:sz w:val="22"/>
+        </w:rPr>
+        <w:t>References</w:t>
+      </w:r>
+      <w:r>
+        <w:rPr>
+          <w:rFonts w:ascii="Times New Roman" w:hAnsi="Times New Roman" w:cs="Times New Roman"/>
+          <w:b/>
+          <w:i w:val="0"/>
+          <w:sz w:val="22"/>
+        </w:rPr>
+        <w:tab/>
+        <w:t>24</w:t>
+      </w:r>
+    </w:p>
+    <w:p>
+      <w:pPr>
+        <w:tabs>
+          <w:tab w:pos="8640" w:val="right" w:leader="dot"/>
+        </w:tabs>
+        <w:spacing w:line="312" w:lineRule="auto" w:after="40"/>
+      </w:pPr>
+      <w:r>
+        <w:rPr>
+          <w:rFonts w:ascii="Times New Roman" w:hAnsi="Times New Roman" w:cs="Times New Roman"/>
+          <w:b/>
+          <w:i w:val="0"/>
+          <w:sz w:val="22"/>
+        </w:rPr>
+        <w:t>Appendices</w:t>
+      </w:r>
+      <w:r>
+        <w:rPr>
+          <w:rFonts w:ascii="Times New Roman" w:hAnsi="Times New Roman" w:cs="Times New Roman"/>
+          <w:b/>
+          <w:i w:val="0"/>
+          <w:sz w:val="22"/>
+        </w:rPr>
+        <w:tab/>
+        <w:t>27</w:t>
+      </w:r>
+    </w:p>
+    <w:p>
+      <w:pPr>
+        <w:tabs>
+          <w:tab w:pos="8640" w:val="right" w:leader="dot"/>
+        </w:tabs>
+        <w:spacing w:line="312" w:lineRule="auto" w:after="40"/>
+        <w:ind w:left="504"/>
+      </w:pPr>
+      <w:r>
+        <w:rPr>
+          <w:rFonts w:ascii="Times New Roman" w:hAnsi="Times New Roman" w:cs="Times New Roman"/>
+          <w:b w:val="0"/>
+          <w:i w:val="0"/>
+          <w:sz w:val="22"/>
+        </w:rPr>
+        <w:t>Appendix A: Approved Synopsis</w:t>
+      </w:r>
+      <w:r>
+        <w:rPr>
+          <w:rFonts w:ascii="Times New Roman" w:hAnsi="Times New Roman" w:cs="Times New Roman"/>
+          <w:b w:val="0"/>
+          <w:i w:val="0"/>
+          <w:sz w:val="22"/>
+        </w:rPr>
+        <w:tab/>
+        <w:t>27</w:t>
+      </w:r>
+    </w:p>
+    <w:p>
+      <w:pPr>
+        <w:tabs>
+          <w:tab w:pos="8640" w:val="right" w:leader="dot"/>
+        </w:tabs>
+        <w:spacing w:line="312" w:lineRule="auto" w:after="40"/>
+        <w:ind w:left="504"/>
+      </w:pPr>
+      <w:r>
+        <w:rPr>
+          <w:rFonts w:ascii="Times New Roman" w:hAnsi="Times New Roman" w:cs="Times New Roman"/>
+          <w:b w:val="0"/>
+          <w:i w:val="0"/>
+          <w:sz w:val="22"/>
+        </w:rPr>
+        <w:t>Appendix B: Phase I Baseline Parameter Table (Expanded)</w:t>
+      </w:r>
+      <w:r>
+        <w:rPr>
+          <w:rFonts w:ascii="Times New Roman" w:hAnsi="Times New Roman" w:cs="Times New Roman"/>
+          <w:b w:val="0"/>
+          <w:i w:val="0"/>
+          <w:sz w:val="22"/>
+        </w:rPr>
+        <w:tab/>
+        <w:t>27</w:t>
+      </w:r>
+    </w:p>
+    <w:p>
+      <w:pPr>
+        <w:tabs>
+          <w:tab w:pos="8640" w:val="right" w:leader="dot"/>
+        </w:tabs>
+        <w:spacing w:line="312" w:lineRule="auto" w:after="40"/>
+        <w:ind w:left="504"/>
+      </w:pPr>
+      <w:r>
+        <w:rPr>
+          <w:rFonts w:ascii="Times New Roman" w:hAnsi="Times New Roman" w:cs="Times New Roman"/>
+          <w:b w:val="0"/>
+          <w:i w:val="0"/>
+          <w:sz w:val="22"/>
+        </w:rPr>
+        <w:t>Appendix C: Variable Definitions and Notation</w:t>
+      </w:r>
+      <w:r>
+        <w:rPr>
+          <w:rFonts w:ascii="Times New Roman" w:hAnsi="Times New Roman" w:cs="Times New Roman"/>
+          <w:b w:val="0"/>
+          <w:i w:val="0"/>
+          <w:sz w:val="22"/>
+        </w:rPr>
+        <w:tab/>
+        <w:t>27</w:t>
+      </w:r>
+    </w:p>
+    <w:p>
+      <w:pPr>
+        <w:tabs>
+          <w:tab w:pos="8640" w:val="right" w:leader="dot"/>
+        </w:tabs>
+        <w:spacing w:line="312" w:lineRule="auto" w:after="40"/>
+        <w:ind w:left="504"/>
+      </w:pPr>
+      <w:r>
+        <w:rPr>
+          <w:rFonts w:ascii="Times New Roman" w:hAnsi="Times New Roman" w:cs="Times New Roman"/>
+          <w:b w:val="0"/>
+          <w:i w:val="0"/>
+          <w:sz w:val="22"/>
+        </w:rPr>
+        <w:t>Appendix D: Data Sources Directory</w:t>
+      </w:r>
+      <w:r>
+        <w:rPr>
+          <w:rFonts w:ascii="Times New Roman" w:hAnsi="Times New Roman" w:cs="Times New Roman"/>
+          <w:b w:val="0"/>
+          <w:i w:val="0"/>
+          <w:sz w:val="22"/>
+        </w:rPr>
+        <w:tab/>
+        <w:t>28</w:t>
       </w:r>
     </w:p>
     <w:p>
